--- a/6-manuscripts/RAPPORT INTERMéDIAIRE - 16mar2026 - betadiv.docx
+++ b/6-manuscripts/RAPPORT INTERMéDIAIRE - 16mar2026 - betadiv.docx
@@ -116,6 +116,9 @@
         <w:jc w:val="both"/>
       </w:pPr>
       <w:r>
+        <w:rPr>
+          <w:noProof/>
+        </w:rPr>
         <w:drawing>
           <wp:inline distT="0" distB="0" distL="0" distR="0" wp14:anchorId="2475A7DA" wp14:editId="6C62BBCF">
             <wp:extent cx="5760720" cy="1094105"/>
@@ -235,6 +238,6519 @@
       <w:pPr>
         <w:jc w:val="both"/>
       </w:pPr>
+      <w:r>
+        <w:rPr>
+          <w:noProof/>
+        </w:rPr>
+        <w:lastRenderedPageBreak/>
+        <mc:AlternateContent>
+          <mc:Choice Requires="wps">
+            <w:drawing>
+              <wp:anchor distT="0" distB="0" distL="114300" distR="114300" simplePos="0" relativeHeight="251659264" behindDoc="0" locked="0" layoutInCell="1" allowOverlap="1" wp14:anchorId="2E0879E0" wp14:editId="20B8CB93">
+                <wp:simplePos x="0" y="0"/>
+                <wp:positionH relativeFrom="margin">
+                  <wp:align>left</wp:align>
+                </wp:positionH>
+                <wp:positionV relativeFrom="paragraph">
+                  <wp:posOffset>-4445</wp:posOffset>
+                </wp:positionV>
+                <wp:extent cx="5791200" cy="9220200"/>
+                <wp:effectExtent l="19050" t="19050" r="19050" b="19050"/>
+                <wp:wrapNone/>
+                <wp:docPr id="4" name="Rectangle 4"/>
+                <wp:cNvGraphicFramePr/>
+                <a:graphic xmlns:a="http://schemas.openxmlformats.org/drawingml/2006/main">
+                  <a:graphicData uri="http://schemas.microsoft.com/office/word/2010/wordprocessingShape">
+                    <wps:wsp>
+                      <wps:cNvSpPr/>
+                      <wps:spPr>
+                        <a:xfrm>
+                          <a:off x="0" y="0"/>
+                          <a:ext cx="5791200" cy="9220200"/>
+                        </a:xfrm>
+                        <a:prstGeom prst="rect">
+                          <a:avLst/>
+                        </a:prstGeom>
+                        <a:noFill/>
+                        <a:ln w="28575">
+                          <a:solidFill>
+                            <a:srgbClr val="FF0000"/>
+                          </a:solidFill>
+                        </a:ln>
+                      </wps:spPr>
+                      <wps:style>
+                        <a:lnRef idx="2">
+                          <a:schemeClr val="accent1">
+                            <a:shade val="50000"/>
+                          </a:schemeClr>
+                        </a:lnRef>
+                        <a:fillRef idx="1">
+                          <a:schemeClr val="accent1"/>
+                        </a:fillRef>
+                        <a:effectRef idx="0">
+                          <a:schemeClr val="accent1"/>
+                        </a:effectRef>
+                        <a:fontRef idx="minor">
+                          <a:schemeClr val="lt1"/>
+                        </a:fontRef>
+                      </wps:style>
+                      <wps:txbx>
+                        <w:txbxContent>
+                          <w:p>
+                            <w:pPr>
+                              <w:spacing w:after="0"/>
+                              <w:rPr>
+                                <w:rFonts w:ascii="Courier New" w:hAnsi="Courier New" w:cs="Courier New"/>
+                                <w:color w:val="000000" w:themeColor="text1"/>
+                                <w:sz w:val="16"/>
+                                <w:szCs w:val="16"/>
+                              </w:rPr>
+                            </w:pPr>
+                          </w:p>
+                          <w:p>
+                            <w:pPr>
+                              <w:spacing w:after="0"/>
+                              <w:rPr>
+                                <w:rFonts w:ascii="Courier New" w:hAnsi="Courier New" w:cs="Courier New"/>
+                                <w:color w:val="000000" w:themeColor="text1"/>
+                                <w:sz w:val="16"/>
+                                <w:szCs w:val="16"/>
+                              </w:rPr>
+                            </w:pPr>
+                            <w:proofErr w:type="spellStart"/>
+                            <w:proofErr w:type="gramStart"/>
+                            <w:r>
+                              <w:rPr>
+                                <w:rFonts w:ascii="Courier New" w:hAnsi="Courier New" w:cs="Courier New"/>
+                                <w:color w:val="000000" w:themeColor="text1"/>
+                                <w:sz w:val="16"/>
+                                <w:szCs w:val="16"/>
+                              </w:rPr>
+                              <w:t>sorensen</w:t>
+                            </w:r>
+                            <w:proofErr w:type="spellEnd"/>
+                            <w:proofErr w:type="gramEnd"/>
+                            <w:r>
+                              <w:rPr>
+                                <w:rFonts w:ascii="Courier New" w:hAnsi="Courier New" w:cs="Courier New"/>
+                                <w:color w:val="000000" w:themeColor="text1"/>
+                                <w:sz w:val="16"/>
+                                <w:szCs w:val="16"/>
+                              </w:rPr>
+                              <w:t xml:space="preserve"> &lt;- </w:t>
+                            </w:r>
+                            <w:proofErr w:type="spellStart"/>
+                            <w:r>
+                              <w:rPr>
+                                <w:rFonts w:ascii="Courier New" w:hAnsi="Courier New" w:cs="Courier New"/>
+                                <w:color w:val="000000" w:themeColor="text1"/>
+                                <w:sz w:val="16"/>
+                                <w:szCs w:val="16"/>
+                              </w:rPr>
+                              <w:t>function</w:t>
+                            </w:r>
+                            <w:proofErr w:type="spellEnd"/>
+                            <w:r>
+                              <w:rPr>
+                                <w:rFonts w:ascii="Courier New" w:hAnsi="Courier New" w:cs="Courier New"/>
+                                <w:color w:val="000000" w:themeColor="text1"/>
+                                <w:sz w:val="16"/>
+                                <w:szCs w:val="16"/>
+                              </w:rPr>
+                              <w:t>(</w:t>
+                            </w:r>
+                            <w:proofErr w:type="spellStart"/>
+                            <w:r>
+                              <w:rPr>
+                                <w:rFonts w:ascii="Courier New" w:hAnsi="Courier New" w:cs="Courier New"/>
+                                <w:color w:val="000000" w:themeColor="text1"/>
+                                <w:sz w:val="16"/>
+                                <w:szCs w:val="16"/>
+                              </w:rPr>
+                              <w:t>dataset</w:t>
+                            </w:r>
+                            <w:proofErr w:type="spellEnd"/>
+                            <w:r>
+                              <w:rPr>
+                                <w:rFonts w:ascii="Courier New" w:hAnsi="Courier New" w:cs="Courier New"/>
+                                <w:color w:val="000000" w:themeColor="text1"/>
+                                <w:sz w:val="16"/>
+                                <w:szCs w:val="16"/>
+                              </w:rPr>
+                              <w:t>, matrice, transect=</w:t>
+                            </w:r>
+                            <w:proofErr w:type="spellStart"/>
+                            <w:r>
+                              <w:rPr>
+                                <w:rFonts w:ascii="Courier New" w:hAnsi="Courier New" w:cs="Courier New"/>
+                                <w:color w:val="000000" w:themeColor="text1"/>
+                                <w:sz w:val="16"/>
+                                <w:szCs w:val="16"/>
+                              </w:rPr>
+                              <w:t>transect_id</w:t>
+                            </w:r>
+                            <w:proofErr w:type="spellEnd"/>
+                            <w:r>
+                              <w:rPr>
+                                <w:rFonts w:ascii="Courier New" w:hAnsi="Courier New" w:cs="Courier New"/>
+                                <w:color w:val="000000" w:themeColor="text1"/>
+                                <w:sz w:val="16"/>
+                                <w:szCs w:val="16"/>
+                              </w:rPr>
+                              <w:t>){</w:t>
+                            </w:r>
+                          </w:p>
+                          <w:p>
+                            <w:pPr>
+                              <w:spacing w:after="0"/>
+                              <w:rPr>
+                                <w:rFonts w:ascii="Courier New" w:hAnsi="Courier New" w:cs="Courier New"/>
+                                <w:color w:val="8EAADB" w:themeColor="accent1" w:themeTint="99"/>
+                                <w:sz w:val="16"/>
+                                <w:szCs w:val="16"/>
+                              </w:rPr>
+                            </w:pPr>
+                            <w:r>
+                              <w:rPr>
+                                <w:rFonts w:ascii="Courier New" w:hAnsi="Courier New" w:cs="Courier New"/>
+                                <w:color w:val="8EAADB" w:themeColor="accent1" w:themeTint="99"/>
+                                <w:sz w:val="16"/>
+                                <w:szCs w:val="16"/>
+                              </w:rPr>
+                              <w:t xml:space="preserve">  #créer une matrice aux dimensions des noms de transects</w:t>
+                            </w:r>
+                          </w:p>
+                          <w:p>
+                            <w:pPr>
+                              <w:spacing w:after="0"/>
+                              <w:rPr>
+                                <w:rFonts w:ascii="Courier New" w:hAnsi="Courier New" w:cs="Courier New"/>
+                                <w:color w:val="000000" w:themeColor="text1"/>
+                                <w:sz w:val="16"/>
+                                <w:szCs w:val="16"/>
+                                <w:lang w:val="en-US"/>
+                              </w:rPr>
+                            </w:pPr>
+                            <w:r>
+                              <w:rPr>
+                                <w:rFonts w:ascii="Courier New" w:hAnsi="Courier New" w:cs="Courier New"/>
+                                <w:color w:val="000000" w:themeColor="text1"/>
+                                <w:sz w:val="16"/>
+                                <w:szCs w:val="16"/>
+                              </w:rPr>
+                              <w:t xml:space="preserve">  </w:t>
+                            </w:r>
+                            <w:proofErr w:type="spellStart"/>
+                            <w:r>
+                              <w:rPr>
+                                <w:rFonts w:ascii="Courier New" w:hAnsi="Courier New" w:cs="Courier New"/>
+                                <w:color w:val="000000" w:themeColor="text1"/>
+                                <w:sz w:val="16"/>
+                                <w:szCs w:val="16"/>
+                                <w:lang w:val="en-US"/>
+                              </w:rPr>
+                              <w:t>i</w:t>
+                            </w:r>
+                            <w:proofErr w:type="spellEnd"/>
+                            <w:r>
+                              <w:rPr>
+                                <w:rFonts w:ascii="Courier New" w:hAnsi="Courier New" w:cs="Courier New"/>
+                                <w:color w:val="000000" w:themeColor="text1"/>
+                                <w:sz w:val="16"/>
+                                <w:szCs w:val="16"/>
+                                <w:lang w:val="en-US"/>
+                              </w:rPr>
+                              <w:t>=1</w:t>
+                            </w:r>
+                          </w:p>
+                          <w:p>
+                            <w:pPr>
+                              <w:spacing w:after="0"/>
+                              <w:rPr>
+                                <w:rFonts w:ascii="Courier New" w:hAnsi="Courier New" w:cs="Courier New"/>
+                                <w:color w:val="000000" w:themeColor="text1"/>
+                                <w:sz w:val="16"/>
+                                <w:szCs w:val="16"/>
+                                <w:lang w:val="en-US"/>
+                              </w:rPr>
+                            </w:pPr>
+                            <w:r>
+                              <w:rPr>
+                                <w:rFonts w:ascii="Courier New" w:hAnsi="Courier New" w:cs="Courier New"/>
+                                <w:color w:val="000000" w:themeColor="text1"/>
+                                <w:sz w:val="16"/>
+                                <w:szCs w:val="16"/>
+                                <w:lang w:val="en-US"/>
+                              </w:rPr>
+                              <w:t xml:space="preserve">  j=1</w:t>
+                            </w:r>
+                          </w:p>
+                          <w:p>
+                            <w:pPr>
+                              <w:spacing w:after="0"/>
+                              <w:rPr>
+                                <w:rFonts w:ascii="Courier New" w:hAnsi="Courier New" w:cs="Courier New"/>
+                                <w:color w:val="000000" w:themeColor="text1"/>
+                                <w:sz w:val="16"/>
+                                <w:szCs w:val="16"/>
+                                <w:lang w:val="en-US"/>
+                              </w:rPr>
+                            </w:pPr>
+                            <w:r>
+                              <w:rPr>
+                                <w:rFonts w:ascii="Courier New" w:hAnsi="Courier New" w:cs="Courier New"/>
+                                <w:color w:val="000000" w:themeColor="text1"/>
+                                <w:sz w:val="16"/>
+                                <w:szCs w:val="16"/>
+                                <w:lang w:val="en-US"/>
+                              </w:rPr>
+                              <w:t xml:space="preserve">  k = i+1</w:t>
+                            </w:r>
+                          </w:p>
+                          <w:p>
+                            <w:pPr>
+                              <w:spacing w:after="0"/>
+                              <w:rPr>
+                                <w:rFonts w:ascii="Courier New" w:hAnsi="Courier New" w:cs="Courier New"/>
+                                <w:color w:val="000000" w:themeColor="text1"/>
+                                <w:sz w:val="16"/>
+                                <w:szCs w:val="16"/>
+                                <w:lang w:val="en-US"/>
+                              </w:rPr>
+                            </w:pPr>
+                            <w:r>
+                              <w:rPr>
+                                <w:rFonts w:ascii="Courier New" w:hAnsi="Courier New" w:cs="Courier New"/>
+                                <w:color w:val="000000" w:themeColor="text1"/>
+                                <w:sz w:val="16"/>
+                                <w:szCs w:val="16"/>
+                                <w:lang w:val="en-US"/>
+                              </w:rPr>
+                              <w:t xml:space="preserve">  dims = dim(</w:t>
+                            </w:r>
+                            <w:proofErr w:type="spellStart"/>
+                            <w:r>
+                              <w:rPr>
+                                <w:rFonts w:ascii="Courier New" w:hAnsi="Courier New" w:cs="Courier New"/>
+                                <w:color w:val="000000" w:themeColor="text1"/>
+                                <w:sz w:val="16"/>
+                                <w:szCs w:val="16"/>
+                                <w:lang w:val="en-US"/>
+                              </w:rPr>
+                              <w:t>matrice</w:t>
+                            </w:r>
+                            <w:proofErr w:type="spellEnd"/>
+                            <w:r>
+                              <w:rPr>
+                                <w:rFonts w:ascii="Courier New" w:hAnsi="Courier New" w:cs="Courier New"/>
+                                <w:color w:val="000000" w:themeColor="text1"/>
+                                <w:sz w:val="16"/>
+                                <w:szCs w:val="16"/>
+                                <w:lang w:val="en-US"/>
+                              </w:rPr>
+                              <w:t>)</w:t>
+                            </w:r>
+                          </w:p>
+                          <w:p>
+                            <w:pPr>
+                              <w:spacing w:after="0"/>
+                              <w:rPr>
+                                <w:rFonts w:ascii="Courier New" w:hAnsi="Courier New" w:cs="Courier New"/>
+                                <w:color w:val="000000" w:themeColor="text1"/>
+                                <w:sz w:val="16"/>
+                                <w:szCs w:val="16"/>
+                              </w:rPr>
+                            </w:pPr>
+                            <w:r>
+                              <w:rPr>
+                                <w:rFonts w:ascii="Courier New" w:hAnsi="Courier New" w:cs="Courier New"/>
+                                <w:color w:val="000000" w:themeColor="text1"/>
+                                <w:sz w:val="16"/>
+                                <w:szCs w:val="16"/>
+                                <w:lang w:val="en-US"/>
+                              </w:rPr>
+                              <w:t xml:space="preserve">  </w:t>
+                            </w:r>
+                            <w:proofErr w:type="spellStart"/>
+                            <w:proofErr w:type="gramStart"/>
+                            <w:r>
+                              <w:rPr>
+                                <w:rFonts w:ascii="Courier New" w:hAnsi="Courier New" w:cs="Courier New"/>
+                                <w:color w:val="000000" w:themeColor="text1"/>
+                                <w:sz w:val="16"/>
+                                <w:szCs w:val="16"/>
+                              </w:rPr>
+                              <w:t>print</w:t>
+                            </w:r>
+                            <w:proofErr w:type="spellEnd"/>
+                            <w:r>
+                              <w:rPr>
+                                <w:rFonts w:ascii="Courier New" w:hAnsi="Courier New" w:cs="Courier New"/>
+                                <w:color w:val="000000" w:themeColor="text1"/>
+                                <w:sz w:val="16"/>
+                                <w:szCs w:val="16"/>
+                              </w:rPr>
+                              <w:t>(</w:t>
+                            </w:r>
+                            <w:proofErr w:type="gramEnd"/>
+                            <w:r>
+                              <w:rPr>
+                                <w:rFonts w:ascii="Courier New" w:hAnsi="Courier New" w:cs="Courier New"/>
+                                <w:color w:val="000000" w:themeColor="text1"/>
+                                <w:sz w:val="16"/>
+                                <w:szCs w:val="16"/>
+                              </w:rPr>
+                              <w:t xml:space="preserve">paste("Dimensions in entry matrix: ", </w:t>
+                            </w:r>
+                            <w:proofErr w:type="spellStart"/>
+                            <w:r>
+                              <w:rPr>
+                                <w:rFonts w:ascii="Courier New" w:hAnsi="Courier New" w:cs="Courier New"/>
+                                <w:color w:val="000000" w:themeColor="text1"/>
+                                <w:sz w:val="16"/>
+                                <w:szCs w:val="16"/>
+                              </w:rPr>
+                              <w:t>dims</w:t>
+                            </w:r>
+                            <w:proofErr w:type="spellEnd"/>
+                            <w:r>
+                              <w:rPr>
+                                <w:rFonts w:ascii="Courier New" w:hAnsi="Courier New" w:cs="Courier New"/>
+                                <w:color w:val="000000" w:themeColor="text1"/>
+                                <w:sz w:val="16"/>
+                                <w:szCs w:val="16"/>
+                              </w:rPr>
+                              <w:t xml:space="preserve">[1], "x", </w:t>
+                            </w:r>
+                            <w:proofErr w:type="spellStart"/>
+                            <w:r>
+                              <w:rPr>
+                                <w:rFonts w:ascii="Courier New" w:hAnsi="Courier New" w:cs="Courier New"/>
+                                <w:color w:val="000000" w:themeColor="text1"/>
+                                <w:sz w:val="16"/>
+                                <w:szCs w:val="16"/>
+                              </w:rPr>
+                              <w:t>dims</w:t>
+                            </w:r>
+                            <w:proofErr w:type="spellEnd"/>
+                            <w:r>
+                              <w:rPr>
+                                <w:rFonts w:ascii="Courier New" w:hAnsi="Courier New" w:cs="Courier New"/>
+                                <w:color w:val="000000" w:themeColor="text1"/>
+                                <w:sz w:val="16"/>
+                                <w:szCs w:val="16"/>
+                              </w:rPr>
+                              <w:t>[2]))</w:t>
+                            </w:r>
+                          </w:p>
+                          <w:p>
+                            <w:pPr>
+                              <w:spacing w:after="0"/>
+                              <w:rPr>
+                                <w:rFonts w:ascii="Courier New" w:hAnsi="Courier New" w:cs="Courier New"/>
+                                <w:color w:val="000000" w:themeColor="text1"/>
+                                <w:sz w:val="16"/>
+                                <w:szCs w:val="16"/>
+                              </w:rPr>
+                            </w:pPr>
+                            <w:r>
+                              <w:rPr>
+                                <w:rFonts w:ascii="Courier New" w:hAnsi="Courier New" w:cs="Courier New"/>
+                                <w:color w:val="000000" w:themeColor="text1"/>
+                                <w:sz w:val="16"/>
+                                <w:szCs w:val="16"/>
+                              </w:rPr>
+                              <w:t xml:space="preserve">  </w:t>
+                            </w:r>
+                            <w:proofErr w:type="spellStart"/>
+                            <w:proofErr w:type="gramStart"/>
+                            <w:r>
+                              <w:rPr>
+                                <w:rFonts w:ascii="Courier New" w:hAnsi="Courier New" w:cs="Courier New"/>
+                                <w:color w:val="000000" w:themeColor="text1"/>
+                                <w:sz w:val="16"/>
+                                <w:szCs w:val="16"/>
+                              </w:rPr>
+                              <w:t>sormat</w:t>
+                            </w:r>
+                            <w:proofErr w:type="spellEnd"/>
+                            <w:proofErr w:type="gramEnd"/>
+                            <w:r>
+                              <w:rPr>
+                                <w:rFonts w:ascii="Courier New" w:hAnsi="Courier New" w:cs="Courier New"/>
+                                <w:color w:val="000000" w:themeColor="text1"/>
+                                <w:sz w:val="16"/>
+                                <w:szCs w:val="16"/>
+                              </w:rPr>
+                              <w:t xml:space="preserve"> &lt;- matrix(</w:t>
+                            </w:r>
+                            <w:proofErr w:type="spellStart"/>
+                            <w:r>
+                              <w:rPr>
+                                <w:rFonts w:ascii="Courier New" w:hAnsi="Courier New" w:cs="Courier New"/>
+                                <w:color w:val="000000" w:themeColor="text1"/>
+                                <w:sz w:val="16"/>
+                                <w:szCs w:val="16"/>
+                              </w:rPr>
+                              <w:t>nrow</w:t>
+                            </w:r>
+                            <w:proofErr w:type="spellEnd"/>
+                            <w:r>
+                              <w:rPr>
+                                <w:rFonts w:ascii="Courier New" w:hAnsi="Courier New" w:cs="Courier New"/>
+                                <w:color w:val="000000" w:themeColor="text1"/>
+                                <w:sz w:val="16"/>
+                                <w:szCs w:val="16"/>
+                              </w:rPr>
+                              <w:t xml:space="preserve"> = </w:t>
+                            </w:r>
+                            <w:proofErr w:type="spellStart"/>
+                            <w:r>
+                              <w:rPr>
+                                <w:rFonts w:ascii="Courier New" w:hAnsi="Courier New" w:cs="Courier New"/>
+                                <w:color w:val="000000" w:themeColor="text1"/>
+                                <w:sz w:val="16"/>
+                                <w:szCs w:val="16"/>
+                              </w:rPr>
+                              <w:t>length</w:t>
+                            </w:r>
+                            <w:proofErr w:type="spellEnd"/>
+                            <w:r>
+                              <w:rPr>
+                                <w:rFonts w:ascii="Courier New" w:hAnsi="Courier New" w:cs="Courier New"/>
+                                <w:color w:val="000000" w:themeColor="text1"/>
+                                <w:sz w:val="16"/>
+                                <w:szCs w:val="16"/>
+                              </w:rPr>
+                              <w:t>(</w:t>
+                            </w:r>
+                            <w:proofErr w:type="spellStart"/>
+                            <w:r>
+                              <w:rPr>
+                                <w:rFonts w:ascii="Courier New" w:hAnsi="Courier New" w:cs="Courier New"/>
+                                <w:color w:val="000000" w:themeColor="text1"/>
+                                <w:sz w:val="16"/>
+                                <w:szCs w:val="16"/>
+                              </w:rPr>
+                              <w:t>levels</w:t>
+                            </w:r>
+                            <w:proofErr w:type="spellEnd"/>
+                            <w:r>
+                              <w:rPr>
+                                <w:rFonts w:ascii="Courier New" w:hAnsi="Courier New" w:cs="Courier New"/>
+                                <w:color w:val="000000" w:themeColor="text1"/>
+                                <w:sz w:val="16"/>
+                                <w:szCs w:val="16"/>
+                              </w:rPr>
+                              <w:t>(</w:t>
+                            </w:r>
+                            <w:proofErr w:type="spellStart"/>
+                            <w:r>
+                              <w:rPr>
+                                <w:rFonts w:ascii="Courier New" w:hAnsi="Courier New" w:cs="Courier New"/>
+                                <w:color w:val="000000" w:themeColor="text1"/>
+                                <w:sz w:val="16"/>
+                                <w:szCs w:val="16"/>
+                              </w:rPr>
+                              <w:t>dataset$transect</w:t>
+                            </w:r>
+                            <w:proofErr w:type="spellEnd"/>
+                            <w:r>
+                              <w:rPr>
+                                <w:rFonts w:ascii="Courier New" w:hAnsi="Courier New" w:cs="Courier New"/>
+                                <w:color w:val="000000" w:themeColor="text1"/>
+                                <w:sz w:val="16"/>
+                                <w:szCs w:val="16"/>
+                              </w:rPr>
+                              <w:t xml:space="preserve">)), </w:t>
+                            </w:r>
+                            <w:proofErr w:type="spellStart"/>
+                            <w:r>
+                              <w:rPr>
+                                <w:rFonts w:ascii="Courier New" w:hAnsi="Courier New" w:cs="Courier New"/>
+                                <w:color w:val="000000" w:themeColor="text1"/>
+                                <w:sz w:val="16"/>
+                                <w:szCs w:val="16"/>
+                              </w:rPr>
+                              <w:t>ncol</w:t>
+                            </w:r>
+                            <w:proofErr w:type="spellEnd"/>
+                            <w:r>
+                              <w:rPr>
+                                <w:rFonts w:ascii="Courier New" w:hAnsi="Courier New" w:cs="Courier New"/>
+                                <w:color w:val="000000" w:themeColor="text1"/>
+                                <w:sz w:val="16"/>
+                                <w:szCs w:val="16"/>
+                              </w:rPr>
+                              <w:t>=0)</w:t>
+                            </w:r>
+                          </w:p>
+                          <w:p>
+                            <w:pPr>
+                              <w:spacing w:after="0"/>
+                              <w:rPr>
+                                <w:rFonts w:ascii="Courier New" w:hAnsi="Courier New" w:cs="Courier New"/>
+                                <w:color w:val="000000" w:themeColor="text1"/>
+                                <w:sz w:val="16"/>
+                                <w:szCs w:val="16"/>
+                              </w:rPr>
+                            </w:pPr>
+                          </w:p>
+                          <w:p>
+                            <w:pPr>
+                              <w:spacing w:after="0"/>
+                              <w:rPr>
+                                <w:rFonts w:ascii="Courier New" w:hAnsi="Courier New" w:cs="Courier New"/>
+                                <w:color w:val="000000" w:themeColor="text1"/>
+                                <w:sz w:val="16"/>
+                                <w:szCs w:val="16"/>
+                              </w:rPr>
+                            </w:pPr>
+                            <w:r>
+                              <w:rPr>
+                                <w:rFonts w:ascii="Courier New" w:hAnsi="Courier New" w:cs="Courier New"/>
+                                <w:color w:val="000000" w:themeColor="text1"/>
+                                <w:sz w:val="16"/>
+                                <w:szCs w:val="16"/>
+                              </w:rPr>
+                              <w:t xml:space="preserve">  </w:t>
+                            </w:r>
+                            <w:proofErr w:type="spellStart"/>
+                            <w:proofErr w:type="gramStart"/>
+                            <w:r>
+                              <w:rPr>
+                                <w:rFonts w:ascii="Courier New" w:hAnsi="Courier New" w:cs="Courier New"/>
+                                <w:color w:val="000000" w:themeColor="text1"/>
+                                <w:sz w:val="16"/>
+                                <w:szCs w:val="16"/>
+                              </w:rPr>
+                              <w:t>print</w:t>
+                            </w:r>
+                            <w:proofErr w:type="spellEnd"/>
+                            <w:r>
+                              <w:rPr>
+                                <w:rFonts w:ascii="Courier New" w:hAnsi="Courier New" w:cs="Courier New"/>
+                                <w:color w:val="000000" w:themeColor="text1"/>
+                                <w:sz w:val="16"/>
+                                <w:szCs w:val="16"/>
+                              </w:rPr>
+                              <w:t>(</w:t>
+                            </w:r>
+                            <w:proofErr w:type="gramEnd"/>
+                            <w:r>
+                              <w:rPr>
+                                <w:rFonts w:ascii="Courier New" w:hAnsi="Courier New" w:cs="Courier New"/>
+                                <w:color w:val="000000" w:themeColor="text1"/>
+                                <w:sz w:val="16"/>
+                                <w:szCs w:val="16"/>
+                              </w:rPr>
+                              <w:t>"---------------------------------------------------")</w:t>
+                            </w:r>
+                          </w:p>
+                          <w:p>
+                            <w:pPr>
+                              <w:spacing w:after="0"/>
+                              <w:rPr>
+                                <w:rFonts w:ascii="Courier New" w:hAnsi="Courier New" w:cs="Courier New"/>
+                                <w:color w:val="000000" w:themeColor="text1"/>
+                                <w:sz w:val="16"/>
+                                <w:szCs w:val="16"/>
+                              </w:rPr>
+                            </w:pPr>
+                          </w:p>
+                          <w:p>
+                            <w:pPr>
+                              <w:spacing w:after="0"/>
+                              <w:rPr>
+                                <w:rFonts w:ascii="Courier New" w:hAnsi="Courier New" w:cs="Courier New"/>
+                                <w:color w:val="8EAADB" w:themeColor="accent1" w:themeTint="99"/>
+                                <w:sz w:val="16"/>
+                                <w:szCs w:val="16"/>
+                              </w:rPr>
+                            </w:pPr>
+                            <w:r>
+                              <w:rPr>
+                                <w:rFonts w:ascii="Courier New" w:hAnsi="Courier New" w:cs="Courier New"/>
+                                <w:color w:val="8EAADB" w:themeColor="accent1" w:themeTint="99"/>
+                                <w:sz w:val="16"/>
+                                <w:szCs w:val="16"/>
+                              </w:rPr>
+                              <w:t xml:space="preserve">  #assigner à chaque case de la matrice le résultat de l'indice de </w:t>
+                            </w:r>
+                            <w:proofErr w:type="spellStart"/>
+                            <w:r>
+                              <w:rPr>
+                                <w:rFonts w:ascii="Courier New" w:hAnsi="Courier New" w:cs="Courier New"/>
+                                <w:color w:val="8EAADB" w:themeColor="accent1" w:themeTint="99"/>
+                                <w:sz w:val="16"/>
+                                <w:szCs w:val="16"/>
+                              </w:rPr>
+                              <w:t>sorensen</w:t>
+                            </w:r>
+                            <w:proofErr w:type="spellEnd"/>
+                          </w:p>
+                          <w:p>
+                            <w:pPr>
+                              <w:spacing w:after="0"/>
+                              <w:rPr>
+                                <w:rFonts w:ascii="Courier New" w:hAnsi="Courier New" w:cs="Courier New"/>
+                                <w:color w:val="000000" w:themeColor="text1"/>
+                                <w:sz w:val="16"/>
+                                <w:szCs w:val="16"/>
+                                <w:lang w:val="en-US"/>
+                              </w:rPr>
+                            </w:pPr>
+                            <w:r>
+                              <w:rPr>
+                                <w:rFonts w:ascii="Courier New" w:hAnsi="Courier New" w:cs="Courier New"/>
+                                <w:color w:val="000000" w:themeColor="text1"/>
+                                <w:sz w:val="16"/>
+                                <w:szCs w:val="16"/>
+                              </w:rPr>
+                              <w:t xml:space="preserve">  </w:t>
+                            </w:r>
+                            <w:r>
+                              <w:rPr>
+                                <w:rFonts w:ascii="Courier New" w:hAnsi="Courier New" w:cs="Courier New"/>
+                                <w:color w:val="000000" w:themeColor="text1"/>
+                                <w:sz w:val="16"/>
+                                <w:szCs w:val="16"/>
+                                <w:lang w:val="en-US"/>
+                              </w:rPr>
+                              <w:t>while (</w:t>
+                            </w:r>
+                            <w:proofErr w:type="spellStart"/>
+                            <w:r>
+                              <w:rPr>
+                                <w:rFonts w:ascii="Courier New" w:hAnsi="Courier New" w:cs="Courier New"/>
+                                <w:color w:val="000000" w:themeColor="text1"/>
+                                <w:sz w:val="16"/>
+                                <w:szCs w:val="16"/>
+                                <w:lang w:val="en-US"/>
+                              </w:rPr>
+                              <w:t>i</w:t>
+                            </w:r>
+                            <w:proofErr w:type="spellEnd"/>
+                            <w:r>
+                              <w:rPr>
+                                <w:rFonts w:ascii="Courier New" w:hAnsi="Courier New" w:cs="Courier New"/>
+                                <w:color w:val="000000" w:themeColor="text1"/>
+                                <w:sz w:val="16"/>
+                                <w:szCs w:val="16"/>
+                                <w:lang w:val="en-US"/>
+                              </w:rPr>
+                              <w:t xml:space="preserve"> &lt; </w:t>
+                            </w:r>
+                            <w:proofErr w:type="gramStart"/>
+                            <w:r>
+                              <w:rPr>
+                                <w:rFonts w:ascii="Courier New" w:hAnsi="Courier New" w:cs="Courier New"/>
+                                <w:color w:val="000000" w:themeColor="text1"/>
+                                <w:sz w:val="16"/>
+                                <w:szCs w:val="16"/>
+                                <w:lang w:val="en-US"/>
+                              </w:rPr>
+                              <w:t>dims[</w:t>
+                            </w:r>
+                            <w:proofErr w:type="gramEnd"/>
+                            <w:r>
+                              <w:rPr>
+                                <w:rFonts w:ascii="Courier New" w:hAnsi="Courier New" w:cs="Courier New"/>
+                                <w:color w:val="000000" w:themeColor="text1"/>
+                                <w:sz w:val="16"/>
+                                <w:szCs w:val="16"/>
+                                <w:lang w:val="en-US"/>
+                              </w:rPr>
+                              <w:t>1]+1){</w:t>
+                            </w:r>
+                          </w:p>
+                          <w:p>
+                            <w:pPr>
+                              <w:spacing w:after="0"/>
+                              <w:rPr>
+                                <w:rFonts w:ascii="Courier New" w:hAnsi="Courier New" w:cs="Courier New"/>
+                                <w:color w:val="000000" w:themeColor="text1"/>
+                                <w:sz w:val="16"/>
+                                <w:szCs w:val="16"/>
+                                <w:lang w:val="en-US"/>
+                              </w:rPr>
+                            </w:pPr>
+                            <w:r>
+                              <w:rPr>
+                                <w:rFonts w:ascii="Courier New" w:hAnsi="Courier New" w:cs="Courier New"/>
+                                <w:color w:val="000000" w:themeColor="text1"/>
+                                <w:sz w:val="16"/>
+                                <w:szCs w:val="16"/>
+                                <w:lang w:val="en-US"/>
+                              </w:rPr>
+                              <w:t xml:space="preserve">    </w:t>
+                            </w:r>
+                            <w:proofErr w:type="spellStart"/>
+                            <w:r>
+                              <w:rPr>
+                                <w:rFonts w:ascii="Courier New" w:hAnsi="Courier New" w:cs="Courier New"/>
+                                <w:color w:val="000000" w:themeColor="text1"/>
+                                <w:sz w:val="16"/>
+                                <w:szCs w:val="16"/>
+                                <w:lang w:val="en-US"/>
+                              </w:rPr>
+                              <w:t>sorensen</w:t>
+                            </w:r>
+                            <w:proofErr w:type="spellEnd"/>
+                            <w:r>
+                              <w:rPr>
+                                <w:rFonts w:ascii="Courier New" w:hAnsi="Courier New" w:cs="Courier New"/>
+                                <w:color w:val="000000" w:themeColor="text1"/>
+                                <w:sz w:val="16"/>
+                                <w:szCs w:val="16"/>
+                                <w:lang w:val="en-US"/>
+                              </w:rPr>
+                              <w:t xml:space="preserve"> &lt;- </w:t>
+                            </w:r>
+                            <w:proofErr w:type="gramStart"/>
+                            <w:r>
+                              <w:rPr>
+                                <w:rFonts w:ascii="Courier New" w:hAnsi="Courier New" w:cs="Courier New"/>
+                                <w:color w:val="000000" w:themeColor="text1"/>
+                                <w:sz w:val="16"/>
+                                <w:szCs w:val="16"/>
+                                <w:lang w:val="en-US"/>
+                              </w:rPr>
+                              <w:t>matrix(</w:t>
+                            </w:r>
+                            <w:proofErr w:type="spellStart"/>
+                            <w:proofErr w:type="gramEnd"/>
+                            <w:r>
+                              <w:rPr>
+                                <w:rFonts w:ascii="Courier New" w:hAnsi="Courier New" w:cs="Courier New"/>
+                                <w:color w:val="000000" w:themeColor="text1"/>
+                                <w:sz w:val="16"/>
+                                <w:szCs w:val="16"/>
+                                <w:lang w:val="en-US"/>
+                              </w:rPr>
+                              <w:t>nrow</w:t>
+                            </w:r>
+                            <w:proofErr w:type="spellEnd"/>
+                            <w:r>
+                              <w:rPr>
+                                <w:rFonts w:ascii="Courier New" w:hAnsi="Courier New" w:cs="Courier New"/>
+                                <w:color w:val="000000" w:themeColor="text1"/>
+                                <w:sz w:val="16"/>
+                                <w:szCs w:val="16"/>
+                                <w:lang w:val="en-US"/>
+                              </w:rPr>
+                              <w:t xml:space="preserve"> = length(levels(</w:t>
+                            </w:r>
+                            <w:proofErr w:type="spellStart"/>
+                            <w:r>
+                              <w:rPr>
+                                <w:rFonts w:ascii="Courier New" w:hAnsi="Courier New" w:cs="Courier New"/>
+                                <w:color w:val="000000" w:themeColor="text1"/>
+                                <w:sz w:val="16"/>
+                                <w:szCs w:val="16"/>
+                                <w:lang w:val="en-US"/>
+                              </w:rPr>
+                              <w:t>dataset$transect</w:t>
+                            </w:r>
+                            <w:proofErr w:type="spellEnd"/>
+                            <w:r>
+                              <w:rPr>
+                                <w:rFonts w:ascii="Courier New" w:hAnsi="Courier New" w:cs="Courier New"/>
+                                <w:color w:val="000000" w:themeColor="text1"/>
+                                <w:sz w:val="16"/>
+                                <w:szCs w:val="16"/>
+                                <w:lang w:val="en-US"/>
+                              </w:rPr>
+                              <w:t xml:space="preserve">)), </w:t>
+                            </w:r>
+                            <w:proofErr w:type="spellStart"/>
+                            <w:r>
+                              <w:rPr>
+                                <w:rFonts w:ascii="Courier New" w:hAnsi="Courier New" w:cs="Courier New"/>
+                                <w:color w:val="000000" w:themeColor="text1"/>
+                                <w:sz w:val="16"/>
+                                <w:szCs w:val="16"/>
+                                <w:lang w:val="en-US"/>
+                              </w:rPr>
+                              <w:t>ncol</w:t>
+                            </w:r>
+                            <w:proofErr w:type="spellEnd"/>
+                            <w:r>
+                              <w:rPr>
+                                <w:rFonts w:ascii="Courier New" w:hAnsi="Courier New" w:cs="Courier New"/>
+                                <w:color w:val="000000" w:themeColor="text1"/>
+                                <w:sz w:val="16"/>
+                                <w:szCs w:val="16"/>
+                                <w:lang w:val="en-US"/>
+                              </w:rPr>
+                              <w:t>=1)</w:t>
+                            </w:r>
+                          </w:p>
+                          <w:p>
+                            <w:pPr>
+                              <w:spacing w:after="0"/>
+                              <w:rPr>
+                                <w:rFonts w:ascii="Courier New" w:hAnsi="Courier New" w:cs="Courier New"/>
+                                <w:color w:val="000000" w:themeColor="text1"/>
+                                <w:sz w:val="16"/>
+                                <w:szCs w:val="16"/>
+                                <w:lang w:val="en-US"/>
+                              </w:rPr>
+                            </w:pPr>
+                            <w:r>
+                              <w:rPr>
+                                <w:rFonts w:ascii="Courier New" w:hAnsi="Courier New" w:cs="Courier New"/>
+                                <w:color w:val="000000" w:themeColor="text1"/>
+                                <w:sz w:val="16"/>
+                                <w:szCs w:val="16"/>
+                                <w:lang w:val="en-US"/>
+                              </w:rPr>
+                              <w:t xml:space="preserve">    </w:t>
+                            </w:r>
+                          </w:p>
+                          <w:p>
+                            <w:pPr>
+                              <w:spacing w:after="0"/>
+                              <w:rPr>
+                                <w:rFonts w:ascii="Courier New" w:hAnsi="Courier New" w:cs="Courier New"/>
+                                <w:color w:val="000000" w:themeColor="text1"/>
+                                <w:sz w:val="16"/>
+                                <w:szCs w:val="16"/>
+                                <w:lang w:val="en-US"/>
+                              </w:rPr>
+                            </w:pPr>
+                            <w:r>
+                              <w:rPr>
+                                <w:rFonts w:ascii="Courier New" w:hAnsi="Courier New" w:cs="Courier New"/>
+                                <w:color w:val="000000" w:themeColor="text1"/>
+                                <w:sz w:val="16"/>
+                                <w:szCs w:val="16"/>
+                                <w:lang w:val="en-US"/>
+                              </w:rPr>
+                              <w:t xml:space="preserve">    for (k in </w:t>
+                            </w:r>
+                            <w:proofErr w:type="gramStart"/>
+                            <w:r>
+                              <w:rPr>
+                                <w:rFonts w:ascii="Courier New" w:hAnsi="Courier New" w:cs="Courier New"/>
+                                <w:color w:val="000000" w:themeColor="text1"/>
+                                <w:sz w:val="16"/>
+                                <w:szCs w:val="16"/>
+                                <w:lang w:val="en-US"/>
+                              </w:rPr>
+                              <w:t>2:dims</w:t>
+                            </w:r>
+                            <w:proofErr w:type="gramEnd"/>
+                            <w:r>
+                              <w:rPr>
+                                <w:rFonts w:ascii="Courier New" w:hAnsi="Courier New" w:cs="Courier New"/>
+                                <w:color w:val="000000" w:themeColor="text1"/>
+                                <w:sz w:val="16"/>
+                                <w:szCs w:val="16"/>
+                                <w:lang w:val="en-US"/>
+                              </w:rPr>
+                              <w:t>[1]-1){</w:t>
+                            </w:r>
+                          </w:p>
+                          <w:p>
+                            <w:pPr>
+                              <w:spacing w:after="0"/>
+                              <w:rPr>
+                                <w:rFonts w:ascii="Courier New" w:hAnsi="Courier New" w:cs="Courier New"/>
+                                <w:color w:val="000000" w:themeColor="text1"/>
+                                <w:sz w:val="16"/>
+                                <w:szCs w:val="16"/>
+                                <w:lang w:val="en-US"/>
+                              </w:rPr>
+                            </w:pPr>
+                            <w:r>
+                              <w:rPr>
+                                <w:rFonts w:ascii="Courier New" w:hAnsi="Courier New" w:cs="Courier New"/>
+                                <w:color w:val="000000" w:themeColor="text1"/>
+                                <w:sz w:val="16"/>
+                                <w:szCs w:val="16"/>
+                                <w:lang w:val="en-US"/>
+                              </w:rPr>
+                              <w:t xml:space="preserve">      S1 = 0</w:t>
+                            </w:r>
+                          </w:p>
+                          <w:p>
+                            <w:pPr>
+                              <w:spacing w:after="0"/>
+                              <w:rPr>
+                                <w:rFonts w:ascii="Courier New" w:hAnsi="Courier New" w:cs="Courier New"/>
+                                <w:color w:val="000000" w:themeColor="text1"/>
+                                <w:sz w:val="16"/>
+                                <w:szCs w:val="16"/>
+                                <w:lang w:val="en-US"/>
+                              </w:rPr>
+                            </w:pPr>
+                            <w:r>
+                              <w:rPr>
+                                <w:rFonts w:ascii="Courier New" w:hAnsi="Courier New" w:cs="Courier New"/>
+                                <w:color w:val="000000" w:themeColor="text1"/>
+                                <w:sz w:val="16"/>
+                                <w:szCs w:val="16"/>
+                                <w:lang w:val="en-US"/>
+                              </w:rPr>
+                              <w:t xml:space="preserve">      S2 = 0</w:t>
+                            </w:r>
+                          </w:p>
+                          <w:p>
+                            <w:pPr>
+                              <w:spacing w:after="0"/>
+                              <w:rPr>
+                                <w:rFonts w:ascii="Courier New" w:hAnsi="Courier New" w:cs="Courier New"/>
+                                <w:color w:val="000000" w:themeColor="text1"/>
+                                <w:sz w:val="16"/>
+                                <w:szCs w:val="16"/>
+                                <w:lang w:val="en-US"/>
+                              </w:rPr>
+                            </w:pPr>
+                            <w:r>
+                              <w:rPr>
+                                <w:rFonts w:ascii="Courier New" w:hAnsi="Courier New" w:cs="Courier New"/>
+                                <w:color w:val="000000" w:themeColor="text1"/>
+                                <w:sz w:val="16"/>
+                                <w:szCs w:val="16"/>
+                                <w:lang w:val="en-US"/>
+                              </w:rPr>
+                              <w:t xml:space="preserve">      c = 0</w:t>
+                            </w:r>
+                          </w:p>
+                          <w:p>
+                            <w:pPr>
+                              <w:spacing w:after="0"/>
+                              <w:rPr>
+                                <w:rFonts w:ascii="Courier New" w:hAnsi="Courier New" w:cs="Courier New"/>
+                                <w:color w:val="000000" w:themeColor="text1"/>
+                                <w:sz w:val="16"/>
+                                <w:szCs w:val="16"/>
+                                <w:lang w:val="en-US"/>
+                              </w:rPr>
+                            </w:pPr>
+                          </w:p>
+                          <w:p>
+                            <w:pPr>
+                              <w:spacing w:after="0"/>
+                              <w:rPr>
+                                <w:rFonts w:ascii="Courier New" w:hAnsi="Courier New" w:cs="Courier New"/>
+                                <w:color w:val="000000" w:themeColor="text1"/>
+                                <w:sz w:val="16"/>
+                                <w:szCs w:val="16"/>
+                                <w:lang w:val="en-US"/>
+                              </w:rPr>
+                            </w:pPr>
+                          </w:p>
+                          <w:p>
+                            <w:pPr>
+                              <w:spacing w:after="0"/>
+                              <w:rPr>
+                                <w:rFonts w:ascii="Courier New" w:hAnsi="Courier New" w:cs="Courier New"/>
+                                <w:color w:val="000000" w:themeColor="text1"/>
+                                <w:sz w:val="16"/>
+                                <w:szCs w:val="16"/>
+                                <w:lang w:val="en-US"/>
+                              </w:rPr>
+                            </w:pPr>
+                            <w:r>
+                              <w:rPr>
+                                <w:rFonts w:ascii="Courier New" w:hAnsi="Courier New" w:cs="Courier New"/>
+                                <w:color w:val="000000" w:themeColor="text1"/>
+                                <w:sz w:val="16"/>
+                                <w:szCs w:val="16"/>
+                                <w:lang w:val="en-US"/>
+                              </w:rPr>
+                              <w:t xml:space="preserve">      com1&lt;-</w:t>
+                            </w:r>
+                            <w:proofErr w:type="spellStart"/>
+                            <w:r>
+                              <w:rPr>
+                                <w:rFonts w:ascii="Courier New" w:hAnsi="Courier New" w:cs="Courier New"/>
+                                <w:color w:val="000000" w:themeColor="text1"/>
+                                <w:sz w:val="16"/>
+                                <w:szCs w:val="16"/>
+                                <w:lang w:val="en-US"/>
+                              </w:rPr>
+                              <w:t>rowSums</w:t>
+                            </w:r>
+                            <w:proofErr w:type="spellEnd"/>
+                            <w:r>
+                              <w:rPr>
+                                <w:rFonts w:ascii="Courier New" w:hAnsi="Courier New" w:cs="Courier New"/>
+                                <w:color w:val="000000" w:themeColor="text1"/>
+                                <w:sz w:val="16"/>
+                                <w:szCs w:val="16"/>
+                                <w:lang w:val="en-US"/>
+                              </w:rPr>
+                              <w:t>(</w:t>
+                            </w:r>
+                            <w:proofErr w:type="spellStart"/>
+                            <w:r>
+                              <w:rPr>
+                                <w:rFonts w:ascii="Courier New" w:hAnsi="Courier New" w:cs="Courier New"/>
+                                <w:color w:val="000000" w:themeColor="text1"/>
+                                <w:sz w:val="16"/>
+                                <w:szCs w:val="16"/>
+                                <w:lang w:val="en-US"/>
+                              </w:rPr>
+                              <w:t>matrice</w:t>
+                            </w:r>
+                            <w:proofErr w:type="spellEnd"/>
+                            <w:r>
+                              <w:rPr>
+                                <w:rFonts w:ascii="Courier New" w:hAnsi="Courier New" w:cs="Courier New"/>
+                                <w:color w:val="000000" w:themeColor="text1"/>
+                                <w:sz w:val="16"/>
+                                <w:szCs w:val="16"/>
+                                <w:lang w:val="en-US"/>
+                              </w:rPr>
+                              <w:t>)[</w:t>
+                            </w:r>
+                            <w:proofErr w:type="spellStart"/>
+                            <w:r>
+                              <w:rPr>
+                                <w:rFonts w:ascii="Courier New" w:hAnsi="Courier New" w:cs="Courier New"/>
+                                <w:color w:val="000000" w:themeColor="text1"/>
+                                <w:sz w:val="16"/>
+                                <w:szCs w:val="16"/>
+                                <w:lang w:val="en-US"/>
+                              </w:rPr>
+                              <w:t>i</w:t>
+                            </w:r>
+                            <w:proofErr w:type="spellEnd"/>
+                            <w:r>
+                              <w:rPr>
+                                <w:rFonts w:ascii="Courier New" w:hAnsi="Courier New" w:cs="Courier New"/>
+                                <w:color w:val="000000" w:themeColor="text1"/>
+                                <w:sz w:val="16"/>
+                                <w:szCs w:val="16"/>
+                                <w:lang w:val="en-US"/>
+                              </w:rPr>
+                              <w:t>]</w:t>
+                            </w:r>
+                          </w:p>
+                          <w:p>
+                            <w:pPr>
+                              <w:spacing w:after="0"/>
+                              <w:rPr>
+                                <w:rFonts w:ascii="Courier New" w:hAnsi="Courier New" w:cs="Courier New"/>
+                                <w:color w:val="000000" w:themeColor="text1"/>
+                                <w:sz w:val="16"/>
+                                <w:szCs w:val="16"/>
+                                <w:lang w:val="en-US"/>
+                              </w:rPr>
+                            </w:pPr>
+                            <w:r>
+                              <w:rPr>
+                                <w:rFonts w:ascii="Courier New" w:hAnsi="Courier New" w:cs="Courier New"/>
+                                <w:color w:val="000000" w:themeColor="text1"/>
+                                <w:sz w:val="16"/>
+                                <w:szCs w:val="16"/>
+                                <w:lang w:val="en-US"/>
+                              </w:rPr>
+                              <w:t xml:space="preserve">      com2&lt;-</w:t>
+                            </w:r>
+                            <w:proofErr w:type="spellStart"/>
+                            <w:r>
+                              <w:rPr>
+                                <w:rFonts w:ascii="Courier New" w:hAnsi="Courier New" w:cs="Courier New"/>
+                                <w:color w:val="000000" w:themeColor="text1"/>
+                                <w:sz w:val="16"/>
+                                <w:szCs w:val="16"/>
+                                <w:lang w:val="en-US"/>
+                              </w:rPr>
+                              <w:t>rowSums</w:t>
+                            </w:r>
+                            <w:proofErr w:type="spellEnd"/>
+                            <w:r>
+                              <w:rPr>
+                                <w:rFonts w:ascii="Courier New" w:hAnsi="Courier New" w:cs="Courier New"/>
+                                <w:color w:val="000000" w:themeColor="text1"/>
+                                <w:sz w:val="16"/>
+                                <w:szCs w:val="16"/>
+                                <w:lang w:val="en-US"/>
+                              </w:rPr>
+                              <w:t>(</w:t>
+                            </w:r>
+                            <w:proofErr w:type="spellStart"/>
+                            <w:r>
+                              <w:rPr>
+                                <w:rFonts w:ascii="Courier New" w:hAnsi="Courier New" w:cs="Courier New"/>
+                                <w:color w:val="000000" w:themeColor="text1"/>
+                                <w:sz w:val="16"/>
+                                <w:szCs w:val="16"/>
+                                <w:lang w:val="en-US"/>
+                              </w:rPr>
+                              <w:t>matrice</w:t>
+                            </w:r>
+                            <w:proofErr w:type="spellEnd"/>
+                            <w:r>
+                              <w:rPr>
+                                <w:rFonts w:ascii="Courier New" w:hAnsi="Courier New" w:cs="Courier New"/>
+                                <w:color w:val="000000" w:themeColor="text1"/>
+                                <w:sz w:val="16"/>
+                                <w:szCs w:val="16"/>
+                                <w:lang w:val="en-US"/>
+                              </w:rPr>
+                              <w:t>)[k]</w:t>
+                            </w:r>
+                          </w:p>
+                          <w:p>
+                            <w:pPr>
+                              <w:spacing w:after="0"/>
+                              <w:rPr>
+                                <w:rFonts w:ascii="Courier New" w:hAnsi="Courier New" w:cs="Courier New"/>
+                                <w:color w:val="000000" w:themeColor="text1"/>
+                                <w:sz w:val="16"/>
+                                <w:szCs w:val="16"/>
+                                <w:lang w:val="en-US"/>
+                              </w:rPr>
+                            </w:pPr>
+                            <w:r>
+                              <w:rPr>
+                                <w:rFonts w:ascii="Courier New" w:hAnsi="Courier New" w:cs="Courier New"/>
+                                <w:color w:val="000000" w:themeColor="text1"/>
+                                <w:sz w:val="16"/>
+                                <w:szCs w:val="16"/>
+                                <w:lang w:val="en-US"/>
+                              </w:rPr>
+                              <w:t xml:space="preserve">      </w:t>
+                            </w:r>
+                            <w:proofErr w:type="spellStart"/>
+                            <w:r>
+                              <w:rPr>
+                                <w:rFonts w:ascii="Courier New" w:hAnsi="Courier New" w:cs="Courier New"/>
+                                <w:color w:val="000000" w:themeColor="text1"/>
+                                <w:sz w:val="16"/>
+                                <w:szCs w:val="16"/>
+                                <w:lang w:val="en-US"/>
+                              </w:rPr>
+                              <w:t>transect_i</w:t>
+                            </w:r>
+                            <w:proofErr w:type="spellEnd"/>
+                            <w:r>
+                              <w:rPr>
+                                <w:rFonts w:ascii="Courier New" w:hAnsi="Courier New" w:cs="Courier New"/>
+                                <w:color w:val="000000" w:themeColor="text1"/>
+                                <w:sz w:val="16"/>
+                                <w:szCs w:val="16"/>
+                                <w:lang w:val="en-US"/>
+                              </w:rPr>
+                              <w:t xml:space="preserve"> &lt;- </w:t>
+                            </w:r>
+                            <w:proofErr w:type="spellStart"/>
+                            <w:r>
+                              <w:rPr>
+                                <w:rFonts w:ascii="Courier New" w:hAnsi="Courier New" w:cs="Courier New"/>
+                                <w:color w:val="000000" w:themeColor="text1"/>
+                                <w:sz w:val="16"/>
+                                <w:szCs w:val="16"/>
+                                <w:lang w:val="en-US"/>
+                              </w:rPr>
+                              <w:t>rownames</w:t>
+                            </w:r>
+                            <w:proofErr w:type="spellEnd"/>
+                            <w:r>
+                              <w:rPr>
+                                <w:rFonts w:ascii="Courier New" w:hAnsi="Courier New" w:cs="Courier New"/>
+                                <w:color w:val="000000" w:themeColor="text1"/>
+                                <w:sz w:val="16"/>
+                                <w:szCs w:val="16"/>
+                                <w:lang w:val="en-US"/>
+                              </w:rPr>
+                              <w:t>(</w:t>
+                            </w:r>
+                            <w:proofErr w:type="spellStart"/>
+                            <w:r>
+                              <w:rPr>
+                                <w:rFonts w:ascii="Courier New" w:hAnsi="Courier New" w:cs="Courier New"/>
+                                <w:color w:val="000000" w:themeColor="text1"/>
+                                <w:sz w:val="16"/>
+                                <w:szCs w:val="16"/>
+                                <w:lang w:val="en-US"/>
+                              </w:rPr>
+                              <w:t>matrice</w:t>
+                            </w:r>
+                            <w:proofErr w:type="spellEnd"/>
+                            <w:r>
+                              <w:rPr>
+                                <w:rFonts w:ascii="Courier New" w:hAnsi="Courier New" w:cs="Courier New"/>
+                                <w:color w:val="000000" w:themeColor="text1"/>
+                                <w:sz w:val="16"/>
+                                <w:szCs w:val="16"/>
+                                <w:lang w:val="en-US"/>
+                              </w:rPr>
+                              <w:t>)[</w:t>
+                            </w:r>
+                            <w:proofErr w:type="spellStart"/>
+                            <w:r>
+                              <w:rPr>
+                                <w:rFonts w:ascii="Courier New" w:hAnsi="Courier New" w:cs="Courier New"/>
+                                <w:color w:val="000000" w:themeColor="text1"/>
+                                <w:sz w:val="16"/>
+                                <w:szCs w:val="16"/>
+                                <w:lang w:val="en-US"/>
+                              </w:rPr>
+                              <w:t>i</w:t>
+                            </w:r>
+                            <w:proofErr w:type="spellEnd"/>
+                            <w:r>
+                              <w:rPr>
+                                <w:rFonts w:ascii="Courier New" w:hAnsi="Courier New" w:cs="Courier New"/>
+                                <w:color w:val="000000" w:themeColor="text1"/>
+                                <w:sz w:val="16"/>
+                                <w:szCs w:val="16"/>
+                                <w:lang w:val="en-US"/>
+                              </w:rPr>
+                              <w:t>]</w:t>
+                            </w:r>
+                          </w:p>
+                          <w:p>
+                            <w:pPr>
+                              <w:spacing w:after="0"/>
+                              <w:rPr>
+                                <w:rFonts w:ascii="Courier New" w:hAnsi="Courier New" w:cs="Courier New"/>
+                                <w:color w:val="000000" w:themeColor="text1"/>
+                                <w:sz w:val="16"/>
+                                <w:szCs w:val="16"/>
+                                <w:lang w:val="en-US"/>
+                              </w:rPr>
+                            </w:pPr>
+                            <w:r>
+                              <w:rPr>
+                                <w:rFonts w:ascii="Courier New" w:hAnsi="Courier New" w:cs="Courier New"/>
+                                <w:color w:val="000000" w:themeColor="text1"/>
+                                <w:sz w:val="16"/>
+                                <w:szCs w:val="16"/>
+                                <w:lang w:val="en-US"/>
+                              </w:rPr>
+                              <w:t xml:space="preserve">      </w:t>
+                            </w:r>
+                            <w:proofErr w:type="spellStart"/>
+                            <w:r>
+                              <w:rPr>
+                                <w:rFonts w:ascii="Courier New" w:hAnsi="Courier New" w:cs="Courier New"/>
+                                <w:color w:val="000000" w:themeColor="text1"/>
+                                <w:sz w:val="16"/>
+                                <w:szCs w:val="16"/>
+                                <w:lang w:val="en-US"/>
+                              </w:rPr>
+                              <w:t>transekt</w:t>
+                            </w:r>
+                            <w:proofErr w:type="spellEnd"/>
+                            <w:r>
+                              <w:rPr>
+                                <w:rFonts w:ascii="Courier New" w:hAnsi="Courier New" w:cs="Courier New"/>
+                                <w:color w:val="000000" w:themeColor="text1"/>
+                                <w:sz w:val="16"/>
+                                <w:szCs w:val="16"/>
+                                <w:lang w:val="en-US"/>
+                              </w:rPr>
+                              <w:t xml:space="preserve"> &lt;- </w:t>
+                            </w:r>
+                            <w:proofErr w:type="spellStart"/>
+                            <w:r>
+                              <w:rPr>
+                                <w:rFonts w:ascii="Courier New" w:hAnsi="Courier New" w:cs="Courier New"/>
+                                <w:color w:val="000000" w:themeColor="text1"/>
+                                <w:sz w:val="16"/>
+                                <w:szCs w:val="16"/>
+                                <w:lang w:val="en-US"/>
+                              </w:rPr>
+                              <w:t>rownames</w:t>
+                            </w:r>
+                            <w:proofErr w:type="spellEnd"/>
+                            <w:r>
+                              <w:rPr>
+                                <w:rFonts w:ascii="Courier New" w:hAnsi="Courier New" w:cs="Courier New"/>
+                                <w:color w:val="000000" w:themeColor="text1"/>
+                                <w:sz w:val="16"/>
+                                <w:szCs w:val="16"/>
+                                <w:lang w:val="en-US"/>
+                              </w:rPr>
+                              <w:t>(</w:t>
+                            </w:r>
+                            <w:proofErr w:type="spellStart"/>
+                            <w:r>
+                              <w:rPr>
+                                <w:rFonts w:ascii="Courier New" w:hAnsi="Courier New" w:cs="Courier New"/>
+                                <w:color w:val="000000" w:themeColor="text1"/>
+                                <w:sz w:val="16"/>
+                                <w:szCs w:val="16"/>
+                                <w:lang w:val="en-US"/>
+                              </w:rPr>
+                              <w:t>matrice</w:t>
+                            </w:r>
+                            <w:proofErr w:type="spellEnd"/>
+                            <w:r>
+                              <w:rPr>
+                                <w:rFonts w:ascii="Courier New" w:hAnsi="Courier New" w:cs="Courier New"/>
+                                <w:color w:val="000000" w:themeColor="text1"/>
+                                <w:sz w:val="16"/>
+                                <w:szCs w:val="16"/>
+                                <w:lang w:val="en-US"/>
+                              </w:rPr>
+                              <w:t>)[k]</w:t>
+                            </w:r>
+                          </w:p>
+                          <w:p>
+                            <w:pPr>
+                              <w:spacing w:after="0"/>
+                              <w:rPr>
+                                <w:rFonts w:ascii="Courier New" w:hAnsi="Courier New" w:cs="Courier New"/>
+                                <w:color w:val="000000" w:themeColor="text1"/>
+                                <w:sz w:val="16"/>
+                                <w:szCs w:val="16"/>
+                                <w:lang w:val="en-US"/>
+                              </w:rPr>
+                            </w:pPr>
+                            <w:r>
+                              <w:rPr>
+                                <w:rFonts w:ascii="Courier New" w:hAnsi="Courier New" w:cs="Courier New"/>
+                                <w:color w:val="000000" w:themeColor="text1"/>
+                                <w:sz w:val="16"/>
+                                <w:szCs w:val="16"/>
+                                <w:lang w:val="en-US"/>
+                              </w:rPr>
+                              <w:t xml:space="preserve">      </w:t>
+                            </w:r>
+                            <w:proofErr w:type="gramStart"/>
+                            <w:r>
+                              <w:rPr>
+                                <w:rFonts w:ascii="Courier New" w:hAnsi="Courier New" w:cs="Courier New"/>
+                                <w:color w:val="000000" w:themeColor="text1"/>
+                                <w:sz w:val="16"/>
+                                <w:szCs w:val="16"/>
+                                <w:lang w:val="en-US"/>
+                              </w:rPr>
+                              <w:t>print(</w:t>
+                            </w:r>
+                            <w:proofErr w:type="gramEnd"/>
+                            <w:r>
+                              <w:rPr>
+                                <w:rFonts w:ascii="Courier New" w:hAnsi="Courier New" w:cs="Courier New"/>
+                                <w:color w:val="000000" w:themeColor="text1"/>
+                                <w:sz w:val="16"/>
+                                <w:szCs w:val="16"/>
+                                <w:lang w:val="en-US"/>
+                              </w:rPr>
+                              <w:t>paste(</w:t>
+                            </w:r>
+                            <w:proofErr w:type="spellStart"/>
+                            <w:r>
+                              <w:rPr>
+                                <w:rFonts w:ascii="Courier New" w:hAnsi="Courier New" w:cs="Courier New"/>
+                                <w:color w:val="000000" w:themeColor="text1"/>
+                                <w:sz w:val="16"/>
+                                <w:szCs w:val="16"/>
+                                <w:lang w:val="en-US"/>
+                              </w:rPr>
+                              <w:t>transect_i</w:t>
+                            </w:r>
+                            <w:proofErr w:type="spellEnd"/>
+                            <w:r>
+                              <w:rPr>
+                                <w:rFonts w:ascii="Courier New" w:hAnsi="Courier New" w:cs="Courier New"/>
+                                <w:color w:val="000000" w:themeColor="text1"/>
+                                <w:sz w:val="16"/>
+                                <w:szCs w:val="16"/>
+                                <w:lang w:val="en-US"/>
+                              </w:rPr>
+                              <w:t xml:space="preserve">, com1, </w:t>
+                            </w:r>
+                            <w:proofErr w:type="spellStart"/>
+                            <w:r>
+                              <w:rPr>
+                                <w:rFonts w:ascii="Courier New" w:hAnsi="Courier New" w:cs="Courier New"/>
+                                <w:color w:val="000000" w:themeColor="text1"/>
+                                <w:sz w:val="16"/>
+                                <w:szCs w:val="16"/>
+                                <w:lang w:val="en-US"/>
+                              </w:rPr>
+                              <w:t>transekt</w:t>
+                            </w:r>
+                            <w:proofErr w:type="spellEnd"/>
+                            <w:r>
+                              <w:rPr>
+                                <w:rFonts w:ascii="Courier New" w:hAnsi="Courier New" w:cs="Courier New"/>
+                                <w:color w:val="000000" w:themeColor="text1"/>
+                                <w:sz w:val="16"/>
+                                <w:szCs w:val="16"/>
+                                <w:lang w:val="en-US"/>
+                              </w:rPr>
+                              <w:t>, com2))</w:t>
+                            </w:r>
+                          </w:p>
+                          <w:p>
+                            <w:pPr>
+                              <w:spacing w:after="0"/>
+                              <w:rPr>
+                                <w:rFonts w:ascii="Courier New" w:hAnsi="Courier New" w:cs="Courier New"/>
+                                <w:color w:val="000000" w:themeColor="text1"/>
+                                <w:sz w:val="16"/>
+                                <w:szCs w:val="16"/>
+                                <w:lang w:val="en-US"/>
+                              </w:rPr>
+                            </w:pPr>
+                          </w:p>
+                          <w:p>
+                            <w:pPr>
+                              <w:spacing w:after="0"/>
+                              <w:rPr>
+                                <w:rFonts w:ascii="Courier New" w:hAnsi="Courier New" w:cs="Courier New"/>
+                                <w:color w:val="000000" w:themeColor="text1"/>
+                                <w:sz w:val="16"/>
+                                <w:szCs w:val="16"/>
+                                <w:lang w:val="en-US"/>
+                              </w:rPr>
+                            </w:pPr>
+                          </w:p>
+                          <w:p>
+                            <w:pPr>
+                              <w:spacing w:after="0"/>
+                              <w:rPr>
+                                <w:rFonts w:ascii="Courier New" w:hAnsi="Courier New" w:cs="Courier New"/>
+                                <w:color w:val="8EAADB" w:themeColor="accent1" w:themeTint="99"/>
+                                <w:sz w:val="16"/>
+                                <w:szCs w:val="16"/>
+                                <w:lang w:val="en-US"/>
+                              </w:rPr>
+                            </w:pPr>
+                            <w:r>
+                              <w:rPr>
+                                <w:rFonts w:ascii="Courier New" w:hAnsi="Courier New" w:cs="Courier New"/>
+                                <w:color w:val="8EAADB" w:themeColor="accent1" w:themeTint="99"/>
+                                <w:sz w:val="16"/>
+                                <w:szCs w:val="16"/>
+                                <w:lang w:val="en-US"/>
+                              </w:rPr>
+                              <w:t xml:space="preserve">      # </w:t>
+                            </w:r>
+                            <w:proofErr w:type="gramStart"/>
+                            <w:r>
+                              <w:rPr>
+                                <w:rFonts w:ascii="Courier New" w:hAnsi="Courier New" w:cs="Courier New"/>
+                                <w:color w:val="8EAADB" w:themeColor="accent1" w:themeTint="99"/>
+                                <w:sz w:val="16"/>
+                                <w:szCs w:val="16"/>
+                                <w:lang w:val="en-US"/>
+                              </w:rPr>
+                              <w:t>values</w:t>
+                            </w:r>
+                            <w:proofErr w:type="gramEnd"/>
+                            <w:r>
+                              <w:rPr>
+                                <w:rFonts w:ascii="Courier New" w:hAnsi="Courier New" w:cs="Courier New"/>
+                                <w:color w:val="8EAADB" w:themeColor="accent1" w:themeTint="99"/>
+                                <w:sz w:val="16"/>
+                                <w:szCs w:val="16"/>
+                                <w:lang w:val="en-US"/>
+                              </w:rPr>
+                              <w:t xml:space="preserve"> for </w:t>
+                            </w:r>
+                            <w:proofErr w:type="spellStart"/>
+                            <w:r>
+                              <w:rPr>
+                                <w:rFonts w:ascii="Courier New" w:hAnsi="Courier New" w:cs="Courier New"/>
+                                <w:color w:val="8EAADB" w:themeColor="accent1" w:themeTint="99"/>
+                                <w:sz w:val="16"/>
+                                <w:szCs w:val="16"/>
+                                <w:lang w:val="en-US"/>
+                              </w:rPr>
+                              <w:t>sorensen</w:t>
+                            </w:r>
+                            <w:proofErr w:type="spellEnd"/>
+                            <w:r>
+                              <w:rPr>
+                                <w:rFonts w:ascii="Courier New" w:hAnsi="Courier New" w:cs="Courier New"/>
+                                <w:color w:val="8EAADB" w:themeColor="accent1" w:themeTint="99"/>
+                                <w:sz w:val="16"/>
+                                <w:szCs w:val="16"/>
+                                <w:lang w:val="en-US"/>
+                              </w:rPr>
+                              <w:t xml:space="preserve"> matrix coordinates</w:t>
+                            </w:r>
+                          </w:p>
+                          <w:p>
+                            <w:pPr>
+                              <w:spacing w:after="0"/>
+                              <w:rPr>
+                                <w:rFonts w:ascii="Courier New" w:hAnsi="Courier New" w:cs="Courier New"/>
+                                <w:color w:val="8EAADB" w:themeColor="accent1" w:themeTint="99"/>
+                                <w:sz w:val="16"/>
+                                <w:szCs w:val="16"/>
+                                <w:lang w:val="en-US"/>
+                              </w:rPr>
+                            </w:pPr>
+                            <w:r>
+                              <w:rPr>
+                                <w:rFonts w:ascii="Courier New" w:hAnsi="Courier New" w:cs="Courier New"/>
+                                <w:color w:val="8EAADB" w:themeColor="accent1" w:themeTint="99"/>
+                                <w:sz w:val="16"/>
+                                <w:szCs w:val="16"/>
+                                <w:lang w:val="en-US"/>
+                              </w:rPr>
+                              <w:t xml:space="preserve">      # </w:t>
+                            </w:r>
+                            <w:proofErr w:type="gramStart"/>
+                            <w:r>
+                              <w:rPr>
+                                <w:rFonts w:ascii="Courier New" w:hAnsi="Courier New" w:cs="Courier New"/>
+                                <w:color w:val="8EAADB" w:themeColor="accent1" w:themeTint="99"/>
+                                <w:sz w:val="16"/>
+                                <w:szCs w:val="16"/>
+                                <w:lang w:val="en-US"/>
+                              </w:rPr>
+                              <w:t>reset</w:t>
+                            </w:r>
+                            <w:proofErr w:type="gramEnd"/>
+                            <w:r>
+                              <w:rPr>
+                                <w:rFonts w:ascii="Courier New" w:hAnsi="Courier New" w:cs="Courier New"/>
+                                <w:color w:val="8EAADB" w:themeColor="accent1" w:themeTint="99"/>
+                                <w:sz w:val="16"/>
+                                <w:szCs w:val="16"/>
+                                <w:lang w:val="en-US"/>
+                              </w:rPr>
+                              <w:t xml:space="preserve"> values for communities</w:t>
+                            </w:r>
+                          </w:p>
+                          <w:p>
+                            <w:pPr>
+                              <w:spacing w:after="0"/>
+                              <w:rPr>
+                                <w:rFonts w:ascii="Courier New" w:hAnsi="Courier New" w:cs="Courier New"/>
+                                <w:color w:val="000000" w:themeColor="text1"/>
+                                <w:sz w:val="16"/>
+                                <w:szCs w:val="16"/>
+                                <w:lang w:val="en-US"/>
+                              </w:rPr>
+                            </w:pPr>
+                            <w:r>
+                              <w:rPr>
+                                <w:rFonts w:ascii="Courier New" w:hAnsi="Courier New" w:cs="Courier New"/>
+                                <w:color w:val="000000" w:themeColor="text1"/>
+                                <w:sz w:val="16"/>
+                                <w:szCs w:val="16"/>
+                                <w:lang w:val="en-US"/>
+                              </w:rPr>
+                              <w:t xml:space="preserve">      for (j in </w:t>
+                            </w:r>
+                            <w:proofErr w:type="gramStart"/>
+                            <w:r>
+                              <w:rPr>
+                                <w:rFonts w:ascii="Courier New" w:hAnsi="Courier New" w:cs="Courier New"/>
+                                <w:color w:val="000000" w:themeColor="text1"/>
+                                <w:sz w:val="16"/>
+                                <w:szCs w:val="16"/>
+                                <w:lang w:val="en-US"/>
+                              </w:rPr>
+                              <w:t>1:dims</w:t>
+                            </w:r>
+                            <w:proofErr w:type="gramEnd"/>
+                            <w:r>
+                              <w:rPr>
+                                <w:rFonts w:ascii="Courier New" w:hAnsi="Courier New" w:cs="Courier New"/>
+                                <w:color w:val="000000" w:themeColor="text1"/>
+                                <w:sz w:val="16"/>
+                                <w:szCs w:val="16"/>
+                                <w:lang w:val="en-US"/>
+                              </w:rPr>
+                              <w:t>[2]){</w:t>
+                            </w:r>
+                          </w:p>
+                          <w:p>
+                            <w:pPr>
+                              <w:spacing w:after="0"/>
+                              <w:rPr>
+                                <w:rFonts w:ascii="Courier New" w:hAnsi="Courier New" w:cs="Courier New"/>
+                                <w:color w:val="8EAADB" w:themeColor="accent1" w:themeTint="99"/>
+                                <w:sz w:val="16"/>
+                                <w:szCs w:val="16"/>
+                                <w:lang w:val="en-US"/>
+                              </w:rPr>
+                            </w:pPr>
+                            <w:r>
+                              <w:rPr>
+                                <w:rFonts w:ascii="Courier New" w:hAnsi="Courier New" w:cs="Courier New"/>
+                                <w:color w:val="8EAADB" w:themeColor="accent1" w:themeTint="99"/>
+                                <w:sz w:val="16"/>
+                                <w:szCs w:val="16"/>
+                                <w:lang w:val="en-US"/>
+                              </w:rPr>
+                              <w:t xml:space="preserve">        # </w:t>
+                            </w:r>
+                            <w:proofErr w:type="gramStart"/>
+                            <w:r>
+                              <w:rPr>
+                                <w:rFonts w:ascii="Courier New" w:hAnsi="Courier New" w:cs="Courier New"/>
+                                <w:color w:val="8EAADB" w:themeColor="accent1" w:themeTint="99"/>
+                                <w:sz w:val="16"/>
+                                <w:szCs w:val="16"/>
+                                <w:lang w:val="en-US"/>
+                              </w:rPr>
+                              <w:t>if</w:t>
+                            </w:r>
+                            <w:proofErr w:type="gramEnd"/>
+                            <w:r>
+                              <w:rPr>
+                                <w:rFonts w:ascii="Courier New" w:hAnsi="Courier New" w:cs="Courier New"/>
+                                <w:color w:val="8EAADB" w:themeColor="accent1" w:themeTint="99"/>
+                                <w:sz w:val="16"/>
+                                <w:szCs w:val="16"/>
+                                <w:lang w:val="en-US"/>
+                              </w:rPr>
+                              <w:t xml:space="preserve"> else</w:t>
+                            </w:r>
+                          </w:p>
+                          <w:p>
+                            <w:pPr>
+                              <w:spacing w:after="0"/>
+                              <w:rPr>
+                                <w:rFonts w:ascii="Courier New" w:hAnsi="Courier New" w:cs="Courier New"/>
+                                <w:color w:val="000000" w:themeColor="text1"/>
+                                <w:sz w:val="16"/>
+                                <w:szCs w:val="16"/>
+                                <w:lang w:val="en-US"/>
+                              </w:rPr>
+                            </w:pPr>
+                            <w:r>
+                              <w:rPr>
+                                <w:rFonts w:ascii="Courier New" w:hAnsi="Courier New" w:cs="Courier New"/>
+                                <w:color w:val="000000" w:themeColor="text1"/>
+                                <w:sz w:val="16"/>
+                                <w:szCs w:val="16"/>
+                                <w:lang w:val="en-US"/>
+                              </w:rPr>
+                              <w:t xml:space="preserve">        if (</w:t>
+                            </w:r>
+                            <w:proofErr w:type="spellStart"/>
+                            <w:r>
+                              <w:rPr>
+                                <w:rFonts w:ascii="Courier New" w:hAnsi="Courier New" w:cs="Courier New"/>
+                                <w:color w:val="000000" w:themeColor="text1"/>
+                                <w:sz w:val="16"/>
+                                <w:szCs w:val="16"/>
+                                <w:lang w:val="en-US"/>
+                              </w:rPr>
+                              <w:t>matrice</w:t>
+                            </w:r>
+                            <w:proofErr w:type="spellEnd"/>
+                            <w:r>
+                              <w:rPr>
+                                <w:rFonts w:ascii="Courier New" w:hAnsi="Courier New" w:cs="Courier New"/>
+                                <w:color w:val="000000" w:themeColor="text1"/>
+                                <w:sz w:val="16"/>
+                                <w:szCs w:val="16"/>
+                                <w:lang w:val="en-US"/>
+                              </w:rPr>
+                              <w:t>[</w:t>
+                            </w:r>
+                            <w:proofErr w:type="spellStart"/>
+                            <w:proofErr w:type="gramStart"/>
+                            <w:r>
+                              <w:rPr>
+                                <w:rFonts w:ascii="Courier New" w:hAnsi="Courier New" w:cs="Courier New"/>
+                                <w:color w:val="000000" w:themeColor="text1"/>
+                                <w:sz w:val="16"/>
+                                <w:szCs w:val="16"/>
+                                <w:lang w:val="en-US"/>
+                              </w:rPr>
+                              <w:t>i,j</w:t>
+                            </w:r>
+                            <w:proofErr w:type="spellEnd"/>
+                            <w:proofErr w:type="gramEnd"/>
+                            <w:r>
+                              <w:rPr>
+                                <w:rFonts w:ascii="Courier New" w:hAnsi="Courier New" w:cs="Courier New"/>
+                                <w:color w:val="000000" w:themeColor="text1"/>
+                                <w:sz w:val="16"/>
+                                <w:szCs w:val="16"/>
+                                <w:lang w:val="en-US"/>
+                              </w:rPr>
+                              <w:t>]*</w:t>
+                            </w:r>
+                            <w:proofErr w:type="spellStart"/>
+                            <w:r>
+                              <w:rPr>
+                                <w:rFonts w:ascii="Courier New" w:hAnsi="Courier New" w:cs="Courier New"/>
+                                <w:color w:val="000000" w:themeColor="text1"/>
+                                <w:sz w:val="16"/>
+                                <w:szCs w:val="16"/>
+                                <w:lang w:val="en-US"/>
+                              </w:rPr>
+                              <w:t>matrice</w:t>
+                            </w:r>
+                            <w:proofErr w:type="spellEnd"/>
+                            <w:r>
+                              <w:rPr>
+                                <w:rFonts w:ascii="Courier New" w:hAnsi="Courier New" w:cs="Courier New"/>
+                                <w:color w:val="000000" w:themeColor="text1"/>
+                                <w:sz w:val="16"/>
+                                <w:szCs w:val="16"/>
+                                <w:lang w:val="en-US"/>
+                              </w:rPr>
+                              <w:t>[</w:t>
+                            </w:r>
+                            <w:proofErr w:type="spellStart"/>
+                            <w:r>
+                              <w:rPr>
+                                <w:rFonts w:ascii="Courier New" w:hAnsi="Courier New" w:cs="Courier New"/>
+                                <w:color w:val="000000" w:themeColor="text1"/>
+                                <w:sz w:val="16"/>
+                                <w:szCs w:val="16"/>
+                                <w:lang w:val="en-US"/>
+                              </w:rPr>
+                              <w:t>k,j</w:t>
+                            </w:r>
+                            <w:proofErr w:type="spellEnd"/>
+                            <w:r>
+                              <w:rPr>
+                                <w:rFonts w:ascii="Courier New" w:hAnsi="Courier New" w:cs="Courier New"/>
+                                <w:color w:val="000000" w:themeColor="text1"/>
+                                <w:sz w:val="16"/>
+                                <w:szCs w:val="16"/>
+                                <w:lang w:val="en-US"/>
+                              </w:rPr>
+                              <w:t>] &gt; 0){</w:t>
+                            </w:r>
+                          </w:p>
+                          <w:p>
+                            <w:pPr>
+                              <w:spacing w:after="0"/>
+                              <w:rPr>
+                                <w:rFonts w:ascii="Courier New" w:hAnsi="Courier New" w:cs="Courier New"/>
+                                <w:color w:val="000000" w:themeColor="text1"/>
+                                <w:sz w:val="16"/>
+                                <w:szCs w:val="16"/>
+                                <w:lang w:val="en-US"/>
+                              </w:rPr>
+                            </w:pPr>
+                            <w:r>
+                              <w:rPr>
+                                <w:rFonts w:ascii="Courier New" w:hAnsi="Courier New" w:cs="Courier New"/>
+                                <w:color w:val="000000" w:themeColor="text1"/>
+                                <w:sz w:val="16"/>
+                                <w:szCs w:val="16"/>
+                                <w:lang w:val="en-US"/>
+                              </w:rPr>
+                              <w:t xml:space="preserve">          S1 = S1 + 1</w:t>
+                            </w:r>
+                          </w:p>
+                          <w:p>
+                            <w:pPr>
+                              <w:spacing w:after="0"/>
+                              <w:rPr>
+                                <w:rFonts w:ascii="Courier New" w:hAnsi="Courier New" w:cs="Courier New"/>
+                                <w:color w:val="000000" w:themeColor="text1"/>
+                                <w:sz w:val="16"/>
+                                <w:szCs w:val="16"/>
+                                <w:lang w:val="en-US"/>
+                              </w:rPr>
+                            </w:pPr>
+                            <w:r>
+                              <w:rPr>
+                                <w:rFonts w:ascii="Courier New" w:hAnsi="Courier New" w:cs="Courier New"/>
+                                <w:color w:val="000000" w:themeColor="text1"/>
+                                <w:sz w:val="16"/>
+                                <w:szCs w:val="16"/>
+                                <w:lang w:val="en-US"/>
+                              </w:rPr>
+                              <w:t xml:space="preserve">          S2 = S2 + 1</w:t>
+                            </w:r>
+                          </w:p>
+                          <w:p>
+                            <w:pPr>
+                              <w:spacing w:after="0"/>
+                              <w:rPr>
+                                <w:rFonts w:ascii="Courier New" w:hAnsi="Courier New" w:cs="Courier New"/>
+                                <w:color w:val="000000" w:themeColor="text1"/>
+                                <w:sz w:val="16"/>
+                                <w:szCs w:val="16"/>
+                                <w:lang w:val="en-US"/>
+                              </w:rPr>
+                            </w:pPr>
+                            <w:r>
+                              <w:rPr>
+                                <w:rFonts w:ascii="Courier New" w:hAnsi="Courier New" w:cs="Courier New"/>
+                                <w:color w:val="000000" w:themeColor="text1"/>
+                                <w:sz w:val="16"/>
+                                <w:szCs w:val="16"/>
+                                <w:lang w:val="en-US"/>
+                              </w:rPr>
+                              <w:t xml:space="preserve">          c = c + 1</w:t>
+                            </w:r>
+                          </w:p>
+                          <w:p>
+                            <w:pPr>
+                              <w:spacing w:after="0"/>
+                              <w:rPr>
+                                <w:rFonts w:ascii="Courier New" w:hAnsi="Courier New" w:cs="Courier New"/>
+                                <w:color w:val="000000" w:themeColor="text1"/>
+                                <w:sz w:val="16"/>
+                                <w:szCs w:val="16"/>
+                                <w:lang w:val="en-US"/>
+                              </w:rPr>
+                            </w:pPr>
+                            <w:r>
+                              <w:rPr>
+                                <w:rFonts w:ascii="Courier New" w:hAnsi="Courier New" w:cs="Courier New"/>
+                                <w:color w:val="000000" w:themeColor="text1"/>
+                                <w:sz w:val="16"/>
+                                <w:szCs w:val="16"/>
+                                <w:lang w:val="en-US"/>
+                              </w:rPr>
+                              <w:t xml:space="preserve">        }</w:t>
+                            </w:r>
+                          </w:p>
+                          <w:p>
+                            <w:pPr>
+                              <w:spacing w:after="0"/>
+                              <w:rPr>
+                                <w:rFonts w:ascii="Courier New" w:hAnsi="Courier New" w:cs="Courier New"/>
+                                <w:color w:val="000000" w:themeColor="text1"/>
+                                <w:sz w:val="16"/>
+                                <w:szCs w:val="16"/>
+                                <w:lang w:val="en-US"/>
+                              </w:rPr>
+                            </w:pPr>
+                            <w:r>
+                              <w:rPr>
+                                <w:rFonts w:ascii="Courier New" w:hAnsi="Courier New" w:cs="Courier New"/>
+                                <w:color w:val="000000" w:themeColor="text1"/>
+                                <w:sz w:val="16"/>
+                                <w:szCs w:val="16"/>
+                                <w:lang w:val="en-US"/>
+                              </w:rPr>
+                              <w:t xml:space="preserve">        else if (</w:t>
+                            </w:r>
+                            <w:proofErr w:type="spellStart"/>
+                            <w:r>
+                              <w:rPr>
+                                <w:rFonts w:ascii="Courier New" w:hAnsi="Courier New" w:cs="Courier New"/>
+                                <w:color w:val="000000" w:themeColor="text1"/>
+                                <w:sz w:val="16"/>
+                                <w:szCs w:val="16"/>
+                                <w:lang w:val="en-US"/>
+                              </w:rPr>
+                              <w:t>matrice</w:t>
+                            </w:r>
+                            <w:proofErr w:type="spellEnd"/>
+                            <w:r>
+                              <w:rPr>
+                                <w:rFonts w:ascii="Courier New" w:hAnsi="Courier New" w:cs="Courier New"/>
+                                <w:color w:val="000000" w:themeColor="text1"/>
+                                <w:sz w:val="16"/>
+                                <w:szCs w:val="16"/>
+                                <w:lang w:val="en-US"/>
+                              </w:rPr>
+                              <w:t>[</w:t>
+                            </w:r>
+                            <w:proofErr w:type="spellStart"/>
+                            <w:proofErr w:type="gramStart"/>
+                            <w:r>
+                              <w:rPr>
+                                <w:rFonts w:ascii="Courier New" w:hAnsi="Courier New" w:cs="Courier New"/>
+                                <w:color w:val="000000" w:themeColor="text1"/>
+                                <w:sz w:val="16"/>
+                                <w:szCs w:val="16"/>
+                                <w:lang w:val="en-US"/>
+                              </w:rPr>
+                              <w:t>i,j</w:t>
+                            </w:r>
+                            <w:proofErr w:type="spellEnd"/>
+                            <w:proofErr w:type="gramEnd"/>
+                            <w:r>
+                              <w:rPr>
+                                <w:rFonts w:ascii="Courier New" w:hAnsi="Courier New" w:cs="Courier New"/>
+                                <w:color w:val="000000" w:themeColor="text1"/>
+                                <w:sz w:val="16"/>
+                                <w:szCs w:val="16"/>
+                                <w:lang w:val="en-US"/>
+                              </w:rPr>
+                              <w:t xml:space="preserve">] &gt; </w:t>
+                            </w:r>
+                            <w:proofErr w:type="spellStart"/>
+                            <w:r>
+                              <w:rPr>
+                                <w:rFonts w:ascii="Courier New" w:hAnsi="Courier New" w:cs="Courier New"/>
+                                <w:color w:val="000000" w:themeColor="text1"/>
+                                <w:sz w:val="16"/>
+                                <w:szCs w:val="16"/>
+                                <w:lang w:val="en-US"/>
+                              </w:rPr>
+                              <w:t>matrice</w:t>
+                            </w:r>
+                            <w:proofErr w:type="spellEnd"/>
+                            <w:r>
+                              <w:rPr>
+                                <w:rFonts w:ascii="Courier New" w:hAnsi="Courier New" w:cs="Courier New"/>
+                                <w:color w:val="000000" w:themeColor="text1"/>
+                                <w:sz w:val="16"/>
+                                <w:szCs w:val="16"/>
+                                <w:lang w:val="en-US"/>
+                              </w:rPr>
+                              <w:t>[</w:t>
+                            </w:r>
+                            <w:proofErr w:type="spellStart"/>
+                            <w:r>
+                              <w:rPr>
+                                <w:rFonts w:ascii="Courier New" w:hAnsi="Courier New" w:cs="Courier New"/>
+                                <w:color w:val="000000" w:themeColor="text1"/>
+                                <w:sz w:val="16"/>
+                                <w:szCs w:val="16"/>
+                                <w:lang w:val="en-US"/>
+                              </w:rPr>
+                              <w:t>k,j</w:t>
+                            </w:r>
+                            <w:proofErr w:type="spellEnd"/>
+                            <w:r>
+                              <w:rPr>
+                                <w:rFonts w:ascii="Courier New" w:hAnsi="Courier New" w:cs="Courier New"/>
+                                <w:color w:val="000000" w:themeColor="text1"/>
+                                <w:sz w:val="16"/>
+                                <w:szCs w:val="16"/>
+                                <w:lang w:val="en-US"/>
+                              </w:rPr>
+                              <w:t>]){</w:t>
+                            </w:r>
+                          </w:p>
+                          <w:p>
+                            <w:pPr>
+                              <w:spacing w:after="0"/>
+                              <w:rPr>
+                                <w:rFonts w:ascii="Courier New" w:hAnsi="Courier New" w:cs="Courier New"/>
+                                <w:color w:val="000000" w:themeColor="text1"/>
+                                <w:sz w:val="16"/>
+                                <w:szCs w:val="16"/>
+                                <w:lang w:val="en-US"/>
+                              </w:rPr>
+                            </w:pPr>
+                            <w:r>
+                              <w:rPr>
+                                <w:rFonts w:ascii="Courier New" w:hAnsi="Courier New" w:cs="Courier New"/>
+                                <w:color w:val="000000" w:themeColor="text1"/>
+                                <w:sz w:val="16"/>
+                                <w:szCs w:val="16"/>
+                                <w:lang w:val="en-US"/>
+                              </w:rPr>
+                              <w:t xml:space="preserve">          S1 = S1 + 1</w:t>
+                            </w:r>
+                          </w:p>
+                          <w:p>
+                            <w:pPr>
+                              <w:spacing w:after="0"/>
+                              <w:rPr>
+                                <w:rFonts w:ascii="Courier New" w:hAnsi="Courier New" w:cs="Courier New"/>
+                                <w:color w:val="000000" w:themeColor="text1"/>
+                                <w:sz w:val="16"/>
+                                <w:szCs w:val="16"/>
+                                <w:lang w:val="en-US"/>
+                              </w:rPr>
+                            </w:pPr>
+                            <w:r>
+                              <w:rPr>
+                                <w:rFonts w:ascii="Courier New" w:hAnsi="Courier New" w:cs="Courier New"/>
+                                <w:color w:val="000000" w:themeColor="text1"/>
+                                <w:sz w:val="16"/>
+                                <w:szCs w:val="16"/>
+                                <w:lang w:val="en-US"/>
+                              </w:rPr>
+                              <w:t xml:space="preserve">          S2 = S2</w:t>
+                            </w:r>
+                          </w:p>
+                          <w:p>
+                            <w:pPr>
+                              <w:spacing w:after="0"/>
+                              <w:rPr>
+                                <w:rFonts w:ascii="Courier New" w:hAnsi="Courier New" w:cs="Courier New"/>
+                                <w:color w:val="000000" w:themeColor="text1"/>
+                                <w:sz w:val="16"/>
+                                <w:szCs w:val="16"/>
+                                <w:lang w:val="en-US"/>
+                              </w:rPr>
+                            </w:pPr>
+                            <w:r>
+                              <w:rPr>
+                                <w:rFonts w:ascii="Courier New" w:hAnsi="Courier New" w:cs="Courier New"/>
+                                <w:color w:val="000000" w:themeColor="text1"/>
+                                <w:sz w:val="16"/>
+                                <w:szCs w:val="16"/>
+                                <w:lang w:val="en-US"/>
+                              </w:rPr>
+                              <w:t xml:space="preserve">          c = c</w:t>
+                            </w:r>
+                          </w:p>
+                          <w:p>
+                            <w:pPr>
+                              <w:spacing w:after="0"/>
+                              <w:rPr>
+                                <w:rFonts w:ascii="Courier New" w:hAnsi="Courier New" w:cs="Courier New"/>
+                                <w:color w:val="000000" w:themeColor="text1"/>
+                                <w:sz w:val="16"/>
+                                <w:szCs w:val="16"/>
+                                <w:lang w:val="en-US"/>
+                              </w:rPr>
+                            </w:pPr>
+                            <w:r>
+                              <w:rPr>
+                                <w:rFonts w:ascii="Courier New" w:hAnsi="Courier New" w:cs="Courier New"/>
+                                <w:color w:val="000000" w:themeColor="text1"/>
+                                <w:sz w:val="16"/>
+                                <w:szCs w:val="16"/>
+                                <w:lang w:val="en-US"/>
+                              </w:rPr>
+                              <w:t xml:space="preserve">        }</w:t>
+                            </w:r>
+                          </w:p>
+                          <w:p>
+                            <w:pPr>
+                              <w:spacing w:after="0"/>
+                              <w:rPr>
+                                <w:rFonts w:ascii="Courier New" w:hAnsi="Courier New" w:cs="Courier New"/>
+                                <w:color w:val="000000" w:themeColor="text1"/>
+                                <w:sz w:val="16"/>
+                                <w:szCs w:val="16"/>
+                                <w:lang w:val="en-US"/>
+                              </w:rPr>
+                            </w:pPr>
+                            <w:r>
+                              <w:rPr>
+                                <w:rFonts w:ascii="Courier New" w:hAnsi="Courier New" w:cs="Courier New"/>
+                                <w:color w:val="000000" w:themeColor="text1"/>
+                                <w:sz w:val="16"/>
+                                <w:szCs w:val="16"/>
+                                <w:lang w:val="en-US"/>
+                              </w:rPr>
+                              <w:t xml:space="preserve">        else if (</w:t>
+                            </w:r>
+                            <w:proofErr w:type="spellStart"/>
+                            <w:r>
+                              <w:rPr>
+                                <w:rFonts w:ascii="Courier New" w:hAnsi="Courier New" w:cs="Courier New"/>
+                                <w:color w:val="000000" w:themeColor="text1"/>
+                                <w:sz w:val="16"/>
+                                <w:szCs w:val="16"/>
+                                <w:lang w:val="en-US"/>
+                              </w:rPr>
+                              <w:t>matrice</w:t>
+                            </w:r>
+                            <w:proofErr w:type="spellEnd"/>
+                            <w:r>
+                              <w:rPr>
+                                <w:rFonts w:ascii="Courier New" w:hAnsi="Courier New" w:cs="Courier New"/>
+                                <w:color w:val="000000" w:themeColor="text1"/>
+                                <w:sz w:val="16"/>
+                                <w:szCs w:val="16"/>
+                                <w:lang w:val="en-US"/>
+                              </w:rPr>
+                              <w:t>[</w:t>
+                            </w:r>
+                            <w:proofErr w:type="spellStart"/>
+                            <w:proofErr w:type="gramStart"/>
+                            <w:r>
+                              <w:rPr>
+                                <w:rFonts w:ascii="Courier New" w:hAnsi="Courier New" w:cs="Courier New"/>
+                                <w:color w:val="000000" w:themeColor="text1"/>
+                                <w:sz w:val="16"/>
+                                <w:szCs w:val="16"/>
+                                <w:lang w:val="en-US"/>
+                              </w:rPr>
+                              <w:t>i,j</w:t>
+                            </w:r>
+                            <w:proofErr w:type="spellEnd"/>
+                            <w:proofErr w:type="gramEnd"/>
+                            <w:r>
+                              <w:rPr>
+                                <w:rFonts w:ascii="Courier New" w:hAnsi="Courier New" w:cs="Courier New"/>
+                                <w:color w:val="000000" w:themeColor="text1"/>
+                                <w:sz w:val="16"/>
+                                <w:szCs w:val="16"/>
+                                <w:lang w:val="en-US"/>
+                              </w:rPr>
+                              <w:t xml:space="preserve">] &lt; </w:t>
+                            </w:r>
+                            <w:proofErr w:type="spellStart"/>
+                            <w:r>
+                              <w:rPr>
+                                <w:rFonts w:ascii="Courier New" w:hAnsi="Courier New" w:cs="Courier New"/>
+                                <w:color w:val="000000" w:themeColor="text1"/>
+                                <w:sz w:val="16"/>
+                                <w:szCs w:val="16"/>
+                                <w:lang w:val="en-US"/>
+                              </w:rPr>
+                              <w:t>matrice</w:t>
+                            </w:r>
+                            <w:proofErr w:type="spellEnd"/>
+                            <w:r>
+                              <w:rPr>
+                                <w:rFonts w:ascii="Courier New" w:hAnsi="Courier New" w:cs="Courier New"/>
+                                <w:color w:val="000000" w:themeColor="text1"/>
+                                <w:sz w:val="16"/>
+                                <w:szCs w:val="16"/>
+                                <w:lang w:val="en-US"/>
+                              </w:rPr>
+                              <w:t>[</w:t>
+                            </w:r>
+                            <w:proofErr w:type="spellStart"/>
+                            <w:r>
+                              <w:rPr>
+                                <w:rFonts w:ascii="Courier New" w:hAnsi="Courier New" w:cs="Courier New"/>
+                                <w:color w:val="000000" w:themeColor="text1"/>
+                                <w:sz w:val="16"/>
+                                <w:szCs w:val="16"/>
+                                <w:lang w:val="en-US"/>
+                              </w:rPr>
+                              <w:t>k,j</w:t>
+                            </w:r>
+                            <w:proofErr w:type="spellEnd"/>
+                            <w:r>
+                              <w:rPr>
+                                <w:rFonts w:ascii="Courier New" w:hAnsi="Courier New" w:cs="Courier New"/>
+                                <w:color w:val="000000" w:themeColor="text1"/>
+                                <w:sz w:val="16"/>
+                                <w:szCs w:val="16"/>
+                                <w:lang w:val="en-US"/>
+                              </w:rPr>
+                              <w:t>]){</w:t>
+                            </w:r>
+                          </w:p>
+                          <w:p>
+                            <w:pPr>
+                              <w:spacing w:after="0"/>
+                              <w:rPr>
+                                <w:rFonts w:ascii="Courier New" w:hAnsi="Courier New" w:cs="Courier New"/>
+                                <w:color w:val="000000" w:themeColor="text1"/>
+                                <w:sz w:val="16"/>
+                                <w:szCs w:val="16"/>
+                                <w:lang w:val="en-US"/>
+                              </w:rPr>
+                            </w:pPr>
+                            <w:r>
+                              <w:rPr>
+                                <w:rFonts w:ascii="Courier New" w:hAnsi="Courier New" w:cs="Courier New"/>
+                                <w:color w:val="000000" w:themeColor="text1"/>
+                                <w:sz w:val="16"/>
+                                <w:szCs w:val="16"/>
+                                <w:lang w:val="en-US"/>
+                              </w:rPr>
+                              <w:t xml:space="preserve">          S1 = S1</w:t>
+                            </w:r>
+                          </w:p>
+                          <w:p>
+                            <w:pPr>
+                              <w:spacing w:after="0"/>
+                              <w:rPr>
+                                <w:rFonts w:ascii="Courier New" w:hAnsi="Courier New" w:cs="Courier New"/>
+                                <w:color w:val="000000" w:themeColor="text1"/>
+                                <w:sz w:val="16"/>
+                                <w:szCs w:val="16"/>
+                                <w:lang w:val="en-US"/>
+                              </w:rPr>
+                            </w:pPr>
+                            <w:r>
+                              <w:rPr>
+                                <w:rFonts w:ascii="Courier New" w:hAnsi="Courier New" w:cs="Courier New"/>
+                                <w:color w:val="000000" w:themeColor="text1"/>
+                                <w:sz w:val="16"/>
+                                <w:szCs w:val="16"/>
+                                <w:lang w:val="en-US"/>
+                              </w:rPr>
+                              <w:t xml:space="preserve">          S2 = S2 + 1</w:t>
+                            </w:r>
+                          </w:p>
+                          <w:p>
+                            <w:pPr>
+                              <w:spacing w:after="0"/>
+                              <w:rPr>
+                                <w:rFonts w:ascii="Courier New" w:hAnsi="Courier New" w:cs="Courier New"/>
+                                <w:color w:val="000000" w:themeColor="text1"/>
+                                <w:sz w:val="16"/>
+                                <w:szCs w:val="16"/>
+                                <w:lang w:val="en-US"/>
+                              </w:rPr>
+                            </w:pPr>
+                            <w:r>
+                              <w:rPr>
+                                <w:rFonts w:ascii="Courier New" w:hAnsi="Courier New" w:cs="Courier New"/>
+                                <w:color w:val="000000" w:themeColor="text1"/>
+                                <w:sz w:val="16"/>
+                                <w:szCs w:val="16"/>
+                                <w:lang w:val="en-US"/>
+                              </w:rPr>
+                              <w:t xml:space="preserve">          c = c</w:t>
+                            </w:r>
+                          </w:p>
+                          <w:p>
+                            <w:pPr>
+                              <w:spacing w:after="0"/>
+                              <w:rPr>
+                                <w:rFonts w:ascii="Courier New" w:hAnsi="Courier New" w:cs="Courier New"/>
+                                <w:color w:val="000000" w:themeColor="text1"/>
+                                <w:sz w:val="16"/>
+                                <w:szCs w:val="16"/>
+                                <w:lang w:val="en-US"/>
+                              </w:rPr>
+                            </w:pPr>
+                            <w:r>
+                              <w:rPr>
+                                <w:rFonts w:ascii="Courier New" w:hAnsi="Courier New" w:cs="Courier New"/>
+                                <w:color w:val="000000" w:themeColor="text1"/>
+                                <w:sz w:val="16"/>
+                                <w:szCs w:val="16"/>
+                                <w:lang w:val="en-US"/>
+                              </w:rPr>
+                              <w:t xml:space="preserve">        }</w:t>
+                            </w:r>
+                          </w:p>
+                          <w:p>
+                            <w:pPr>
+                              <w:spacing w:after="0"/>
+                              <w:rPr>
+                                <w:rFonts w:ascii="Courier New" w:hAnsi="Courier New" w:cs="Courier New"/>
+                                <w:color w:val="000000" w:themeColor="text1"/>
+                                <w:sz w:val="16"/>
+                                <w:szCs w:val="16"/>
+                                <w:lang w:val="en-US"/>
+                              </w:rPr>
+                            </w:pPr>
+                            <w:r>
+                              <w:rPr>
+                                <w:rFonts w:ascii="Courier New" w:hAnsi="Courier New" w:cs="Courier New"/>
+                                <w:color w:val="000000" w:themeColor="text1"/>
+                                <w:sz w:val="16"/>
+                                <w:szCs w:val="16"/>
+                                <w:lang w:val="en-US"/>
+                              </w:rPr>
+                              <w:t xml:space="preserve">        j = j + 1</w:t>
+                            </w:r>
+                          </w:p>
+                          <w:p>
+                            <w:pPr>
+                              <w:spacing w:after="0"/>
+                              <w:rPr>
+                                <w:rFonts w:ascii="Courier New" w:hAnsi="Courier New" w:cs="Courier New"/>
+                                <w:color w:val="000000" w:themeColor="text1"/>
+                                <w:sz w:val="16"/>
+                                <w:szCs w:val="16"/>
+                                <w:lang w:val="en-US"/>
+                              </w:rPr>
+                            </w:pPr>
+                            <w:r>
+                              <w:rPr>
+                                <w:rFonts w:ascii="Courier New" w:hAnsi="Courier New" w:cs="Courier New"/>
+                                <w:color w:val="000000" w:themeColor="text1"/>
+                                <w:sz w:val="16"/>
+                                <w:szCs w:val="16"/>
+                                <w:lang w:val="en-US"/>
+                              </w:rPr>
+                              <w:t xml:space="preserve">      }</w:t>
+                            </w:r>
+                          </w:p>
+                          <w:p>
+                            <w:pPr>
+                              <w:spacing w:after="0"/>
+                              <w:rPr>
+                                <w:rFonts w:ascii="Courier New" w:hAnsi="Courier New" w:cs="Courier New"/>
+                                <w:color w:val="000000" w:themeColor="text1"/>
+                                <w:sz w:val="16"/>
+                                <w:szCs w:val="16"/>
+                                <w:lang w:val="en-US"/>
+                              </w:rPr>
+                            </w:pPr>
+                            <w:r>
+                              <w:rPr>
+                                <w:rFonts w:ascii="Courier New" w:hAnsi="Courier New" w:cs="Courier New"/>
+                                <w:color w:val="000000" w:themeColor="text1"/>
+                                <w:sz w:val="16"/>
+                                <w:szCs w:val="16"/>
+                                <w:lang w:val="en-US"/>
+                              </w:rPr>
+                              <w:t xml:space="preserve">      </w:t>
+                            </w:r>
+                            <w:proofErr w:type="gramStart"/>
+                            <w:r>
+                              <w:rPr>
+                                <w:rFonts w:ascii="Courier New" w:hAnsi="Courier New" w:cs="Courier New"/>
+                                <w:color w:val="000000" w:themeColor="text1"/>
+                                <w:sz w:val="16"/>
+                                <w:szCs w:val="16"/>
+                                <w:lang w:val="en-US"/>
+                              </w:rPr>
+                              <w:t>print(</w:t>
+                            </w:r>
+                            <w:proofErr w:type="gramEnd"/>
+                            <w:r>
+                              <w:rPr>
+                                <w:rFonts w:ascii="Courier New" w:hAnsi="Courier New" w:cs="Courier New"/>
+                                <w:color w:val="000000" w:themeColor="text1"/>
+                                <w:sz w:val="16"/>
+                                <w:szCs w:val="16"/>
+                                <w:lang w:val="en-US"/>
+                              </w:rPr>
+                              <w:t>paste("S1: ", S1, "S2: ", S2, "c: ", c))</w:t>
+                            </w:r>
+                          </w:p>
+                          <w:p>
+                            <w:pPr>
+                              <w:spacing w:after="0"/>
+                              <w:rPr>
+                                <w:rFonts w:ascii="Courier New" w:hAnsi="Courier New" w:cs="Courier New"/>
+                                <w:color w:val="000000" w:themeColor="text1"/>
+                                <w:sz w:val="16"/>
+                                <w:szCs w:val="16"/>
+                                <w:lang w:val="en-US"/>
+                              </w:rPr>
+                            </w:pPr>
+                          </w:p>
+                          <w:p>
+                            <w:pPr>
+                              <w:spacing w:after="0"/>
+                              <w:rPr>
+                                <w:rFonts w:ascii="Courier New" w:hAnsi="Courier New" w:cs="Courier New"/>
+                                <w:color w:val="8EAADB" w:themeColor="accent1" w:themeTint="99"/>
+                                <w:sz w:val="16"/>
+                                <w:szCs w:val="16"/>
+                                <w:lang w:val="en-US"/>
+                              </w:rPr>
+                            </w:pPr>
+                            <w:r>
+                              <w:rPr>
+                                <w:rFonts w:ascii="Courier New" w:hAnsi="Courier New" w:cs="Courier New"/>
+                                <w:color w:val="8EAADB" w:themeColor="accent1" w:themeTint="99"/>
+                                <w:sz w:val="16"/>
+                                <w:szCs w:val="16"/>
+                                <w:lang w:val="en-US"/>
+                              </w:rPr>
+                              <w:t xml:space="preserve">      #</w:t>
+                            </w:r>
+                            <w:proofErr w:type="gramStart"/>
+                            <w:r>
+                              <w:rPr>
+                                <w:rFonts w:ascii="Courier New" w:hAnsi="Courier New" w:cs="Courier New"/>
+                                <w:color w:val="8EAADB" w:themeColor="accent1" w:themeTint="99"/>
+                                <w:sz w:val="16"/>
+                                <w:szCs w:val="16"/>
+                                <w:lang w:val="en-US"/>
+                              </w:rPr>
+                              <w:t>if</w:t>
+                            </w:r>
+                            <w:proofErr w:type="gramEnd"/>
+                            <w:r>
+                              <w:rPr>
+                                <w:rFonts w:ascii="Courier New" w:hAnsi="Courier New" w:cs="Courier New"/>
+                                <w:color w:val="8EAADB" w:themeColor="accent1" w:themeTint="99"/>
+                                <w:sz w:val="16"/>
+                                <w:szCs w:val="16"/>
+                                <w:lang w:val="en-US"/>
+                              </w:rPr>
+                              <w:t xml:space="preserve"> no species in common in community 1 and 2: </w:t>
+                            </w:r>
+                          </w:p>
+                          <w:p>
+                            <w:pPr>
+                              <w:spacing w:after="0"/>
+                              <w:rPr>
+                                <w:rFonts w:ascii="Courier New" w:hAnsi="Courier New" w:cs="Courier New"/>
+                                <w:color w:val="000000" w:themeColor="text1"/>
+                                <w:sz w:val="16"/>
+                                <w:szCs w:val="16"/>
+                                <w:lang w:val="en-US"/>
+                              </w:rPr>
+                            </w:pPr>
+                            <w:r>
+                              <w:rPr>
+                                <w:rFonts w:ascii="Courier New" w:hAnsi="Courier New" w:cs="Courier New"/>
+                                <w:color w:val="000000" w:themeColor="text1"/>
+                                <w:sz w:val="16"/>
+                                <w:szCs w:val="16"/>
+                                <w:lang w:val="en-US"/>
+                              </w:rPr>
+                              <w:t xml:space="preserve">      if (c == 0 | S1+S2 == </w:t>
+                            </w:r>
+                            <w:proofErr w:type="gramStart"/>
+                            <w:r>
+                              <w:rPr>
+                                <w:rFonts w:ascii="Courier New" w:hAnsi="Courier New" w:cs="Courier New"/>
+                                <w:color w:val="000000" w:themeColor="text1"/>
+                                <w:sz w:val="16"/>
+                                <w:szCs w:val="16"/>
+                                <w:lang w:val="en-US"/>
+                              </w:rPr>
+                              <w:t>0){</w:t>
+                            </w:r>
+                            <w:proofErr w:type="gramEnd"/>
+                            <w:r>
+                              <w:rPr>
+                                <w:rFonts w:ascii="Courier New" w:hAnsi="Courier New" w:cs="Courier New"/>
+                                <w:color w:val="000000" w:themeColor="text1"/>
+                                <w:sz w:val="16"/>
+                                <w:szCs w:val="16"/>
+                                <w:lang w:val="en-US"/>
+                              </w:rPr>
+                              <w:t xml:space="preserve">    </w:t>
+                            </w:r>
+                          </w:p>
+                          <w:p>
+                            <w:pPr>
+                              <w:spacing w:after="0"/>
+                              <w:rPr>
+                                <w:rFonts w:ascii="Courier New" w:hAnsi="Courier New" w:cs="Courier New"/>
+                                <w:color w:val="000000" w:themeColor="text1"/>
+                                <w:sz w:val="16"/>
+                                <w:szCs w:val="16"/>
+                                <w:lang w:val="en-US"/>
+                              </w:rPr>
+                            </w:pPr>
+                            <w:r>
+                              <w:rPr>
+                                <w:rFonts w:ascii="Courier New" w:hAnsi="Courier New" w:cs="Courier New"/>
+                                <w:color w:val="000000" w:themeColor="text1"/>
+                                <w:sz w:val="16"/>
+                                <w:szCs w:val="16"/>
+                                <w:lang w:val="en-US"/>
+                              </w:rPr>
+                              <w:t xml:space="preserve">        </w:t>
+                            </w:r>
+                            <w:proofErr w:type="spellStart"/>
+                            <w:r>
+                              <w:rPr>
+                                <w:rFonts w:ascii="Courier New" w:hAnsi="Courier New" w:cs="Courier New"/>
+                                <w:color w:val="000000" w:themeColor="text1"/>
+                                <w:sz w:val="16"/>
+                                <w:szCs w:val="16"/>
+                                <w:lang w:val="en-US"/>
+                              </w:rPr>
+                              <w:t>sorensen</w:t>
+                            </w:r>
+                            <w:proofErr w:type="spellEnd"/>
+                            <w:r>
+                              <w:rPr>
+                                <w:rFonts w:ascii="Courier New" w:hAnsi="Courier New" w:cs="Courier New"/>
+                                <w:color w:val="000000" w:themeColor="text1"/>
+                                <w:sz w:val="16"/>
+                                <w:szCs w:val="16"/>
+                                <w:lang w:val="en-US"/>
+                              </w:rPr>
+                              <w:t>[k,1] &lt;- 0</w:t>
+                            </w:r>
+                          </w:p>
+                          <w:p>
+                            <w:pPr>
+                              <w:spacing w:after="0"/>
+                              <w:rPr>
+                                <w:rFonts w:ascii="Courier New" w:hAnsi="Courier New" w:cs="Courier New"/>
+                                <w:color w:val="000000" w:themeColor="text1"/>
+                                <w:sz w:val="16"/>
+                                <w:szCs w:val="16"/>
+                                <w:lang w:val="en-US"/>
+                              </w:rPr>
+                            </w:pPr>
+                          </w:p>
+                          <w:p>
+                            <w:pPr>
+                              <w:spacing w:after="0"/>
+                              <w:rPr>
+                                <w:rFonts w:ascii="Courier New" w:hAnsi="Courier New" w:cs="Courier New"/>
+                                <w:color w:val="000000" w:themeColor="text1"/>
+                                <w:sz w:val="16"/>
+                                <w:szCs w:val="16"/>
+                                <w:lang w:val="en-US"/>
+                              </w:rPr>
+                            </w:pPr>
+                            <w:r>
+                              <w:rPr>
+                                <w:rFonts w:ascii="Courier New" w:hAnsi="Courier New" w:cs="Courier New"/>
+                                <w:color w:val="000000" w:themeColor="text1"/>
+                                <w:sz w:val="16"/>
+                                <w:szCs w:val="16"/>
+                                <w:lang w:val="en-US"/>
+                              </w:rPr>
+                              <w:t xml:space="preserve">      }</w:t>
+                            </w:r>
+                          </w:p>
+                          <w:p>
+                            <w:pPr>
+                              <w:spacing w:after="0"/>
+                              <w:rPr>
+                                <w:rFonts w:ascii="Courier New" w:hAnsi="Courier New" w:cs="Courier New"/>
+                                <w:color w:val="8EAADB" w:themeColor="accent1" w:themeTint="99"/>
+                                <w:sz w:val="16"/>
+                                <w:szCs w:val="16"/>
+                                <w:lang w:val="en-US"/>
+                              </w:rPr>
+                            </w:pPr>
+                            <w:r>
+                              <w:rPr>
+                                <w:rFonts w:ascii="Courier New" w:hAnsi="Courier New" w:cs="Courier New"/>
+                                <w:color w:val="8EAADB" w:themeColor="accent1" w:themeTint="99"/>
+                                <w:sz w:val="16"/>
+                                <w:szCs w:val="16"/>
+                                <w:lang w:val="en-US"/>
+                              </w:rPr>
+                              <w:t xml:space="preserve">      # </w:t>
+                            </w:r>
+                            <w:proofErr w:type="gramStart"/>
+                            <w:r>
+                              <w:rPr>
+                                <w:rFonts w:ascii="Courier New" w:hAnsi="Courier New" w:cs="Courier New"/>
+                                <w:color w:val="8EAADB" w:themeColor="accent1" w:themeTint="99"/>
+                                <w:sz w:val="16"/>
+                                <w:szCs w:val="16"/>
+                                <w:lang w:val="en-US"/>
+                              </w:rPr>
+                              <w:t>else</w:t>
+                            </w:r>
+                            <w:proofErr w:type="gramEnd"/>
+                            <w:r>
+                              <w:rPr>
+                                <w:rFonts w:ascii="Courier New" w:hAnsi="Courier New" w:cs="Courier New"/>
+                                <w:color w:val="8EAADB" w:themeColor="accent1" w:themeTint="99"/>
+                                <w:sz w:val="16"/>
+                                <w:szCs w:val="16"/>
+                                <w:lang w:val="en-US"/>
+                              </w:rPr>
+                              <w:t xml:space="preserve"> calculation of </w:t>
+                            </w:r>
+                            <w:proofErr w:type="spellStart"/>
+                            <w:r>
+                              <w:rPr>
+                                <w:rFonts w:ascii="Courier New" w:hAnsi="Courier New" w:cs="Courier New"/>
+                                <w:color w:val="8EAADB" w:themeColor="accent1" w:themeTint="99"/>
+                                <w:sz w:val="16"/>
+                                <w:szCs w:val="16"/>
+                                <w:lang w:val="en-US"/>
+                              </w:rPr>
+                              <w:t>sorensen</w:t>
+                            </w:r>
+                            <w:proofErr w:type="spellEnd"/>
+                            <w:r>
+                              <w:rPr>
+                                <w:rFonts w:ascii="Courier New" w:hAnsi="Courier New" w:cs="Courier New"/>
+                                <w:color w:val="8EAADB" w:themeColor="accent1" w:themeTint="99"/>
+                                <w:sz w:val="16"/>
+                                <w:szCs w:val="16"/>
+                                <w:lang w:val="en-US"/>
+                              </w:rPr>
+                              <w:t xml:space="preserve"> index</w:t>
+                            </w:r>
+                          </w:p>
+                          <w:p>
+                            <w:pPr>
+                              <w:spacing w:after="0"/>
+                              <w:rPr>
+                                <w:rFonts w:ascii="Courier New" w:hAnsi="Courier New" w:cs="Courier New"/>
+                                <w:color w:val="000000" w:themeColor="text1"/>
+                                <w:sz w:val="16"/>
+                                <w:szCs w:val="16"/>
+                                <w:lang w:val="en-US"/>
+                              </w:rPr>
+                            </w:pPr>
+                            <w:r>
+                              <w:rPr>
+                                <w:rFonts w:ascii="Courier New" w:hAnsi="Courier New" w:cs="Courier New"/>
+                                <w:color w:val="000000" w:themeColor="text1"/>
+                                <w:sz w:val="16"/>
+                                <w:szCs w:val="16"/>
+                                <w:lang w:val="en-US"/>
+                              </w:rPr>
+                              <w:t xml:space="preserve">      else {</w:t>
+                            </w:r>
+                          </w:p>
+                          <w:p>
+                            <w:pPr>
+                              <w:spacing w:after="0"/>
+                              <w:rPr>
+                                <w:rFonts w:ascii="Courier New" w:hAnsi="Courier New" w:cs="Courier New"/>
+                                <w:color w:val="000000" w:themeColor="text1"/>
+                                <w:sz w:val="16"/>
+                                <w:szCs w:val="16"/>
+                                <w:lang w:val="en-US"/>
+                              </w:rPr>
+                            </w:pPr>
+                            <w:r>
+                              <w:rPr>
+                                <w:rFonts w:ascii="Courier New" w:hAnsi="Courier New" w:cs="Courier New"/>
+                                <w:color w:val="000000" w:themeColor="text1"/>
+                                <w:sz w:val="16"/>
+                                <w:szCs w:val="16"/>
+                                <w:lang w:val="en-US"/>
+                              </w:rPr>
+                              <w:t xml:space="preserve">        </w:t>
+                            </w:r>
+                            <w:proofErr w:type="spellStart"/>
+                            <w:r>
+                              <w:rPr>
+                                <w:rFonts w:ascii="Courier New" w:hAnsi="Courier New" w:cs="Courier New"/>
+                                <w:color w:val="000000" w:themeColor="text1"/>
+                                <w:sz w:val="16"/>
+                                <w:szCs w:val="16"/>
+                                <w:lang w:val="en-US"/>
+                              </w:rPr>
+                              <w:t>sorensen</w:t>
+                            </w:r>
+                            <w:proofErr w:type="spellEnd"/>
+                            <w:r>
+                              <w:rPr>
+                                <w:rFonts w:ascii="Courier New" w:hAnsi="Courier New" w:cs="Courier New"/>
+                                <w:color w:val="000000" w:themeColor="text1"/>
+                                <w:sz w:val="16"/>
+                                <w:szCs w:val="16"/>
+                                <w:lang w:val="en-US"/>
+                              </w:rPr>
+                              <w:t>[k,1] &lt;- ((2*c) / (S1+S2))</w:t>
+                            </w:r>
+                          </w:p>
+                          <w:p>
+                            <w:pPr>
+                              <w:spacing w:after="0"/>
+                              <w:rPr>
+                                <w:rFonts w:ascii="Courier New" w:hAnsi="Courier New" w:cs="Courier New"/>
+                                <w:color w:val="000000" w:themeColor="text1"/>
+                                <w:sz w:val="16"/>
+                                <w:szCs w:val="16"/>
+                                <w:lang w:val="en-US"/>
+                              </w:rPr>
+                            </w:pPr>
+                          </w:p>
+                          <w:p>
+                            <w:pPr>
+                              <w:spacing w:after="0"/>
+                              <w:rPr>
+                                <w:rFonts w:ascii="Courier New" w:hAnsi="Courier New" w:cs="Courier New"/>
+                                <w:color w:val="000000" w:themeColor="text1"/>
+                                <w:sz w:val="16"/>
+                                <w:szCs w:val="16"/>
+                                <w:lang w:val="en-US"/>
+                              </w:rPr>
+                            </w:pPr>
+                            <w:r>
+                              <w:rPr>
+                                <w:rFonts w:ascii="Courier New" w:hAnsi="Courier New" w:cs="Courier New"/>
+                                <w:color w:val="000000" w:themeColor="text1"/>
+                                <w:sz w:val="16"/>
+                                <w:szCs w:val="16"/>
+                                <w:lang w:val="en-US"/>
+                              </w:rPr>
+                              <w:t xml:space="preserve">      }</w:t>
+                            </w:r>
+                          </w:p>
+                          <w:p>
+                            <w:pPr>
+                              <w:spacing w:after="0"/>
+                              <w:rPr>
+                                <w:rFonts w:ascii="Courier New" w:hAnsi="Courier New" w:cs="Courier New"/>
+                                <w:color w:val="000000" w:themeColor="text1"/>
+                                <w:sz w:val="16"/>
+                                <w:szCs w:val="16"/>
+                                <w:lang w:val="en-US"/>
+                              </w:rPr>
+                            </w:pPr>
+                            <w:r>
+                              <w:rPr>
+                                <w:rFonts w:ascii="Courier New" w:hAnsi="Courier New" w:cs="Courier New"/>
+                                <w:color w:val="000000" w:themeColor="text1"/>
+                                <w:sz w:val="16"/>
+                                <w:szCs w:val="16"/>
+                                <w:lang w:val="en-US"/>
+                              </w:rPr>
+                              <w:t xml:space="preserve">#      </w:t>
+                            </w:r>
+                            <w:proofErr w:type="spellStart"/>
+                            <w:proofErr w:type="gramStart"/>
+                            <w:r>
+                              <w:rPr>
+                                <w:rFonts w:ascii="Courier New" w:hAnsi="Courier New" w:cs="Courier New"/>
+                                <w:color w:val="000000" w:themeColor="text1"/>
+                                <w:sz w:val="16"/>
+                                <w:szCs w:val="16"/>
+                                <w:lang w:val="en-US"/>
+                              </w:rPr>
+                              <w:t>rownames</w:t>
+                            </w:r>
+                            <w:proofErr w:type="spellEnd"/>
+                            <w:proofErr w:type="gramEnd"/>
+                            <w:r>
+                              <w:rPr>
+                                <w:rFonts w:ascii="Courier New" w:hAnsi="Courier New" w:cs="Courier New"/>
+                                <w:color w:val="000000" w:themeColor="text1"/>
+                                <w:sz w:val="16"/>
+                                <w:szCs w:val="16"/>
+                                <w:lang w:val="en-US"/>
+                              </w:rPr>
+                              <w:t>(</w:t>
+                            </w:r>
+                            <w:proofErr w:type="spellStart"/>
+                            <w:r>
+                              <w:rPr>
+                                <w:rFonts w:ascii="Courier New" w:hAnsi="Courier New" w:cs="Courier New"/>
+                                <w:color w:val="000000" w:themeColor="text1"/>
+                                <w:sz w:val="16"/>
+                                <w:szCs w:val="16"/>
+                                <w:lang w:val="en-US"/>
+                              </w:rPr>
+                              <w:t>sorensen</w:t>
+                            </w:r>
+                            <w:proofErr w:type="spellEnd"/>
+                            <w:r>
+                              <w:rPr>
+                                <w:rFonts w:ascii="Courier New" w:hAnsi="Courier New" w:cs="Courier New"/>
+                                <w:color w:val="000000" w:themeColor="text1"/>
+                                <w:sz w:val="16"/>
+                                <w:szCs w:val="16"/>
+                                <w:lang w:val="en-US"/>
+                              </w:rPr>
+                              <w:t>)[</w:t>
+                            </w:r>
+                            <w:proofErr w:type="spellStart"/>
+                            <w:r>
+                              <w:rPr>
+                                <w:rFonts w:ascii="Courier New" w:hAnsi="Courier New" w:cs="Courier New"/>
+                                <w:color w:val="000000" w:themeColor="text1"/>
+                                <w:sz w:val="16"/>
+                                <w:szCs w:val="16"/>
+                                <w:lang w:val="en-US"/>
+                              </w:rPr>
+                              <w:t>i</w:t>
+                            </w:r>
+                            <w:proofErr w:type="spellEnd"/>
+                            <w:r>
+                              <w:rPr>
+                                <w:rFonts w:ascii="Courier New" w:hAnsi="Courier New" w:cs="Courier New"/>
+                                <w:color w:val="000000" w:themeColor="text1"/>
+                                <w:sz w:val="16"/>
+                                <w:szCs w:val="16"/>
+                                <w:lang w:val="en-US"/>
+                              </w:rPr>
+                              <w:t>]&lt;-</w:t>
+                            </w:r>
+                            <w:proofErr w:type="spellStart"/>
+                            <w:r>
+                              <w:rPr>
+                                <w:rFonts w:ascii="Courier New" w:hAnsi="Courier New" w:cs="Courier New"/>
+                                <w:color w:val="000000" w:themeColor="text1"/>
+                                <w:sz w:val="16"/>
+                                <w:szCs w:val="16"/>
+                                <w:lang w:val="en-US"/>
+                              </w:rPr>
+                              <w:t>transect_i</w:t>
+                            </w:r>
+                            <w:proofErr w:type="spellEnd"/>
+                          </w:p>
+                          <w:p>
+                            <w:pPr>
+                              <w:spacing w:after="0"/>
+                              <w:rPr>
+                                <w:rFonts w:ascii="Courier New" w:hAnsi="Courier New" w:cs="Courier New"/>
+                                <w:color w:val="000000" w:themeColor="text1"/>
+                                <w:sz w:val="16"/>
+                                <w:szCs w:val="16"/>
+                                <w:lang w:val="en-US"/>
+                              </w:rPr>
+                            </w:pPr>
+                            <w:r>
+                              <w:rPr>
+                                <w:rFonts w:ascii="Courier New" w:hAnsi="Courier New" w:cs="Courier New"/>
+                                <w:color w:val="000000" w:themeColor="text1"/>
+                                <w:sz w:val="16"/>
+                                <w:szCs w:val="16"/>
+                                <w:lang w:val="en-US"/>
+                              </w:rPr>
+                              <w:t xml:space="preserve">#      </w:t>
+                            </w:r>
+                            <w:proofErr w:type="spellStart"/>
+                            <w:proofErr w:type="gramStart"/>
+                            <w:r>
+                              <w:rPr>
+                                <w:rFonts w:ascii="Courier New" w:hAnsi="Courier New" w:cs="Courier New"/>
+                                <w:color w:val="000000" w:themeColor="text1"/>
+                                <w:sz w:val="16"/>
+                                <w:szCs w:val="16"/>
+                                <w:lang w:val="en-US"/>
+                              </w:rPr>
+                              <w:t>rownames</w:t>
+                            </w:r>
+                            <w:proofErr w:type="spellEnd"/>
+                            <w:proofErr w:type="gramEnd"/>
+                            <w:r>
+                              <w:rPr>
+                                <w:rFonts w:ascii="Courier New" w:hAnsi="Courier New" w:cs="Courier New"/>
+                                <w:color w:val="000000" w:themeColor="text1"/>
+                                <w:sz w:val="16"/>
+                                <w:szCs w:val="16"/>
+                                <w:lang w:val="en-US"/>
+                              </w:rPr>
+                              <w:t>(</w:t>
+                            </w:r>
+                            <w:proofErr w:type="spellStart"/>
+                            <w:r>
+                              <w:rPr>
+                                <w:rFonts w:ascii="Courier New" w:hAnsi="Courier New" w:cs="Courier New"/>
+                                <w:color w:val="000000" w:themeColor="text1"/>
+                                <w:sz w:val="16"/>
+                                <w:szCs w:val="16"/>
+                                <w:lang w:val="en-US"/>
+                              </w:rPr>
+                              <w:t>sorensen</w:t>
+                            </w:r>
+                            <w:proofErr w:type="spellEnd"/>
+                            <w:r>
+                              <w:rPr>
+                                <w:rFonts w:ascii="Courier New" w:hAnsi="Courier New" w:cs="Courier New"/>
+                                <w:color w:val="000000" w:themeColor="text1"/>
+                                <w:sz w:val="16"/>
+                                <w:szCs w:val="16"/>
+                                <w:lang w:val="en-US"/>
+                              </w:rPr>
+                              <w:t>)[k]&lt;-</w:t>
+                            </w:r>
+                            <w:proofErr w:type="spellStart"/>
+                            <w:r>
+                              <w:rPr>
+                                <w:rFonts w:ascii="Courier New" w:hAnsi="Courier New" w:cs="Courier New"/>
+                                <w:color w:val="000000" w:themeColor="text1"/>
+                                <w:sz w:val="16"/>
+                                <w:szCs w:val="16"/>
+                                <w:lang w:val="en-US"/>
+                              </w:rPr>
+                              <w:t>transekt</w:t>
+                            </w:r>
+                            <w:proofErr w:type="spellEnd"/>
+                          </w:p>
+                          <w:p>
+                            <w:pPr>
+                              <w:spacing w:after="0"/>
+                              <w:rPr>
+                                <w:rFonts w:ascii="Courier New" w:hAnsi="Courier New" w:cs="Courier New"/>
+                                <w:color w:val="000000" w:themeColor="text1"/>
+                                <w:sz w:val="16"/>
+                                <w:szCs w:val="16"/>
+                                <w:lang w:val="en-US"/>
+                              </w:rPr>
+                            </w:pPr>
+                            <w:r>
+                              <w:rPr>
+                                <w:rFonts w:ascii="Courier New" w:hAnsi="Courier New" w:cs="Courier New"/>
+                                <w:color w:val="000000" w:themeColor="text1"/>
+                                <w:sz w:val="16"/>
+                                <w:szCs w:val="16"/>
+                                <w:lang w:val="en-US"/>
+                              </w:rPr>
+                              <w:t xml:space="preserve">      k=k+1</w:t>
+                            </w:r>
+                          </w:p>
+                          <w:p>
+                            <w:pPr>
+                              <w:spacing w:after="0"/>
+                              <w:rPr>
+                                <w:rFonts w:ascii="Courier New" w:hAnsi="Courier New" w:cs="Courier New"/>
+                                <w:color w:val="000000" w:themeColor="text1"/>
+                                <w:sz w:val="16"/>
+                                <w:szCs w:val="16"/>
+                                <w:lang w:val="en-US"/>
+                              </w:rPr>
+                            </w:pPr>
+                            <w:r>
+                              <w:rPr>
+                                <w:rFonts w:ascii="Courier New" w:hAnsi="Courier New" w:cs="Courier New"/>
+                                <w:color w:val="000000" w:themeColor="text1"/>
+                                <w:sz w:val="16"/>
+                                <w:szCs w:val="16"/>
+                                <w:lang w:val="en-US"/>
+                              </w:rPr>
+                              <w:t xml:space="preserve">    }</w:t>
+                            </w:r>
+                          </w:p>
+                          <w:p>
+                            <w:pPr>
+                              <w:spacing w:after="0"/>
+                              <w:rPr>
+                                <w:rFonts w:ascii="Courier New" w:hAnsi="Courier New" w:cs="Courier New"/>
+                                <w:color w:val="000000" w:themeColor="text1"/>
+                                <w:sz w:val="16"/>
+                                <w:szCs w:val="16"/>
+                                <w:lang w:val="en-US"/>
+                              </w:rPr>
+                            </w:pPr>
+                            <w:r>
+                              <w:rPr>
+                                <w:rFonts w:ascii="Courier New" w:hAnsi="Courier New" w:cs="Courier New"/>
+                                <w:color w:val="000000" w:themeColor="text1"/>
+                                <w:sz w:val="16"/>
+                                <w:szCs w:val="16"/>
+                                <w:lang w:val="en-US"/>
+                              </w:rPr>
+                              <w:t xml:space="preserve">    </w:t>
+                            </w:r>
+                            <w:proofErr w:type="spellStart"/>
+                            <w:r>
+                              <w:rPr>
+                                <w:rFonts w:ascii="Courier New" w:hAnsi="Courier New" w:cs="Courier New"/>
+                                <w:color w:val="000000" w:themeColor="text1"/>
+                                <w:sz w:val="16"/>
+                                <w:szCs w:val="16"/>
+                                <w:lang w:val="en-US"/>
+                              </w:rPr>
+                              <w:t>sormat</w:t>
+                            </w:r>
+                            <w:proofErr w:type="spellEnd"/>
+                            <w:r>
+                              <w:rPr>
+                                <w:rFonts w:ascii="Courier New" w:hAnsi="Courier New" w:cs="Courier New"/>
+                                <w:color w:val="000000" w:themeColor="text1"/>
+                                <w:sz w:val="16"/>
+                                <w:szCs w:val="16"/>
+                                <w:lang w:val="en-US"/>
+                              </w:rPr>
+                              <w:t xml:space="preserve"> &lt;- </w:t>
+                            </w:r>
+                            <w:proofErr w:type="spellStart"/>
+                            <w:proofErr w:type="gramStart"/>
+                            <w:r>
+                              <w:rPr>
+                                <w:rFonts w:ascii="Courier New" w:hAnsi="Courier New" w:cs="Courier New"/>
+                                <w:color w:val="000000" w:themeColor="text1"/>
+                                <w:sz w:val="16"/>
+                                <w:szCs w:val="16"/>
+                                <w:lang w:val="en-US"/>
+                              </w:rPr>
+                              <w:t>cbind</w:t>
+                            </w:r>
+                            <w:proofErr w:type="spellEnd"/>
+                            <w:r>
+                              <w:rPr>
+                                <w:rFonts w:ascii="Courier New" w:hAnsi="Courier New" w:cs="Courier New"/>
+                                <w:color w:val="000000" w:themeColor="text1"/>
+                                <w:sz w:val="16"/>
+                                <w:szCs w:val="16"/>
+                                <w:lang w:val="en-US"/>
+                              </w:rPr>
+                              <w:t>(</w:t>
+                            </w:r>
+                            <w:proofErr w:type="spellStart"/>
+                            <w:proofErr w:type="gramEnd"/>
+                            <w:r>
+                              <w:rPr>
+                                <w:rFonts w:ascii="Courier New" w:hAnsi="Courier New" w:cs="Courier New"/>
+                                <w:color w:val="000000" w:themeColor="text1"/>
+                                <w:sz w:val="16"/>
+                                <w:szCs w:val="16"/>
+                                <w:lang w:val="en-US"/>
+                              </w:rPr>
+                              <w:t>sormat</w:t>
+                            </w:r>
+                            <w:proofErr w:type="spellEnd"/>
+                            <w:r>
+                              <w:rPr>
+                                <w:rFonts w:ascii="Courier New" w:hAnsi="Courier New" w:cs="Courier New"/>
+                                <w:color w:val="000000" w:themeColor="text1"/>
+                                <w:sz w:val="16"/>
+                                <w:szCs w:val="16"/>
+                                <w:lang w:val="en-US"/>
+                              </w:rPr>
+                              <w:t xml:space="preserve">, </w:t>
+                            </w:r>
+                            <w:proofErr w:type="spellStart"/>
+                            <w:r>
+                              <w:rPr>
+                                <w:rFonts w:ascii="Courier New" w:hAnsi="Courier New" w:cs="Courier New"/>
+                                <w:color w:val="000000" w:themeColor="text1"/>
+                                <w:sz w:val="16"/>
+                                <w:szCs w:val="16"/>
+                                <w:lang w:val="en-US"/>
+                              </w:rPr>
+                              <w:t>sorensen</w:t>
+                            </w:r>
+                            <w:proofErr w:type="spellEnd"/>
+                            <w:r>
+                              <w:rPr>
+                                <w:rFonts w:ascii="Courier New" w:hAnsi="Courier New" w:cs="Courier New"/>
+                                <w:color w:val="000000" w:themeColor="text1"/>
+                                <w:sz w:val="16"/>
+                                <w:szCs w:val="16"/>
+                                <w:lang w:val="en-US"/>
+                              </w:rPr>
+                              <w:t>)</w:t>
+                            </w:r>
+                          </w:p>
+                          <w:p>
+                            <w:pPr>
+                              <w:spacing w:after="0"/>
+                              <w:rPr>
+                                <w:rFonts w:ascii="Courier New" w:hAnsi="Courier New" w:cs="Courier New"/>
+                                <w:color w:val="000000" w:themeColor="text1"/>
+                                <w:sz w:val="16"/>
+                                <w:szCs w:val="16"/>
+                                <w:lang w:val="en-US"/>
+                              </w:rPr>
+                            </w:pPr>
+                            <w:r>
+                              <w:rPr>
+                                <w:rFonts w:ascii="Courier New" w:hAnsi="Courier New" w:cs="Courier New"/>
+                                <w:color w:val="000000" w:themeColor="text1"/>
+                                <w:sz w:val="16"/>
+                                <w:szCs w:val="16"/>
+                                <w:lang w:val="en-US"/>
+                              </w:rPr>
+                              <w:t xml:space="preserve">    </w:t>
+                            </w:r>
+                            <w:proofErr w:type="spellStart"/>
+                            <w:r>
+                              <w:rPr>
+                                <w:rFonts w:ascii="Courier New" w:hAnsi="Courier New" w:cs="Courier New"/>
+                                <w:color w:val="000000" w:themeColor="text1"/>
+                                <w:sz w:val="16"/>
+                                <w:szCs w:val="16"/>
+                                <w:lang w:val="en-US"/>
+                              </w:rPr>
+                              <w:t>sormat</w:t>
+                            </w:r>
+                            <w:proofErr w:type="spellEnd"/>
+                            <w:r>
+                              <w:rPr>
+                                <w:rFonts w:ascii="Courier New" w:hAnsi="Courier New" w:cs="Courier New"/>
+                                <w:color w:val="000000" w:themeColor="text1"/>
+                                <w:sz w:val="16"/>
+                                <w:szCs w:val="16"/>
+                                <w:lang w:val="en-US"/>
+                              </w:rPr>
+                              <w:t>[</w:t>
+                            </w:r>
+                            <w:proofErr w:type="spellStart"/>
+                            <w:proofErr w:type="gramStart"/>
+                            <w:r>
+                              <w:rPr>
+                                <w:rFonts w:ascii="Courier New" w:hAnsi="Courier New" w:cs="Courier New"/>
+                                <w:color w:val="000000" w:themeColor="text1"/>
+                                <w:sz w:val="16"/>
+                                <w:szCs w:val="16"/>
+                                <w:lang w:val="en-US"/>
+                              </w:rPr>
+                              <w:t>i,i</w:t>
+                            </w:r>
+                            <w:proofErr w:type="spellEnd"/>
+                            <w:proofErr w:type="gramEnd"/>
+                            <w:r>
+                              <w:rPr>
+                                <w:rFonts w:ascii="Courier New" w:hAnsi="Courier New" w:cs="Courier New"/>
+                                <w:color w:val="000000" w:themeColor="text1"/>
+                                <w:sz w:val="16"/>
+                                <w:szCs w:val="16"/>
+                                <w:lang w:val="en-US"/>
+                              </w:rPr>
+                              <w:t>] &lt;- NA</w:t>
+                            </w:r>
+                          </w:p>
+                          <w:p>
+                            <w:pPr>
+                              <w:spacing w:after="0"/>
+                              <w:rPr>
+                                <w:rFonts w:ascii="Courier New" w:hAnsi="Courier New" w:cs="Courier New"/>
+                                <w:color w:val="000000" w:themeColor="text1"/>
+                                <w:sz w:val="16"/>
+                                <w:szCs w:val="16"/>
+                                <w:lang w:val="en-US"/>
+                              </w:rPr>
+                            </w:pPr>
+                            <w:r>
+                              <w:rPr>
+                                <w:rFonts w:ascii="Courier New" w:hAnsi="Courier New" w:cs="Courier New"/>
+                                <w:color w:val="000000" w:themeColor="text1"/>
+                                <w:sz w:val="16"/>
+                                <w:szCs w:val="16"/>
+                                <w:lang w:val="en-US"/>
+                              </w:rPr>
+                              <w:t xml:space="preserve">    </w:t>
+                            </w:r>
+                            <w:proofErr w:type="spellStart"/>
+                            <w:r>
+                              <w:rPr>
+                                <w:rFonts w:ascii="Courier New" w:hAnsi="Courier New" w:cs="Courier New"/>
+                                <w:color w:val="000000" w:themeColor="text1"/>
+                                <w:sz w:val="16"/>
+                                <w:szCs w:val="16"/>
+                                <w:lang w:val="en-US"/>
+                              </w:rPr>
+                              <w:t>i</w:t>
+                            </w:r>
+                            <w:proofErr w:type="spellEnd"/>
+                            <w:r>
+                              <w:rPr>
+                                <w:rFonts w:ascii="Courier New" w:hAnsi="Courier New" w:cs="Courier New"/>
+                                <w:color w:val="000000" w:themeColor="text1"/>
+                                <w:sz w:val="16"/>
+                                <w:szCs w:val="16"/>
+                                <w:lang w:val="en-US"/>
+                              </w:rPr>
+                              <w:t>=i+1</w:t>
+                            </w:r>
+                          </w:p>
+                          <w:p>
+                            <w:pPr>
+                              <w:spacing w:after="0"/>
+                              <w:rPr>
+                                <w:rFonts w:ascii="Courier New" w:hAnsi="Courier New" w:cs="Courier New"/>
+                                <w:color w:val="000000" w:themeColor="text1"/>
+                                <w:sz w:val="16"/>
+                                <w:szCs w:val="16"/>
+                              </w:rPr>
+                            </w:pPr>
+                            <w:r>
+                              <w:rPr>
+                                <w:rFonts w:ascii="Courier New" w:hAnsi="Courier New" w:cs="Courier New"/>
+                                <w:color w:val="000000" w:themeColor="text1"/>
+                                <w:sz w:val="16"/>
+                                <w:szCs w:val="16"/>
+                                <w:lang w:val="en-US"/>
+                              </w:rPr>
+                              <w:t xml:space="preserve">  </w:t>
+                            </w:r>
+                            <w:r>
+                              <w:rPr>
+                                <w:rFonts w:ascii="Courier New" w:hAnsi="Courier New" w:cs="Courier New"/>
+                                <w:color w:val="000000" w:themeColor="text1"/>
+                                <w:sz w:val="16"/>
+                                <w:szCs w:val="16"/>
+                              </w:rPr>
+                              <w:t xml:space="preserve">}  </w:t>
+                            </w:r>
+                          </w:p>
+                          <w:p>
+                            <w:pPr>
+                              <w:spacing w:after="0"/>
+                              <w:rPr>
+                                <w:rFonts w:ascii="Courier New" w:hAnsi="Courier New" w:cs="Courier New"/>
+                                <w:color w:val="000000" w:themeColor="text1"/>
+                                <w:sz w:val="16"/>
+                                <w:szCs w:val="16"/>
+                              </w:rPr>
+                            </w:pPr>
+                            <w:r>
+                              <w:rPr>
+                                <w:rFonts w:ascii="Courier New" w:hAnsi="Courier New" w:cs="Courier New"/>
+                                <w:color w:val="000000" w:themeColor="text1"/>
+                                <w:sz w:val="16"/>
+                                <w:szCs w:val="16"/>
+                              </w:rPr>
+                              <w:t xml:space="preserve">    </w:t>
+                            </w:r>
+                            <w:proofErr w:type="gramStart"/>
+                            <w:r>
+                              <w:rPr>
+                                <w:rFonts w:ascii="Courier New" w:hAnsi="Courier New" w:cs="Courier New"/>
+                                <w:color w:val="000000" w:themeColor="text1"/>
+                                <w:sz w:val="16"/>
+                                <w:szCs w:val="16"/>
+                              </w:rPr>
+                              <w:t>return</w:t>
+                            </w:r>
+                            <w:proofErr w:type="gramEnd"/>
+                            <w:r>
+                              <w:rPr>
+                                <w:rFonts w:ascii="Courier New" w:hAnsi="Courier New" w:cs="Courier New"/>
+                                <w:color w:val="000000" w:themeColor="text1"/>
+                                <w:sz w:val="16"/>
+                                <w:szCs w:val="16"/>
+                              </w:rPr>
+                              <w:t>(</w:t>
+                            </w:r>
+                            <w:proofErr w:type="spellStart"/>
+                            <w:r>
+                              <w:rPr>
+                                <w:rFonts w:ascii="Courier New" w:hAnsi="Courier New" w:cs="Courier New"/>
+                                <w:color w:val="000000" w:themeColor="text1"/>
+                                <w:sz w:val="16"/>
+                                <w:szCs w:val="16"/>
+                              </w:rPr>
+                              <w:t>sormat</w:t>
+                            </w:r>
+                            <w:proofErr w:type="spellEnd"/>
+                            <w:r>
+                              <w:rPr>
+                                <w:rFonts w:ascii="Courier New" w:hAnsi="Courier New" w:cs="Courier New"/>
+                                <w:color w:val="000000" w:themeColor="text1"/>
+                                <w:sz w:val="16"/>
+                                <w:szCs w:val="16"/>
+                              </w:rPr>
+                              <w:t>)</w:t>
+                            </w:r>
+                          </w:p>
+                          <w:p>
+                            <w:pPr>
+                              <w:spacing w:after="0"/>
+                              <w:rPr>
+                                <w:rFonts w:ascii="Courier New" w:hAnsi="Courier New" w:cs="Courier New"/>
+                                <w:color w:val="000000" w:themeColor="text1"/>
+                                <w:sz w:val="16"/>
+                                <w:szCs w:val="16"/>
+                              </w:rPr>
+                            </w:pPr>
+                          </w:p>
+                          <w:p>
+                            <w:pPr>
+                              <w:spacing w:after="0"/>
+                              <w:rPr>
+                                <w:rFonts w:ascii="Courier New" w:hAnsi="Courier New" w:cs="Courier New"/>
+                                <w:color w:val="000000" w:themeColor="text1"/>
+                                <w:sz w:val="16"/>
+                                <w:szCs w:val="16"/>
+                              </w:rPr>
+                            </w:pPr>
+                            <w:r>
+                              <w:rPr>
+                                <w:rFonts w:ascii="Courier New" w:hAnsi="Courier New" w:cs="Courier New"/>
+                                <w:color w:val="000000" w:themeColor="text1"/>
+                                <w:sz w:val="16"/>
+                                <w:szCs w:val="16"/>
+                              </w:rPr>
+                              <w:t>}</w:t>
+                            </w:r>
+                          </w:p>
+                        </w:txbxContent>
+                      </wps:txbx>
+                      <wps:bodyPr rot="0" spcFirstLastPara="0" vertOverflow="overflow" horzOverflow="overflow" vert="horz" wrap="square" lIns="91440" tIns="45720" rIns="91440" bIns="45720" numCol="1" spcCol="0" rtlCol="0" fromWordArt="0" anchor="ctr" anchorCtr="0" forceAA="0" compatLnSpc="1">
+                        <a:prstTxWarp prst="textNoShape">
+                          <a:avLst/>
+                        </a:prstTxWarp>
+                        <a:noAutofit/>
+                      </wps:bodyPr>
+                    </wps:wsp>
+                  </a:graphicData>
+                </a:graphic>
+                <wp14:sizeRelH relativeFrom="margin">
+                  <wp14:pctWidth>0</wp14:pctWidth>
+                </wp14:sizeRelH>
+                <wp14:sizeRelV relativeFrom="margin">
+                  <wp14:pctHeight>0</wp14:pctHeight>
+                </wp14:sizeRelV>
+              </wp:anchor>
+            </w:drawing>
+          </mc:Choice>
+          <mc:Fallback>
+            <w:pict>
+              <v:rect w14:anchorId="2E0879E0" id="Rectangle 4" o:spid="_x0000_s1026" style="position:absolute;left:0;text-align:left;margin-left:0;margin-top:-.35pt;width:456pt;height:726pt;z-index:251659264;visibility:visible;mso-wrap-style:square;mso-width-percent:0;mso-height-percent:0;mso-wrap-distance-left:9pt;mso-wrap-distance-top:0;mso-wrap-distance-right:9pt;mso-wrap-distance-bottom:0;mso-position-horizontal:left;mso-position-horizontal-relative:margin;mso-position-vertical:absolute;mso-position-vertical-relative:text;mso-width-percent:0;mso-height-percent:0;mso-width-relative:margin;mso-height-relative:margin;v-text-anchor:middle" o:gfxdata="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" filled="f" strokecolor="red" strokeweight="2.25pt">
+                <v:textbox>
+                  <w:txbxContent>
+                    <w:p>
+                      <w:pPr>
+                        <w:spacing w:after="0"/>
+                        <w:rPr>
+                          <w:rFonts w:ascii="Courier New" w:hAnsi="Courier New" w:cs="Courier New"/>
+                          <w:color w:val="000000" w:themeColor="text1"/>
+                          <w:sz w:val="16"/>
+                          <w:szCs w:val="16"/>
+                        </w:rPr>
+                      </w:pPr>
+                    </w:p>
+                    <w:p>
+                      <w:pPr>
+                        <w:spacing w:after="0"/>
+                        <w:rPr>
+                          <w:rFonts w:ascii="Courier New" w:hAnsi="Courier New" w:cs="Courier New"/>
+                          <w:color w:val="000000" w:themeColor="text1"/>
+                          <w:sz w:val="16"/>
+                          <w:szCs w:val="16"/>
+                        </w:rPr>
+                      </w:pPr>
+                      <w:proofErr w:type="spellStart"/>
+                      <w:proofErr w:type="gramStart"/>
+                      <w:r>
+                        <w:rPr>
+                          <w:rFonts w:ascii="Courier New" w:hAnsi="Courier New" w:cs="Courier New"/>
+                          <w:color w:val="000000" w:themeColor="text1"/>
+                          <w:sz w:val="16"/>
+                          <w:szCs w:val="16"/>
+                        </w:rPr>
+                        <w:t>sorensen</w:t>
+                      </w:r>
+                      <w:proofErr w:type="spellEnd"/>
+                      <w:proofErr w:type="gramEnd"/>
+                      <w:r>
+                        <w:rPr>
+                          <w:rFonts w:ascii="Courier New" w:hAnsi="Courier New" w:cs="Courier New"/>
+                          <w:color w:val="000000" w:themeColor="text1"/>
+                          <w:sz w:val="16"/>
+                          <w:szCs w:val="16"/>
+                        </w:rPr>
+                        <w:t xml:space="preserve"> &lt;- </w:t>
+                      </w:r>
+                      <w:proofErr w:type="spellStart"/>
+                      <w:r>
+                        <w:rPr>
+                          <w:rFonts w:ascii="Courier New" w:hAnsi="Courier New" w:cs="Courier New"/>
+                          <w:color w:val="000000" w:themeColor="text1"/>
+                          <w:sz w:val="16"/>
+                          <w:szCs w:val="16"/>
+                        </w:rPr>
+                        <w:t>function</w:t>
+                      </w:r>
+                      <w:proofErr w:type="spellEnd"/>
+                      <w:r>
+                        <w:rPr>
+                          <w:rFonts w:ascii="Courier New" w:hAnsi="Courier New" w:cs="Courier New"/>
+                          <w:color w:val="000000" w:themeColor="text1"/>
+                          <w:sz w:val="16"/>
+                          <w:szCs w:val="16"/>
+                        </w:rPr>
+                        <w:t>(</w:t>
+                      </w:r>
+                      <w:proofErr w:type="spellStart"/>
+                      <w:r>
+                        <w:rPr>
+                          <w:rFonts w:ascii="Courier New" w:hAnsi="Courier New" w:cs="Courier New"/>
+                          <w:color w:val="000000" w:themeColor="text1"/>
+                          <w:sz w:val="16"/>
+                          <w:szCs w:val="16"/>
+                        </w:rPr>
+                        <w:t>dataset</w:t>
+                      </w:r>
+                      <w:proofErr w:type="spellEnd"/>
+                      <w:r>
+                        <w:rPr>
+                          <w:rFonts w:ascii="Courier New" w:hAnsi="Courier New" w:cs="Courier New"/>
+                          <w:color w:val="000000" w:themeColor="text1"/>
+                          <w:sz w:val="16"/>
+                          <w:szCs w:val="16"/>
+                        </w:rPr>
+                        <w:t>, matrice, transect=</w:t>
+                      </w:r>
+                      <w:proofErr w:type="spellStart"/>
+                      <w:r>
+                        <w:rPr>
+                          <w:rFonts w:ascii="Courier New" w:hAnsi="Courier New" w:cs="Courier New"/>
+                          <w:color w:val="000000" w:themeColor="text1"/>
+                          <w:sz w:val="16"/>
+                          <w:szCs w:val="16"/>
+                        </w:rPr>
+                        <w:t>transect_id</w:t>
+                      </w:r>
+                      <w:proofErr w:type="spellEnd"/>
+                      <w:r>
+                        <w:rPr>
+                          <w:rFonts w:ascii="Courier New" w:hAnsi="Courier New" w:cs="Courier New"/>
+                          <w:color w:val="000000" w:themeColor="text1"/>
+                          <w:sz w:val="16"/>
+                          <w:szCs w:val="16"/>
+                        </w:rPr>
+                        <w:t>){</w:t>
+                      </w:r>
+                    </w:p>
+                    <w:p>
+                      <w:pPr>
+                        <w:spacing w:after="0"/>
+                        <w:rPr>
+                          <w:rFonts w:ascii="Courier New" w:hAnsi="Courier New" w:cs="Courier New"/>
+                          <w:color w:val="8EAADB" w:themeColor="accent1" w:themeTint="99"/>
+                          <w:sz w:val="16"/>
+                          <w:szCs w:val="16"/>
+                        </w:rPr>
+                      </w:pPr>
+                      <w:r>
+                        <w:rPr>
+                          <w:rFonts w:ascii="Courier New" w:hAnsi="Courier New" w:cs="Courier New"/>
+                          <w:color w:val="8EAADB" w:themeColor="accent1" w:themeTint="99"/>
+                          <w:sz w:val="16"/>
+                          <w:szCs w:val="16"/>
+                        </w:rPr>
+                        <w:t xml:space="preserve">  #créer une matrice aux dimensions des noms de transects</w:t>
+                      </w:r>
+                    </w:p>
+                    <w:p>
+                      <w:pPr>
+                        <w:spacing w:after="0"/>
+                        <w:rPr>
+                          <w:rFonts w:ascii="Courier New" w:hAnsi="Courier New" w:cs="Courier New"/>
+                          <w:color w:val="000000" w:themeColor="text1"/>
+                          <w:sz w:val="16"/>
+                          <w:szCs w:val="16"/>
+                          <w:lang w:val="en-US"/>
+                        </w:rPr>
+                      </w:pPr>
+                      <w:r>
+                        <w:rPr>
+                          <w:rFonts w:ascii="Courier New" w:hAnsi="Courier New" w:cs="Courier New"/>
+                          <w:color w:val="000000" w:themeColor="text1"/>
+                          <w:sz w:val="16"/>
+                          <w:szCs w:val="16"/>
+                        </w:rPr>
+                        <w:t xml:space="preserve">  </w:t>
+                      </w:r>
+                      <w:proofErr w:type="spellStart"/>
+                      <w:r>
+                        <w:rPr>
+                          <w:rFonts w:ascii="Courier New" w:hAnsi="Courier New" w:cs="Courier New"/>
+                          <w:color w:val="000000" w:themeColor="text1"/>
+                          <w:sz w:val="16"/>
+                          <w:szCs w:val="16"/>
+                          <w:lang w:val="en-US"/>
+                        </w:rPr>
+                        <w:t>i</w:t>
+                      </w:r>
+                      <w:proofErr w:type="spellEnd"/>
+                      <w:r>
+                        <w:rPr>
+                          <w:rFonts w:ascii="Courier New" w:hAnsi="Courier New" w:cs="Courier New"/>
+                          <w:color w:val="000000" w:themeColor="text1"/>
+                          <w:sz w:val="16"/>
+                          <w:szCs w:val="16"/>
+                          <w:lang w:val="en-US"/>
+                        </w:rPr>
+                        <w:t>=1</w:t>
+                      </w:r>
+                    </w:p>
+                    <w:p>
+                      <w:pPr>
+                        <w:spacing w:after="0"/>
+                        <w:rPr>
+                          <w:rFonts w:ascii="Courier New" w:hAnsi="Courier New" w:cs="Courier New"/>
+                          <w:color w:val="000000" w:themeColor="text1"/>
+                          <w:sz w:val="16"/>
+                          <w:szCs w:val="16"/>
+                          <w:lang w:val="en-US"/>
+                        </w:rPr>
+                      </w:pPr>
+                      <w:r>
+                        <w:rPr>
+                          <w:rFonts w:ascii="Courier New" w:hAnsi="Courier New" w:cs="Courier New"/>
+                          <w:color w:val="000000" w:themeColor="text1"/>
+                          <w:sz w:val="16"/>
+                          <w:szCs w:val="16"/>
+                          <w:lang w:val="en-US"/>
+                        </w:rPr>
+                        <w:t xml:space="preserve">  j=1</w:t>
+                      </w:r>
+                    </w:p>
+                    <w:p>
+                      <w:pPr>
+                        <w:spacing w:after="0"/>
+                        <w:rPr>
+                          <w:rFonts w:ascii="Courier New" w:hAnsi="Courier New" w:cs="Courier New"/>
+                          <w:color w:val="000000" w:themeColor="text1"/>
+                          <w:sz w:val="16"/>
+                          <w:szCs w:val="16"/>
+                          <w:lang w:val="en-US"/>
+                        </w:rPr>
+                      </w:pPr>
+                      <w:r>
+                        <w:rPr>
+                          <w:rFonts w:ascii="Courier New" w:hAnsi="Courier New" w:cs="Courier New"/>
+                          <w:color w:val="000000" w:themeColor="text1"/>
+                          <w:sz w:val="16"/>
+                          <w:szCs w:val="16"/>
+                          <w:lang w:val="en-US"/>
+                        </w:rPr>
+                        <w:t xml:space="preserve">  k = i+1</w:t>
+                      </w:r>
+                    </w:p>
+                    <w:p>
+                      <w:pPr>
+                        <w:spacing w:after="0"/>
+                        <w:rPr>
+                          <w:rFonts w:ascii="Courier New" w:hAnsi="Courier New" w:cs="Courier New"/>
+                          <w:color w:val="000000" w:themeColor="text1"/>
+                          <w:sz w:val="16"/>
+                          <w:szCs w:val="16"/>
+                          <w:lang w:val="en-US"/>
+                        </w:rPr>
+                      </w:pPr>
+                      <w:r>
+                        <w:rPr>
+                          <w:rFonts w:ascii="Courier New" w:hAnsi="Courier New" w:cs="Courier New"/>
+                          <w:color w:val="000000" w:themeColor="text1"/>
+                          <w:sz w:val="16"/>
+                          <w:szCs w:val="16"/>
+                          <w:lang w:val="en-US"/>
+                        </w:rPr>
+                        <w:t xml:space="preserve">  dims = dim(</w:t>
+                      </w:r>
+                      <w:proofErr w:type="spellStart"/>
+                      <w:r>
+                        <w:rPr>
+                          <w:rFonts w:ascii="Courier New" w:hAnsi="Courier New" w:cs="Courier New"/>
+                          <w:color w:val="000000" w:themeColor="text1"/>
+                          <w:sz w:val="16"/>
+                          <w:szCs w:val="16"/>
+                          <w:lang w:val="en-US"/>
+                        </w:rPr>
+                        <w:t>matrice</w:t>
+                      </w:r>
+                      <w:proofErr w:type="spellEnd"/>
+                      <w:r>
+                        <w:rPr>
+                          <w:rFonts w:ascii="Courier New" w:hAnsi="Courier New" w:cs="Courier New"/>
+                          <w:color w:val="000000" w:themeColor="text1"/>
+                          <w:sz w:val="16"/>
+                          <w:szCs w:val="16"/>
+                          <w:lang w:val="en-US"/>
+                        </w:rPr>
+                        <w:t>)</w:t>
+                      </w:r>
+                    </w:p>
+                    <w:p>
+                      <w:pPr>
+                        <w:spacing w:after="0"/>
+                        <w:rPr>
+                          <w:rFonts w:ascii="Courier New" w:hAnsi="Courier New" w:cs="Courier New"/>
+                          <w:color w:val="000000" w:themeColor="text1"/>
+                          <w:sz w:val="16"/>
+                          <w:szCs w:val="16"/>
+                        </w:rPr>
+                      </w:pPr>
+                      <w:r>
+                        <w:rPr>
+                          <w:rFonts w:ascii="Courier New" w:hAnsi="Courier New" w:cs="Courier New"/>
+                          <w:color w:val="000000" w:themeColor="text1"/>
+                          <w:sz w:val="16"/>
+                          <w:szCs w:val="16"/>
+                          <w:lang w:val="en-US"/>
+                        </w:rPr>
+                        <w:t xml:space="preserve">  </w:t>
+                      </w:r>
+                      <w:proofErr w:type="spellStart"/>
+                      <w:proofErr w:type="gramStart"/>
+                      <w:r>
+                        <w:rPr>
+                          <w:rFonts w:ascii="Courier New" w:hAnsi="Courier New" w:cs="Courier New"/>
+                          <w:color w:val="000000" w:themeColor="text1"/>
+                          <w:sz w:val="16"/>
+                          <w:szCs w:val="16"/>
+                        </w:rPr>
+                        <w:t>print</w:t>
+                      </w:r>
+                      <w:proofErr w:type="spellEnd"/>
+                      <w:r>
+                        <w:rPr>
+                          <w:rFonts w:ascii="Courier New" w:hAnsi="Courier New" w:cs="Courier New"/>
+                          <w:color w:val="000000" w:themeColor="text1"/>
+                          <w:sz w:val="16"/>
+                          <w:szCs w:val="16"/>
+                        </w:rPr>
+                        <w:t>(</w:t>
+                      </w:r>
+                      <w:proofErr w:type="gramEnd"/>
+                      <w:r>
+                        <w:rPr>
+                          <w:rFonts w:ascii="Courier New" w:hAnsi="Courier New" w:cs="Courier New"/>
+                          <w:color w:val="000000" w:themeColor="text1"/>
+                          <w:sz w:val="16"/>
+                          <w:szCs w:val="16"/>
+                        </w:rPr>
+                        <w:t xml:space="preserve">paste("Dimensions in entry matrix: ", </w:t>
+                      </w:r>
+                      <w:proofErr w:type="spellStart"/>
+                      <w:r>
+                        <w:rPr>
+                          <w:rFonts w:ascii="Courier New" w:hAnsi="Courier New" w:cs="Courier New"/>
+                          <w:color w:val="000000" w:themeColor="text1"/>
+                          <w:sz w:val="16"/>
+                          <w:szCs w:val="16"/>
+                        </w:rPr>
+                        <w:t>dims</w:t>
+                      </w:r>
+                      <w:proofErr w:type="spellEnd"/>
+                      <w:r>
+                        <w:rPr>
+                          <w:rFonts w:ascii="Courier New" w:hAnsi="Courier New" w:cs="Courier New"/>
+                          <w:color w:val="000000" w:themeColor="text1"/>
+                          <w:sz w:val="16"/>
+                          <w:szCs w:val="16"/>
+                        </w:rPr>
+                        <w:t xml:space="preserve">[1], "x", </w:t>
+                      </w:r>
+                      <w:proofErr w:type="spellStart"/>
+                      <w:r>
+                        <w:rPr>
+                          <w:rFonts w:ascii="Courier New" w:hAnsi="Courier New" w:cs="Courier New"/>
+                          <w:color w:val="000000" w:themeColor="text1"/>
+                          <w:sz w:val="16"/>
+                          <w:szCs w:val="16"/>
+                        </w:rPr>
+                        <w:t>dims</w:t>
+                      </w:r>
+                      <w:proofErr w:type="spellEnd"/>
+                      <w:r>
+                        <w:rPr>
+                          <w:rFonts w:ascii="Courier New" w:hAnsi="Courier New" w:cs="Courier New"/>
+                          <w:color w:val="000000" w:themeColor="text1"/>
+                          <w:sz w:val="16"/>
+                          <w:szCs w:val="16"/>
+                        </w:rPr>
+                        <w:t>[2]))</w:t>
+                      </w:r>
+                    </w:p>
+                    <w:p>
+                      <w:pPr>
+                        <w:spacing w:after="0"/>
+                        <w:rPr>
+                          <w:rFonts w:ascii="Courier New" w:hAnsi="Courier New" w:cs="Courier New"/>
+                          <w:color w:val="000000" w:themeColor="text1"/>
+                          <w:sz w:val="16"/>
+                          <w:szCs w:val="16"/>
+                        </w:rPr>
+                      </w:pPr>
+                      <w:r>
+                        <w:rPr>
+                          <w:rFonts w:ascii="Courier New" w:hAnsi="Courier New" w:cs="Courier New"/>
+                          <w:color w:val="000000" w:themeColor="text1"/>
+                          <w:sz w:val="16"/>
+                          <w:szCs w:val="16"/>
+                        </w:rPr>
+                        <w:t xml:space="preserve">  </w:t>
+                      </w:r>
+                      <w:proofErr w:type="spellStart"/>
+                      <w:proofErr w:type="gramStart"/>
+                      <w:r>
+                        <w:rPr>
+                          <w:rFonts w:ascii="Courier New" w:hAnsi="Courier New" w:cs="Courier New"/>
+                          <w:color w:val="000000" w:themeColor="text1"/>
+                          <w:sz w:val="16"/>
+                          <w:szCs w:val="16"/>
+                        </w:rPr>
+                        <w:t>sormat</w:t>
+                      </w:r>
+                      <w:proofErr w:type="spellEnd"/>
+                      <w:proofErr w:type="gramEnd"/>
+                      <w:r>
+                        <w:rPr>
+                          <w:rFonts w:ascii="Courier New" w:hAnsi="Courier New" w:cs="Courier New"/>
+                          <w:color w:val="000000" w:themeColor="text1"/>
+                          <w:sz w:val="16"/>
+                          <w:szCs w:val="16"/>
+                        </w:rPr>
+                        <w:t xml:space="preserve"> &lt;- matrix(</w:t>
+                      </w:r>
+                      <w:proofErr w:type="spellStart"/>
+                      <w:r>
+                        <w:rPr>
+                          <w:rFonts w:ascii="Courier New" w:hAnsi="Courier New" w:cs="Courier New"/>
+                          <w:color w:val="000000" w:themeColor="text1"/>
+                          <w:sz w:val="16"/>
+                          <w:szCs w:val="16"/>
+                        </w:rPr>
+                        <w:t>nrow</w:t>
+                      </w:r>
+                      <w:proofErr w:type="spellEnd"/>
+                      <w:r>
+                        <w:rPr>
+                          <w:rFonts w:ascii="Courier New" w:hAnsi="Courier New" w:cs="Courier New"/>
+                          <w:color w:val="000000" w:themeColor="text1"/>
+                          <w:sz w:val="16"/>
+                          <w:szCs w:val="16"/>
+                        </w:rPr>
+                        <w:t xml:space="preserve"> = </w:t>
+                      </w:r>
+                      <w:proofErr w:type="spellStart"/>
+                      <w:r>
+                        <w:rPr>
+                          <w:rFonts w:ascii="Courier New" w:hAnsi="Courier New" w:cs="Courier New"/>
+                          <w:color w:val="000000" w:themeColor="text1"/>
+                          <w:sz w:val="16"/>
+                          <w:szCs w:val="16"/>
+                        </w:rPr>
+                        <w:t>length</w:t>
+                      </w:r>
+                      <w:proofErr w:type="spellEnd"/>
+                      <w:r>
+                        <w:rPr>
+                          <w:rFonts w:ascii="Courier New" w:hAnsi="Courier New" w:cs="Courier New"/>
+                          <w:color w:val="000000" w:themeColor="text1"/>
+                          <w:sz w:val="16"/>
+                          <w:szCs w:val="16"/>
+                        </w:rPr>
+                        <w:t>(</w:t>
+                      </w:r>
+                      <w:proofErr w:type="spellStart"/>
+                      <w:r>
+                        <w:rPr>
+                          <w:rFonts w:ascii="Courier New" w:hAnsi="Courier New" w:cs="Courier New"/>
+                          <w:color w:val="000000" w:themeColor="text1"/>
+                          <w:sz w:val="16"/>
+                          <w:szCs w:val="16"/>
+                        </w:rPr>
+                        <w:t>levels</w:t>
+                      </w:r>
+                      <w:proofErr w:type="spellEnd"/>
+                      <w:r>
+                        <w:rPr>
+                          <w:rFonts w:ascii="Courier New" w:hAnsi="Courier New" w:cs="Courier New"/>
+                          <w:color w:val="000000" w:themeColor="text1"/>
+                          <w:sz w:val="16"/>
+                          <w:szCs w:val="16"/>
+                        </w:rPr>
+                        <w:t>(</w:t>
+                      </w:r>
+                      <w:proofErr w:type="spellStart"/>
+                      <w:r>
+                        <w:rPr>
+                          <w:rFonts w:ascii="Courier New" w:hAnsi="Courier New" w:cs="Courier New"/>
+                          <w:color w:val="000000" w:themeColor="text1"/>
+                          <w:sz w:val="16"/>
+                          <w:szCs w:val="16"/>
+                        </w:rPr>
+                        <w:t>dataset$transect</w:t>
+                      </w:r>
+                      <w:proofErr w:type="spellEnd"/>
+                      <w:r>
+                        <w:rPr>
+                          <w:rFonts w:ascii="Courier New" w:hAnsi="Courier New" w:cs="Courier New"/>
+                          <w:color w:val="000000" w:themeColor="text1"/>
+                          <w:sz w:val="16"/>
+                          <w:szCs w:val="16"/>
+                        </w:rPr>
+                        <w:t xml:space="preserve">)), </w:t>
+                      </w:r>
+                      <w:proofErr w:type="spellStart"/>
+                      <w:r>
+                        <w:rPr>
+                          <w:rFonts w:ascii="Courier New" w:hAnsi="Courier New" w:cs="Courier New"/>
+                          <w:color w:val="000000" w:themeColor="text1"/>
+                          <w:sz w:val="16"/>
+                          <w:szCs w:val="16"/>
+                        </w:rPr>
+                        <w:t>ncol</w:t>
+                      </w:r>
+                      <w:proofErr w:type="spellEnd"/>
+                      <w:r>
+                        <w:rPr>
+                          <w:rFonts w:ascii="Courier New" w:hAnsi="Courier New" w:cs="Courier New"/>
+                          <w:color w:val="000000" w:themeColor="text1"/>
+                          <w:sz w:val="16"/>
+                          <w:szCs w:val="16"/>
+                        </w:rPr>
+                        <w:t>=0)</w:t>
+                      </w:r>
+                    </w:p>
+                    <w:p>
+                      <w:pPr>
+                        <w:spacing w:after="0"/>
+                        <w:rPr>
+                          <w:rFonts w:ascii="Courier New" w:hAnsi="Courier New" w:cs="Courier New"/>
+                          <w:color w:val="000000" w:themeColor="text1"/>
+                          <w:sz w:val="16"/>
+                          <w:szCs w:val="16"/>
+                        </w:rPr>
+                      </w:pPr>
+                    </w:p>
+                    <w:p>
+                      <w:pPr>
+                        <w:spacing w:after="0"/>
+                        <w:rPr>
+                          <w:rFonts w:ascii="Courier New" w:hAnsi="Courier New" w:cs="Courier New"/>
+                          <w:color w:val="000000" w:themeColor="text1"/>
+                          <w:sz w:val="16"/>
+                          <w:szCs w:val="16"/>
+                        </w:rPr>
+                      </w:pPr>
+                      <w:r>
+                        <w:rPr>
+                          <w:rFonts w:ascii="Courier New" w:hAnsi="Courier New" w:cs="Courier New"/>
+                          <w:color w:val="000000" w:themeColor="text1"/>
+                          <w:sz w:val="16"/>
+                          <w:szCs w:val="16"/>
+                        </w:rPr>
+                        <w:t xml:space="preserve">  </w:t>
+                      </w:r>
+                      <w:proofErr w:type="spellStart"/>
+                      <w:proofErr w:type="gramStart"/>
+                      <w:r>
+                        <w:rPr>
+                          <w:rFonts w:ascii="Courier New" w:hAnsi="Courier New" w:cs="Courier New"/>
+                          <w:color w:val="000000" w:themeColor="text1"/>
+                          <w:sz w:val="16"/>
+                          <w:szCs w:val="16"/>
+                        </w:rPr>
+                        <w:t>print</w:t>
+                      </w:r>
+                      <w:proofErr w:type="spellEnd"/>
+                      <w:r>
+                        <w:rPr>
+                          <w:rFonts w:ascii="Courier New" w:hAnsi="Courier New" w:cs="Courier New"/>
+                          <w:color w:val="000000" w:themeColor="text1"/>
+                          <w:sz w:val="16"/>
+                          <w:szCs w:val="16"/>
+                        </w:rPr>
+                        <w:t>(</w:t>
+                      </w:r>
+                      <w:proofErr w:type="gramEnd"/>
+                      <w:r>
+                        <w:rPr>
+                          <w:rFonts w:ascii="Courier New" w:hAnsi="Courier New" w:cs="Courier New"/>
+                          <w:color w:val="000000" w:themeColor="text1"/>
+                          <w:sz w:val="16"/>
+                          <w:szCs w:val="16"/>
+                        </w:rPr>
+                        <w:t>"---------------------------------------------------")</w:t>
+                      </w:r>
+                    </w:p>
+                    <w:p>
+                      <w:pPr>
+                        <w:spacing w:after="0"/>
+                        <w:rPr>
+                          <w:rFonts w:ascii="Courier New" w:hAnsi="Courier New" w:cs="Courier New"/>
+                          <w:color w:val="000000" w:themeColor="text1"/>
+                          <w:sz w:val="16"/>
+                          <w:szCs w:val="16"/>
+                        </w:rPr>
+                      </w:pPr>
+                    </w:p>
+                    <w:p>
+                      <w:pPr>
+                        <w:spacing w:after="0"/>
+                        <w:rPr>
+                          <w:rFonts w:ascii="Courier New" w:hAnsi="Courier New" w:cs="Courier New"/>
+                          <w:color w:val="8EAADB" w:themeColor="accent1" w:themeTint="99"/>
+                          <w:sz w:val="16"/>
+                          <w:szCs w:val="16"/>
+                        </w:rPr>
+                      </w:pPr>
+                      <w:r>
+                        <w:rPr>
+                          <w:rFonts w:ascii="Courier New" w:hAnsi="Courier New" w:cs="Courier New"/>
+                          <w:color w:val="8EAADB" w:themeColor="accent1" w:themeTint="99"/>
+                          <w:sz w:val="16"/>
+                          <w:szCs w:val="16"/>
+                        </w:rPr>
+                        <w:t xml:space="preserve">  #assigner à chaque case de la matrice le résultat de l'indice de </w:t>
+                      </w:r>
+                      <w:proofErr w:type="spellStart"/>
+                      <w:r>
+                        <w:rPr>
+                          <w:rFonts w:ascii="Courier New" w:hAnsi="Courier New" w:cs="Courier New"/>
+                          <w:color w:val="8EAADB" w:themeColor="accent1" w:themeTint="99"/>
+                          <w:sz w:val="16"/>
+                          <w:szCs w:val="16"/>
+                        </w:rPr>
+                        <w:t>sorensen</w:t>
+                      </w:r>
+                      <w:proofErr w:type="spellEnd"/>
+                    </w:p>
+                    <w:p>
+                      <w:pPr>
+                        <w:spacing w:after="0"/>
+                        <w:rPr>
+                          <w:rFonts w:ascii="Courier New" w:hAnsi="Courier New" w:cs="Courier New"/>
+                          <w:color w:val="000000" w:themeColor="text1"/>
+                          <w:sz w:val="16"/>
+                          <w:szCs w:val="16"/>
+                          <w:lang w:val="en-US"/>
+                        </w:rPr>
+                      </w:pPr>
+                      <w:r>
+                        <w:rPr>
+                          <w:rFonts w:ascii="Courier New" w:hAnsi="Courier New" w:cs="Courier New"/>
+                          <w:color w:val="000000" w:themeColor="text1"/>
+                          <w:sz w:val="16"/>
+                          <w:szCs w:val="16"/>
+                        </w:rPr>
+                        <w:t xml:space="preserve">  </w:t>
+                      </w:r>
+                      <w:r>
+                        <w:rPr>
+                          <w:rFonts w:ascii="Courier New" w:hAnsi="Courier New" w:cs="Courier New"/>
+                          <w:color w:val="000000" w:themeColor="text1"/>
+                          <w:sz w:val="16"/>
+                          <w:szCs w:val="16"/>
+                          <w:lang w:val="en-US"/>
+                        </w:rPr>
+                        <w:t>while (</w:t>
+                      </w:r>
+                      <w:proofErr w:type="spellStart"/>
+                      <w:r>
+                        <w:rPr>
+                          <w:rFonts w:ascii="Courier New" w:hAnsi="Courier New" w:cs="Courier New"/>
+                          <w:color w:val="000000" w:themeColor="text1"/>
+                          <w:sz w:val="16"/>
+                          <w:szCs w:val="16"/>
+                          <w:lang w:val="en-US"/>
+                        </w:rPr>
+                        <w:t>i</w:t>
+                      </w:r>
+                      <w:proofErr w:type="spellEnd"/>
+                      <w:r>
+                        <w:rPr>
+                          <w:rFonts w:ascii="Courier New" w:hAnsi="Courier New" w:cs="Courier New"/>
+                          <w:color w:val="000000" w:themeColor="text1"/>
+                          <w:sz w:val="16"/>
+                          <w:szCs w:val="16"/>
+                          <w:lang w:val="en-US"/>
+                        </w:rPr>
+                        <w:t xml:space="preserve"> &lt; </w:t>
+                      </w:r>
+                      <w:proofErr w:type="gramStart"/>
+                      <w:r>
+                        <w:rPr>
+                          <w:rFonts w:ascii="Courier New" w:hAnsi="Courier New" w:cs="Courier New"/>
+                          <w:color w:val="000000" w:themeColor="text1"/>
+                          <w:sz w:val="16"/>
+                          <w:szCs w:val="16"/>
+                          <w:lang w:val="en-US"/>
+                        </w:rPr>
+                        <w:t>dims[</w:t>
+                      </w:r>
+                      <w:proofErr w:type="gramEnd"/>
+                      <w:r>
+                        <w:rPr>
+                          <w:rFonts w:ascii="Courier New" w:hAnsi="Courier New" w:cs="Courier New"/>
+                          <w:color w:val="000000" w:themeColor="text1"/>
+                          <w:sz w:val="16"/>
+                          <w:szCs w:val="16"/>
+                          <w:lang w:val="en-US"/>
+                        </w:rPr>
+                        <w:t>1]+1){</w:t>
+                      </w:r>
+                    </w:p>
+                    <w:p>
+                      <w:pPr>
+                        <w:spacing w:after="0"/>
+                        <w:rPr>
+                          <w:rFonts w:ascii="Courier New" w:hAnsi="Courier New" w:cs="Courier New"/>
+                          <w:color w:val="000000" w:themeColor="text1"/>
+                          <w:sz w:val="16"/>
+                          <w:szCs w:val="16"/>
+                          <w:lang w:val="en-US"/>
+                        </w:rPr>
+                      </w:pPr>
+                      <w:r>
+                        <w:rPr>
+                          <w:rFonts w:ascii="Courier New" w:hAnsi="Courier New" w:cs="Courier New"/>
+                          <w:color w:val="000000" w:themeColor="text1"/>
+                          <w:sz w:val="16"/>
+                          <w:szCs w:val="16"/>
+                          <w:lang w:val="en-US"/>
+                        </w:rPr>
+                        <w:t xml:space="preserve">    </w:t>
+                      </w:r>
+                      <w:proofErr w:type="spellStart"/>
+                      <w:r>
+                        <w:rPr>
+                          <w:rFonts w:ascii="Courier New" w:hAnsi="Courier New" w:cs="Courier New"/>
+                          <w:color w:val="000000" w:themeColor="text1"/>
+                          <w:sz w:val="16"/>
+                          <w:szCs w:val="16"/>
+                          <w:lang w:val="en-US"/>
+                        </w:rPr>
+                        <w:t>sorensen</w:t>
+                      </w:r>
+                      <w:proofErr w:type="spellEnd"/>
+                      <w:r>
+                        <w:rPr>
+                          <w:rFonts w:ascii="Courier New" w:hAnsi="Courier New" w:cs="Courier New"/>
+                          <w:color w:val="000000" w:themeColor="text1"/>
+                          <w:sz w:val="16"/>
+                          <w:szCs w:val="16"/>
+                          <w:lang w:val="en-US"/>
+                        </w:rPr>
+                        <w:t xml:space="preserve"> &lt;- </w:t>
+                      </w:r>
+                      <w:proofErr w:type="gramStart"/>
+                      <w:r>
+                        <w:rPr>
+                          <w:rFonts w:ascii="Courier New" w:hAnsi="Courier New" w:cs="Courier New"/>
+                          <w:color w:val="000000" w:themeColor="text1"/>
+                          <w:sz w:val="16"/>
+                          <w:szCs w:val="16"/>
+                          <w:lang w:val="en-US"/>
+                        </w:rPr>
+                        <w:t>matrix(</w:t>
+                      </w:r>
+                      <w:proofErr w:type="spellStart"/>
+                      <w:proofErr w:type="gramEnd"/>
+                      <w:r>
+                        <w:rPr>
+                          <w:rFonts w:ascii="Courier New" w:hAnsi="Courier New" w:cs="Courier New"/>
+                          <w:color w:val="000000" w:themeColor="text1"/>
+                          <w:sz w:val="16"/>
+                          <w:szCs w:val="16"/>
+                          <w:lang w:val="en-US"/>
+                        </w:rPr>
+                        <w:t>nrow</w:t>
+                      </w:r>
+                      <w:proofErr w:type="spellEnd"/>
+                      <w:r>
+                        <w:rPr>
+                          <w:rFonts w:ascii="Courier New" w:hAnsi="Courier New" w:cs="Courier New"/>
+                          <w:color w:val="000000" w:themeColor="text1"/>
+                          <w:sz w:val="16"/>
+                          <w:szCs w:val="16"/>
+                          <w:lang w:val="en-US"/>
+                        </w:rPr>
+                        <w:t xml:space="preserve"> = length(levels(</w:t>
+                      </w:r>
+                      <w:proofErr w:type="spellStart"/>
+                      <w:r>
+                        <w:rPr>
+                          <w:rFonts w:ascii="Courier New" w:hAnsi="Courier New" w:cs="Courier New"/>
+                          <w:color w:val="000000" w:themeColor="text1"/>
+                          <w:sz w:val="16"/>
+                          <w:szCs w:val="16"/>
+                          <w:lang w:val="en-US"/>
+                        </w:rPr>
+                        <w:t>dataset$transect</w:t>
+                      </w:r>
+                      <w:proofErr w:type="spellEnd"/>
+                      <w:r>
+                        <w:rPr>
+                          <w:rFonts w:ascii="Courier New" w:hAnsi="Courier New" w:cs="Courier New"/>
+                          <w:color w:val="000000" w:themeColor="text1"/>
+                          <w:sz w:val="16"/>
+                          <w:szCs w:val="16"/>
+                          <w:lang w:val="en-US"/>
+                        </w:rPr>
+                        <w:t xml:space="preserve">)), </w:t>
+                      </w:r>
+                      <w:proofErr w:type="spellStart"/>
+                      <w:r>
+                        <w:rPr>
+                          <w:rFonts w:ascii="Courier New" w:hAnsi="Courier New" w:cs="Courier New"/>
+                          <w:color w:val="000000" w:themeColor="text1"/>
+                          <w:sz w:val="16"/>
+                          <w:szCs w:val="16"/>
+                          <w:lang w:val="en-US"/>
+                        </w:rPr>
+                        <w:t>ncol</w:t>
+                      </w:r>
+                      <w:proofErr w:type="spellEnd"/>
+                      <w:r>
+                        <w:rPr>
+                          <w:rFonts w:ascii="Courier New" w:hAnsi="Courier New" w:cs="Courier New"/>
+                          <w:color w:val="000000" w:themeColor="text1"/>
+                          <w:sz w:val="16"/>
+                          <w:szCs w:val="16"/>
+                          <w:lang w:val="en-US"/>
+                        </w:rPr>
+                        <w:t>=1)</w:t>
+                      </w:r>
+                    </w:p>
+                    <w:p>
+                      <w:pPr>
+                        <w:spacing w:after="0"/>
+                        <w:rPr>
+                          <w:rFonts w:ascii="Courier New" w:hAnsi="Courier New" w:cs="Courier New"/>
+                          <w:color w:val="000000" w:themeColor="text1"/>
+                          <w:sz w:val="16"/>
+                          <w:szCs w:val="16"/>
+                          <w:lang w:val="en-US"/>
+                        </w:rPr>
+                      </w:pPr>
+                      <w:r>
+                        <w:rPr>
+                          <w:rFonts w:ascii="Courier New" w:hAnsi="Courier New" w:cs="Courier New"/>
+                          <w:color w:val="000000" w:themeColor="text1"/>
+                          <w:sz w:val="16"/>
+                          <w:szCs w:val="16"/>
+                          <w:lang w:val="en-US"/>
+                        </w:rPr>
+                        <w:t xml:space="preserve">    </w:t>
+                      </w:r>
+                    </w:p>
+                    <w:p>
+                      <w:pPr>
+                        <w:spacing w:after="0"/>
+                        <w:rPr>
+                          <w:rFonts w:ascii="Courier New" w:hAnsi="Courier New" w:cs="Courier New"/>
+                          <w:color w:val="000000" w:themeColor="text1"/>
+                          <w:sz w:val="16"/>
+                          <w:szCs w:val="16"/>
+                          <w:lang w:val="en-US"/>
+                        </w:rPr>
+                      </w:pPr>
+                      <w:r>
+                        <w:rPr>
+                          <w:rFonts w:ascii="Courier New" w:hAnsi="Courier New" w:cs="Courier New"/>
+                          <w:color w:val="000000" w:themeColor="text1"/>
+                          <w:sz w:val="16"/>
+                          <w:szCs w:val="16"/>
+                          <w:lang w:val="en-US"/>
+                        </w:rPr>
+                        <w:t xml:space="preserve">    for (k in </w:t>
+                      </w:r>
+                      <w:proofErr w:type="gramStart"/>
+                      <w:r>
+                        <w:rPr>
+                          <w:rFonts w:ascii="Courier New" w:hAnsi="Courier New" w:cs="Courier New"/>
+                          <w:color w:val="000000" w:themeColor="text1"/>
+                          <w:sz w:val="16"/>
+                          <w:szCs w:val="16"/>
+                          <w:lang w:val="en-US"/>
+                        </w:rPr>
+                        <w:t>2:dims</w:t>
+                      </w:r>
+                      <w:proofErr w:type="gramEnd"/>
+                      <w:r>
+                        <w:rPr>
+                          <w:rFonts w:ascii="Courier New" w:hAnsi="Courier New" w:cs="Courier New"/>
+                          <w:color w:val="000000" w:themeColor="text1"/>
+                          <w:sz w:val="16"/>
+                          <w:szCs w:val="16"/>
+                          <w:lang w:val="en-US"/>
+                        </w:rPr>
+                        <w:t>[1]-1){</w:t>
+                      </w:r>
+                    </w:p>
+                    <w:p>
+                      <w:pPr>
+                        <w:spacing w:after="0"/>
+                        <w:rPr>
+                          <w:rFonts w:ascii="Courier New" w:hAnsi="Courier New" w:cs="Courier New"/>
+                          <w:color w:val="000000" w:themeColor="text1"/>
+                          <w:sz w:val="16"/>
+                          <w:szCs w:val="16"/>
+                          <w:lang w:val="en-US"/>
+                        </w:rPr>
+                      </w:pPr>
+                      <w:r>
+                        <w:rPr>
+                          <w:rFonts w:ascii="Courier New" w:hAnsi="Courier New" w:cs="Courier New"/>
+                          <w:color w:val="000000" w:themeColor="text1"/>
+                          <w:sz w:val="16"/>
+                          <w:szCs w:val="16"/>
+                          <w:lang w:val="en-US"/>
+                        </w:rPr>
+                        <w:t xml:space="preserve">      S1 = 0</w:t>
+                      </w:r>
+                    </w:p>
+                    <w:p>
+                      <w:pPr>
+                        <w:spacing w:after="0"/>
+                        <w:rPr>
+                          <w:rFonts w:ascii="Courier New" w:hAnsi="Courier New" w:cs="Courier New"/>
+                          <w:color w:val="000000" w:themeColor="text1"/>
+                          <w:sz w:val="16"/>
+                          <w:szCs w:val="16"/>
+                          <w:lang w:val="en-US"/>
+                        </w:rPr>
+                      </w:pPr>
+                      <w:r>
+                        <w:rPr>
+                          <w:rFonts w:ascii="Courier New" w:hAnsi="Courier New" w:cs="Courier New"/>
+                          <w:color w:val="000000" w:themeColor="text1"/>
+                          <w:sz w:val="16"/>
+                          <w:szCs w:val="16"/>
+                          <w:lang w:val="en-US"/>
+                        </w:rPr>
+                        <w:t xml:space="preserve">      S2 = 0</w:t>
+                      </w:r>
+                    </w:p>
+                    <w:p>
+                      <w:pPr>
+                        <w:spacing w:after="0"/>
+                        <w:rPr>
+                          <w:rFonts w:ascii="Courier New" w:hAnsi="Courier New" w:cs="Courier New"/>
+                          <w:color w:val="000000" w:themeColor="text1"/>
+                          <w:sz w:val="16"/>
+                          <w:szCs w:val="16"/>
+                          <w:lang w:val="en-US"/>
+                        </w:rPr>
+                      </w:pPr>
+                      <w:r>
+                        <w:rPr>
+                          <w:rFonts w:ascii="Courier New" w:hAnsi="Courier New" w:cs="Courier New"/>
+                          <w:color w:val="000000" w:themeColor="text1"/>
+                          <w:sz w:val="16"/>
+                          <w:szCs w:val="16"/>
+                          <w:lang w:val="en-US"/>
+                        </w:rPr>
+                        <w:t xml:space="preserve">      c = 0</w:t>
+                      </w:r>
+                    </w:p>
+                    <w:p>
+                      <w:pPr>
+                        <w:spacing w:after="0"/>
+                        <w:rPr>
+                          <w:rFonts w:ascii="Courier New" w:hAnsi="Courier New" w:cs="Courier New"/>
+                          <w:color w:val="000000" w:themeColor="text1"/>
+                          <w:sz w:val="16"/>
+                          <w:szCs w:val="16"/>
+                          <w:lang w:val="en-US"/>
+                        </w:rPr>
+                      </w:pPr>
+                    </w:p>
+                    <w:p>
+                      <w:pPr>
+                        <w:spacing w:after="0"/>
+                        <w:rPr>
+                          <w:rFonts w:ascii="Courier New" w:hAnsi="Courier New" w:cs="Courier New"/>
+                          <w:color w:val="000000" w:themeColor="text1"/>
+                          <w:sz w:val="16"/>
+                          <w:szCs w:val="16"/>
+                          <w:lang w:val="en-US"/>
+                        </w:rPr>
+                      </w:pPr>
+                    </w:p>
+                    <w:p>
+                      <w:pPr>
+                        <w:spacing w:after="0"/>
+                        <w:rPr>
+                          <w:rFonts w:ascii="Courier New" w:hAnsi="Courier New" w:cs="Courier New"/>
+                          <w:color w:val="000000" w:themeColor="text1"/>
+                          <w:sz w:val="16"/>
+                          <w:szCs w:val="16"/>
+                          <w:lang w:val="en-US"/>
+                        </w:rPr>
+                      </w:pPr>
+                      <w:r>
+                        <w:rPr>
+                          <w:rFonts w:ascii="Courier New" w:hAnsi="Courier New" w:cs="Courier New"/>
+                          <w:color w:val="000000" w:themeColor="text1"/>
+                          <w:sz w:val="16"/>
+                          <w:szCs w:val="16"/>
+                          <w:lang w:val="en-US"/>
+                        </w:rPr>
+                        <w:t xml:space="preserve">      com1&lt;-</w:t>
+                      </w:r>
+                      <w:proofErr w:type="spellStart"/>
+                      <w:r>
+                        <w:rPr>
+                          <w:rFonts w:ascii="Courier New" w:hAnsi="Courier New" w:cs="Courier New"/>
+                          <w:color w:val="000000" w:themeColor="text1"/>
+                          <w:sz w:val="16"/>
+                          <w:szCs w:val="16"/>
+                          <w:lang w:val="en-US"/>
+                        </w:rPr>
+                        <w:t>rowSums</w:t>
+                      </w:r>
+                      <w:proofErr w:type="spellEnd"/>
+                      <w:r>
+                        <w:rPr>
+                          <w:rFonts w:ascii="Courier New" w:hAnsi="Courier New" w:cs="Courier New"/>
+                          <w:color w:val="000000" w:themeColor="text1"/>
+                          <w:sz w:val="16"/>
+                          <w:szCs w:val="16"/>
+                          <w:lang w:val="en-US"/>
+                        </w:rPr>
+                        <w:t>(</w:t>
+                      </w:r>
+                      <w:proofErr w:type="spellStart"/>
+                      <w:r>
+                        <w:rPr>
+                          <w:rFonts w:ascii="Courier New" w:hAnsi="Courier New" w:cs="Courier New"/>
+                          <w:color w:val="000000" w:themeColor="text1"/>
+                          <w:sz w:val="16"/>
+                          <w:szCs w:val="16"/>
+                          <w:lang w:val="en-US"/>
+                        </w:rPr>
+                        <w:t>matrice</w:t>
+                      </w:r>
+                      <w:proofErr w:type="spellEnd"/>
+                      <w:r>
+                        <w:rPr>
+                          <w:rFonts w:ascii="Courier New" w:hAnsi="Courier New" w:cs="Courier New"/>
+                          <w:color w:val="000000" w:themeColor="text1"/>
+                          <w:sz w:val="16"/>
+                          <w:szCs w:val="16"/>
+                          <w:lang w:val="en-US"/>
+                        </w:rPr>
+                        <w:t>)[</w:t>
+                      </w:r>
+                      <w:proofErr w:type="spellStart"/>
+                      <w:r>
+                        <w:rPr>
+                          <w:rFonts w:ascii="Courier New" w:hAnsi="Courier New" w:cs="Courier New"/>
+                          <w:color w:val="000000" w:themeColor="text1"/>
+                          <w:sz w:val="16"/>
+                          <w:szCs w:val="16"/>
+                          <w:lang w:val="en-US"/>
+                        </w:rPr>
+                        <w:t>i</w:t>
+                      </w:r>
+                      <w:proofErr w:type="spellEnd"/>
+                      <w:r>
+                        <w:rPr>
+                          <w:rFonts w:ascii="Courier New" w:hAnsi="Courier New" w:cs="Courier New"/>
+                          <w:color w:val="000000" w:themeColor="text1"/>
+                          <w:sz w:val="16"/>
+                          <w:szCs w:val="16"/>
+                          <w:lang w:val="en-US"/>
+                        </w:rPr>
+                        <w:t>]</w:t>
+                      </w:r>
+                    </w:p>
+                    <w:p>
+                      <w:pPr>
+                        <w:spacing w:after="0"/>
+                        <w:rPr>
+                          <w:rFonts w:ascii="Courier New" w:hAnsi="Courier New" w:cs="Courier New"/>
+                          <w:color w:val="000000" w:themeColor="text1"/>
+                          <w:sz w:val="16"/>
+                          <w:szCs w:val="16"/>
+                          <w:lang w:val="en-US"/>
+                        </w:rPr>
+                      </w:pPr>
+                      <w:r>
+                        <w:rPr>
+                          <w:rFonts w:ascii="Courier New" w:hAnsi="Courier New" w:cs="Courier New"/>
+                          <w:color w:val="000000" w:themeColor="text1"/>
+                          <w:sz w:val="16"/>
+                          <w:szCs w:val="16"/>
+                          <w:lang w:val="en-US"/>
+                        </w:rPr>
+                        <w:t xml:space="preserve">      com2&lt;-</w:t>
+                      </w:r>
+                      <w:proofErr w:type="spellStart"/>
+                      <w:r>
+                        <w:rPr>
+                          <w:rFonts w:ascii="Courier New" w:hAnsi="Courier New" w:cs="Courier New"/>
+                          <w:color w:val="000000" w:themeColor="text1"/>
+                          <w:sz w:val="16"/>
+                          <w:szCs w:val="16"/>
+                          <w:lang w:val="en-US"/>
+                        </w:rPr>
+                        <w:t>rowSums</w:t>
+                      </w:r>
+                      <w:proofErr w:type="spellEnd"/>
+                      <w:r>
+                        <w:rPr>
+                          <w:rFonts w:ascii="Courier New" w:hAnsi="Courier New" w:cs="Courier New"/>
+                          <w:color w:val="000000" w:themeColor="text1"/>
+                          <w:sz w:val="16"/>
+                          <w:szCs w:val="16"/>
+                          <w:lang w:val="en-US"/>
+                        </w:rPr>
+                        <w:t>(</w:t>
+                      </w:r>
+                      <w:proofErr w:type="spellStart"/>
+                      <w:r>
+                        <w:rPr>
+                          <w:rFonts w:ascii="Courier New" w:hAnsi="Courier New" w:cs="Courier New"/>
+                          <w:color w:val="000000" w:themeColor="text1"/>
+                          <w:sz w:val="16"/>
+                          <w:szCs w:val="16"/>
+                          <w:lang w:val="en-US"/>
+                        </w:rPr>
+                        <w:t>matrice</w:t>
+                      </w:r>
+                      <w:proofErr w:type="spellEnd"/>
+                      <w:r>
+                        <w:rPr>
+                          <w:rFonts w:ascii="Courier New" w:hAnsi="Courier New" w:cs="Courier New"/>
+                          <w:color w:val="000000" w:themeColor="text1"/>
+                          <w:sz w:val="16"/>
+                          <w:szCs w:val="16"/>
+                          <w:lang w:val="en-US"/>
+                        </w:rPr>
+                        <w:t>)[k]</w:t>
+                      </w:r>
+                    </w:p>
+                    <w:p>
+                      <w:pPr>
+                        <w:spacing w:after="0"/>
+                        <w:rPr>
+                          <w:rFonts w:ascii="Courier New" w:hAnsi="Courier New" w:cs="Courier New"/>
+                          <w:color w:val="000000" w:themeColor="text1"/>
+                          <w:sz w:val="16"/>
+                          <w:szCs w:val="16"/>
+                          <w:lang w:val="en-US"/>
+                        </w:rPr>
+                      </w:pPr>
+                      <w:r>
+                        <w:rPr>
+                          <w:rFonts w:ascii="Courier New" w:hAnsi="Courier New" w:cs="Courier New"/>
+                          <w:color w:val="000000" w:themeColor="text1"/>
+                          <w:sz w:val="16"/>
+                          <w:szCs w:val="16"/>
+                          <w:lang w:val="en-US"/>
+                        </w:rPr>
+                        <w:t xml:space="preserve">      </w:t>
+                      </w:r>
+                      <w:proofErr w:type="spellStart"/>
+                      <w:r>
+                        <w:rPr>
+                          <w:rFonts w:ascii="Courier New" w:hAnsi="Courier New" w:cs="Courier New"/>
+                          <w:color w:val="000000" w:themeColor="text1"/>
+                          <w:sz w:val="16"/>
+                          <w:szCs w:val="16"/>
+                          <w:lang w:val="en-US"/>
+                        </w:rPr>
+                        <w:t>transect_i</w:t>
+                      </w:r>
+                      <w:proofErr w:type="spellEnd"/>
+                      <w:r>
+                        <w:rPr>
+                          <w:rFonts w:ascii="Courier New" w:hAnsi="Courier New" w:cs="Courier New"/>
+                          <w:color w:val="000000" w:themeColor="text1"/>
+                          <w:sz w:val="16"/>
+                          <w:szCs w:val="16"/>
+                          <w:lang w:val="en-US"/>
+                        </w:rPr>
+                        <w:t xml:space="preserve"> &lt;- </w:t>
+                      </w:r>
+                      <w:proofErr w:type="spellStart"/>
+                      <w:r>
+                        <w:rPr>
+                          <w:rFonts w:ascii="Courier New" w:hAnsi="Courier New" w:cs="Courier New"/>
+                          <w:color w:val="000000" w:themeColor="text1"/>
+                          <w:sz w:val="16"/>
+                          <w:szCs w:val="16"/>
+                          <w:lang w:val="en-US"/>
+                        </w:rPr>
+                        <w:t>rownames</w:t>
+                      </w:r>
+                      <w:proofErr w:type="spellEnd"/>
+                      <w:r>
+                        <w:rPr>
+                          <w:rFonts w:ascii="Courier New" w:hAnsi="Courier New" w:cs="Courier New"/>
+                          <w:color w:val="000000" w:themeColor="text1"/>
+                          <w:sz w:val="16"/>
+                          <w:szCs w:val="16"/>
+                          <w:lang w:val="en-US"/>
+                        </w:rPr>
+                        <w:t>(</w:t>
+                      </w:r>
+                      <w:proofErr w:type="spellStart"/>
+                      <w:r>
+                        <w:rPr>
+                          <w:rFonts w:ascii="Courier New" w:hAnsi="Courier New" w:cs="Courier New"/>
+                          <w:color w:val="000000" w:themeColor="text1"/>
+                          <w:sz w:val="16"/>
+                          <w:szCs w:val="16"/>
+                          <w:lang w:val="en-US"/>
+                        </w:rPr>
+                        <w:t>matrice</w:t>
+                      </w:r>
+                      <w:proofErr w:type="spellEnd"/>
+                      <w:r>
+                        <w:rPr>
+                          <w:rFonts w:ascii="Courier New" w:hAnsi="Courier New" w:cs="Courier New"/>
+                          <w:color w:val="000000" w:themeColor="text1"/>
+                          <w:sz w:val="16"/>
+                          <w:szCs w:val="16"/>
+                          <w:lang w:val="en-US"/>
+                        </w:rPr>
+                        <w:t>)[</w:t>
+                      </w:r>
+                      <w:proofErr w:type="spellStart"/>
+                      <w:r>
+                        <w:rPr>
+                          <w:rFonts w:ascii="Courier New" w:hAnsi="Courier New" w:cs="Courier New"/>
+                          <w:color w:val="000000" w:themeColor="text1"/>
+                          <w:sz w:val="16"/>
+                          <w:szCs w:val="16"/>
+                          <w:lang w:val="en-US"/>
+                        </w:rPr>
+                        <w:t>i</w:t>
+                      </w:r>
+                      <w:proofErr w:type="spellEnd"/>
+                      <w:r>
+                        <w:rPr>
+                          <w:rFonts w:ascii="Courier New" w:hAnsi="Courier New" w:cs="Courier New"/>
+                          <w:color w:val="000000" w:themeColor="text1"/>
+                          <w:sz w:val="16"/>
+                          <w:szCs w:val="16"/>
+                          <w:lang w:val="en-US"/>
+                        </w:rPr>
+                        <w:t>]</w:t>
+                      </w:r>
+                    </w:p>
+                    <w:p>
+                      <w:pPr>
+                        <w:spacing w:after="0"/>
+                        <w:rPr>
+                          <w:rFonts w:ascii="Courier New" w:hAnsi="Courier New" w:cs="Courier New"/>
+                          <w:color w:val="000000" w:themeColor="text1"/>
+                          <w:sz w:val="16"/>
+                          <w:szCs w:val="16"/>
+                          <w:lang w:val="en-US"/>
+                        </w:rPr>
+                      </w:pPr>
+                      <w:r>
+                        <w:rPr>
+                          <w:rFonts w:ascii="Courier New" w:hAnsi="Courier New" w:cs="Courier New"/>
+                          <w:color w:val="000000" w:themeColor="text1"/>
+                          <w:sz w:val="16"/>
+                          <w:szCs w:val="16"/>
+                          <w:lang w:val="en-US"/>
+                        </w:rPr>
+                        <w:t xml:space="preserve">      </w:t>
+                      </w:r>
+                      <w:proofErr w:type="spellStart"/>
+                      <w:r>
+                        <w:rPr>
+                          <w:rFonts w:ascii="Courier New" w:hAnsi="Courier New" w:cs="Courier New"/>
+                          <w:color w:val="000000" w:themeColor="text1"/>
+                          <w:sz w:val="16"/>
+                          <w:szCs w:val="16"/>
+                          <w:lang w:val="en-US"/>
+                        </w:rPr>
+                        <w:t>transekt</w:t>
+                      </w:r>
+                      <w:proofErr w:type="spellEnd"/>
+                      <w:r>
+                        <w:rPr>
+                          <w:rFonts w:ascii="Courier New" w:hAnsi="Courier New" w:cs="Courier New"/>
+                          <w:color w:val="000000" w:themeColor="text1"/>
+                          <w:sz w:val="16"/>
+                          <w:szCs w:val="16"/>
+                          <w:lang w:val="en-US"/>
+                        </w:rPr>
+                        <w:t xml:space="preserve"> &lt;- </w:t>
+                      </w:r>
+                      <w:proofErr w:type="spellStart"/>
+                      <w:r>
+                        <w:rPr>
+                          <w:rFonts w:ascii="Courier New" w:hAnsi="Courier New" w:cs="Courier New"/>
+                          <w:color w:val="000000" w:themeColor="text1"/>
+                          <w:sz w:val="16"/>
+                          <w:szCs w:val="16"/>
+                          <w:lang w:val="en-US"/>
+                        </w:rPr>
+                        <w:t>rownames</w:t>
+                      </w:r>
+                      <w:proofErr w:type="spellEnd"/>
+                      <w:r>
+                        <w:rPr>
+                          <w:rFonts w:ascii="Courier New" w:hAnsi="Courier New" w:cs="Courier New"/>
+                          <w:color w:val="000000" w:themeColor="text1"/>
+                          <w:sz w:val="16"/>
+                          <w:szCs w:val="16"/>
+                          <w:lang w:val="en-US"/>
+                        </w:rPr>
+                        <w:t>(</w:t>
+                      </w:r>
+                      <w:proofErr w:type="spellStart"/>
+                      <w:r>
+                        <w:rPr>
+                          <w:rFonts w:ascii="Courier New" w:hAnsi="Courier New" w:cs="Courier New"/>
+                          <w:color w:val="000000" w:themeColor="text1"/>
+                          <w:sz w:val="16"/>
+                          <w:szCs w:val="16"/>
+                          <w:lang w:val="en-US"/>
+                        </w:rPr>
+                        <w:t>matrice</w:t>
+                      </w:r>
+                      <w:proofErr w:type="spellEnd"/>
+                      <w:r>
+                        <w:rPr>
+                          <w:rFonts w:ascii="Courier New" w:hAnsi="Courier New" w:cs="Courier New"/>
+                          <w:color w:val="000000" w:themeColor="text1"/>
+                          <w:sz w:val="16"/>
+                          <w:szCs w:val="16"/>
+                          <w:lang w:val="en-US"/>
+                        </w:rPr>
+                        <w:t>)[k]</w:t>
+                      </w:r>
+                    </w:p>
+                    <w:p>
+                      <w:pPr>
+                        <w:spacing w:after="0"/>
+                        <w:rPr>
+                          <w:rFonts w:ascii="Courier New" w:hAnsi="Courier New" w:cs="Courier New"/>
+                          <w:color w:val="000000" w:themeColor="text1"/>
+                          <w:sz w:val="16"/>
+                          <w:szCs w:val="16"/>
+                          <w:lang w:val="en-US"/>
+                        </w:rPr>
+                      </w:pPr>
+                      <w:r>
+                        <w:rPr>
+                          <w:rFonts w:ascii="Courier New" w:hAnsi="Courier New" w:cs="Courier New"/>
+                          <w:color w:val="000000" w:themeColor="text1"/>
+                          <w:sz w:val="16"/>
+                          <w:szCs w:val="16"/>
+                          <w:lang w:val="en-US"/>
+                        </w:rPr>
+                        <w:t xml:space="preserve">      </w:t>
+                      </w:r>
+                      <w:proofErr w:type="gramStart"/>
+                      <w:r>
+                        <w:rPr>
+                          <w:rFonts w:ascii="Courier New" w:hAnsi="Courier New" w:cs="Courier New"/>
+                          <w:color w:val="000000" w:themeColor="text1"/>
+                          <w:sz w:val="16"/>
+                          <w:szCs w:val="16"/>
+                          <w:lang w:val="en-US"/>
+                        </w:rPr>
+                        <w:t>print(</w:t>
+                      </w:r>
+                      <w:proofErr w:type="gramEnd"/>
+                      <w:r>
+                        <w:rPr>
+                          <w:rFonts w:ascii="Courier New" w:hAnsi="Courier New" w:cs="Courier New"/>
+                          <w:color w:val="000000" w:themeColor="text1"/>
+                          <w:sz w:val="16"/>
+                          <w:szCs w:val="16"/>
+                          <w:lang w:val="en-US"/>
+                        </w:rPr>
+                        <w:t>paste(</w:t>
+                      </w:r>
+                      <w:proofErr w:type="spellStart"/>
+                      <w:r>
+                        <w:rPr>
+                          <w:rFonts w:ascii="Courier New" w:hAnsi="Courier New" w:cs="Courier New"/>
+                          <w:color w:val="000000" w:themeColor="text1"/>
+                          <w:sz w:val="16"/>
+                          <w:szCs w:val="16"/>
+                          <w:lang w:val="en-US"/>
+                        </w:rPr>
+                        <w:t>transect_i</w:t>
+                      </w:r>
+                      <w:proofErr w:type="spellEnd"/>
+                      <w:r>
+                        <w:rPr>
+                          <w:rFonts w:ascii="Courier New" w:hAnsi="Courier New" w:cs="Courier New"/>
+                          <w:color w:val="000000" w:themeColor="text1"/>
+                          <w:sz w:val="16"/>
+                          <w:szCs w:val="16"/>
+                          <w:lang w:val="en-US"/>
+                        </w:rPr>
+                        <w:t xml:space="preserve">, com1, </w:t>
+                      </w:r>
+                      <w:proofErr w:type="spellStart"/>
+                      <w:r>
+                        <w:rPr>
+                          <w:rFonts w:ascii="Courier New" w:hAnsi="Courier New" w:cs="Courier New"/>
+                          <w:color w:val="000000" w:themeColor="text1"/>
+                          <w:sz w:val="16"/>
+                          <w:szCs w:val="16"/>
+                          <w:lang w:val="en-US"/>
+                        </w:rPr>
+                        <w:t>transekt</w:t>
+                      </w:r>
+                      <w:proofErr w:type="spellEnd"/>
+                      <w:r>
+                        <w:rPr>
+                          <w:rFonts w:ascii="Courier New" w:hAnsi="Courier New" w:cs="Courier New"/>
+                          <w:color w:val="000000" w:themeColor="text1"/>
+                          <w:sz w:val="16"/>
+                          <w:szCs w:val="16"/>
+                          <w:lang w:val="en-US"/>
+                        </w:rPr>
+                        <w:t>, com2))</w:t>
+                      </w:r>
+                    </w:p>
+                    <w:p>
+                      <w:pPr>
+                        <w:spacing w:after="0"/>
+                        <w:rPr>
+                          <w:rFonts w:ascii="Courier New" w:hAnsi="Courier New" w:cs="Courier New"/>
+                          <w:color w:val="000000" w:themeColor="text1"/>
+                          <w:sz w:val="16"/>
+                          <w:szCs w:val="16"/>
+                          <w:lang w:val="en-US"/>
+                        </w:rPr>
+                      </w:pPr>
+                    </w:p>
+                    <w:p>
+                      <w:pPr>
+                        <w:spacing w:after="0"/>
+                        <w:rPr>
+                          <w:rFonts w:ascii="Courier New" w:hAnsi="Courier New" w:cs="Courier New"/>
+                          <w:color w:val="000000" w:themeColor="text1"/>
+                          <w:sz w:val="16"/>
+                          <w:szCs w:val="16"/>
+                          <w:lang w:val="en-US"/>
+                        </w:rPr>
+                      </w:pPr>
+                    </w:p>
+                    <w:p>
+                      <w:pPr>
+                        <w:spacing w:after="0"/>
+                        <w:rPr>
+                          <w:rFonts w:ascii="Courier New" w:hAnsi="Courier New" w:cs="Courier New"/>
+                          <w:color w:val="8EAADB" w:themeColor="accent1" w:themeTint="99"/>
+                          <w:sz w:val="16"/>
+                          <w:szCs w:val="16"/>
+                          <w:lang w:val="en-US"/>
+                        </w:rPr>
+                      </w:pPr>
+                      <w:r>
+                        <w:rPr>
+                          <w:rFonts w:ascii="Courier New" w:hAnsi="Courier New" w:cs="Courier New"/>
+                          <w:color w:val="8EAADB" w:themeColor="accent1" w:themeTint="99"/>
+                          <w:sz w:val="16"/>
+                          <w:szCs w:val="16"/>
+                          <w:lang w:val="en-US"/>
+                        </w:rPr>
+                        <w:t xml:space="preserve">      # </w:t>
+                      </w:r>
+                      <w:proofErr w:type="gramStart"/>
+                      <w:r>
+                        <w:rPr>
+                          <w:rFonts w:ascii="Courier New" w:hAnsi="Courier New" w:cs="Courier New"/>
+                          <w:color w:val="8EAADB" w:themeColor="accent1" w:themeTint="99"/>
+                          <w:sz w:val="16"/>
+                          <w:szCs w:val="16"/>
+                          <w:lang w:val="en-US"/>
+                        </w:rPr>
+                        <w:t>values</w:t>
+                      </w:r>
+                      <w:proofErr w:type="gramEnd"/>
+                      <w:r>
+                        <w:rPr>
+                          <w:rFonts w:ascii="Courier New" w:hAnsi="Courier New" w:cs="Courier New"/>
+                          <w:color w:val="8EAADB" w:themeColor="accent1" w:themeTint="99"/>
+                          <w:sz w:val="16"/>
+                          <w:szCs w:val="16"/>
+                          <w:lang w:val="en-US"/>
+                        </w:rPr>
+                        <w:t xml:space="preserve"> for </w:t>
+                      </w:r>
+                      <w:proofErr w:type="spellStart"/>
+                      <w:r>
+                        <w:rPr>
+                          <w:rFonts w:ascii="Courier New" w:hAnsi="Courier New" w:cs="Courier New"/>
+                          <w:color w:val="8EAADB" w:themeColor="accent1" w:themeTint="99"/>
+                          <w:sz w:val="16"/>
+                          <w:szCs w:val="16"/>
+                          <w:lang w:val="en-US"/>
+                        </w:rPr>
+                        <w:t>sorensen</w:t>
+                      </w:r>
+                      <w:proofErr w:type="spellEnd"/>
+                      <w:r>
+                        <w:rPr>
+                          <w:rFonts w:ascii="Courier New" w:hAnsi="Courier New" w:cs="Courier New"/>
+                          <w:color w:val="8EAADB" w:themeColor="accent1" w:themeTint="99"/>
+                          <w:sz w:val="16"/>
+                          <w:szCs w:val="16"/>
+                          <w:lang w:val="en-US"/>
+                        </w:rPr>
+                        <w:t xml:space="preserve"> matrix coordinates</w:t>
+                      </w:r>
+                    </w:p>
+                    <w:p>
+                      <w:pPr>
+                        <w:spacing w:after="0"/>
+                        <w:rPr>
+                          <w:rFonts w:ascii="Courier New" w:hAnsi="Courier New" w:cs="Courier New"/>
+                          <w:color w:val="8EAADB" w:themeColor="accent1" w:themeTint="99"/>
+                          <w:sz w:val="16"/>
+                          <w:szCs w:val="16"/>
+                          <w:lang w:val="en-US"/>
+                        </w:rPr>
+                      </w:pPr>
+                      <w:r>
+                        <w:rPr>
+                          <w:rFonts w:ascii="Courier New" w:hAnsi="Courier New" w:cs="Courier New"/>
+                          <w:color w:val="8EAADB" w:themeColor="accent1" w:themeTint="99"/>
+                          <w:sz w:val="16"/>
+                          <w:szCs w:val="16"/>
+                          <w:lang w:val="en-US"/>
+                        </w:rPr>
+                        <w:t xml:space="preserve">      # </w:t>
+                      </w:r>
+                      <w:proofErr w:type="gramStart"/>
+                      <w:r>
+                        <w:rPr>
+                          <w:rFonts w:ascii="Courier New" w:hAnsi="Courier New" w:cs="Courier New"/>
+                          <w:color w:val="8EAADB" w:themeColor="accent1" w:themeTint="99"/>
+                          <w:sz w:val="16"/>
+                          <w:szCs w:val="16"/>
+                          <w:lang w:val="en-US"/>
+                        </w:rPr>
+                        <w:t>reset</w:t>
+                      </w:r>
+                      <w:proofErr w:type="gramEnd"/>
+                      <w:r>
+                        <w:rPr>
+                          <w:rFonts w:ascii="Courier New" w:hAnsi="Courier New" w:cs="Courier New"/>
+                          <w:color w:val="8EAADB" w:themeColor="accent1" w:themeTint="99"/>
+                          <w:sz w:val="16"/>
+                          <w:szCs w:val="16"/>
+                          <w:lang w:val="en-US"/>
+                        </w:rPr>
+                        <w:t xml:space="preserve"> values for communities</w:t>
+                      </w:r>
+                    </w:p>
+                    <w:p>
+                      <w:pPr>
+                        <w:spacing w:after="0"/>
+                        <w:rPr>
+                          <w:rFonts w:ascii="Courier New" w:hAnsi="Courier New" w:cs="Courier New"/>
+                          <w:color w:val="000000" w:themeColor="text1"/>
+                          <w:sz w:val="16"/>
+                          <w:szCs w:val="16"/>
+                          <w:lang w:val="en-US"/>
+                        </w:rPr>
+                      </w:pPr>
+                      <w:r>
+                        <w:rPr>
+                          <w:rFonts w:ascii="Courier New" w:hAnsi="Courier New" w:cs="Courier New"/>
+                          <w:color w:val="000000" w:themeColor="text1"/>
+                          <w:sz w:val="16"/>
+                          <w:szCs w:val="16"/>
+                          <w:lang w:val="en-US"/>
+                        </w:rPr>
+                        <w:t xml:space="preserve">      for (j in </w:t>
+                      </w:r>
+                      <w:proofErr w:type="gramStart"/>
+                      <w:r>
+                        <w:rPr>
+                          <w:rFonts w:ascii="Courier New" w:hAnsi="Courier New" w:cs="Courier New"/>
+                          <w:color w:val="000000" w:themeColor="text1"/>
+                          <w:sz w:val="16"/>
+                          <w:szCs w:val="16"/>
+                          <w:lang w:val="en-US"/>
+                        </w:rPr>
+                        <w:t>1:dims</w:t>
+                      </w:r>
+                      <w:proofErr w:type="gramEnd"/>
+                      <w:r>
+                        <w:rPr>
+                          <w:rFonts w:ascii="Courier New" w:hAnsi="Courier New" w:cs="Courier New"/>
+                          <w:color w:val="000000" w:themeColor="text1"/>
+                          <w:sz w:val="16"/>
+                          <w:szCs w:val="16"/>
+                          <w:lang w:val="en-US"/>
+                        </w:rPr>
+                        <w:t>[2]){</w:t>
+                      </w:r>
+                    </w:p>
+                    <w:p>
+                      <w:pPr>
+                        <w:spacing w:after="0"/>
+                        <w:rPr>
+                          <w:rFonts w:ascii="Courier New" w:hAnsi="Courier New" w:cs="Courier New"/>
+                          <w:color w:val="8EAADB" w:themeColor="accent1" w:themeTint="99"/>
+                          <w:sz w:val="16"/>
+                          <w:szCs w:val="16"/>
+                          <w:lang w:val="en-US"/>
+                        </w:rPr>
+                      </w:pPr>
+                      <w:r>
+                        <w:rPr>
+                          <w:rFonts w:ascii="Courier New" w:hAnsi="Courier New" w:cs="Courier New"/>
+                          <w:color w:val="8EAADB" w:themeColor="accent1" w:themeTint="99"/>
+                          <w:sz w:val="16"/>
+                          <w:szCs w:val="16"/>
+                          <w:lang w:val="en-US"/>
+                        </w:rPr>
+                        <w:t xml:space="preserve">        # </w:t>
+                      </w:r>
+                      <w:proofErr w:type="gramStart"/>
+                      <w:r>
+                        <w:rPr>
+                          <w:rFonts w:ascii="Courier New" w:hAnsi="Courier New" w:cs="Courier New"/>
+                          <w:color w:val="8EAADB" w:themeColor="accent1" w:themeTint="99"/>
+                          <w:sz w:val="16"/>
+                          <w:szCs w:val="16"/>
+                          <w:lang w:val="en-US"/>
+                        </w:rPr>
+                        <w:t>if</w:t>
+                      </w:r>
+                      <w:proofErr w:type="gramEnd"/>
+                      <w:r>
+                        <w:rPr>
+                          <w:rFonts w:ascii="Courier New" w:hAnsi="Courier New" w:cs="Courier New"/>
+                          <w:color w:val="8EAADB" w:themeColor="accent1" w:themeTint="99"/>
+                          <w:sz w:val="16"/>
+                          <w:szCs w:val="16"/>
+                          <w:lang w:val="en-US"/>
+                        </w:rPr>
+                        <w:t xml:space="preserve"> else</w:t>
+                      </w:r>
+                    </w:p>
+                    <w:p>
+                      <w:pPr>
+                        <w:spacing w:after="0"/>
+                        <w:rPr>
+                          <w:rFonts w:ascii="Courier New" w:hAnsi="Courier New" w:cs="Courier New"/>
+                          <w:color w:val="000000" w:themeColor="text1"/>
+                          <w:sz w:val="16"/>
+                          <w:szCs w:val="16"/>
+                          <w:lang w:val="en-US"/>
+                        </w:rPr>
+                      </w:pPr>
+                      <w:r>
+                        <w:rPr>
+                          <w:rFonts w:ascii="Courier New" w:hAnsi="Courier New" w:cs="Courier New"/>
+                          <w:color w:val="000000" w:themeColor="text1"/>
+                          <w:sz w:val="16"/>
+                          <w:szCs w:val="16"/>
+                          <w:lang w:val="en-US"/>
+                        </w:rPr>
+                        <w:t xml:space="preserve">        if (</w:t>
+                      </w:r>
+                      <w:proofErr w:type="spellStart"/>
+                      <w:r>
+                        <w:rPr>
+                          <w:rFonts w:ascii="Courier New" w:hAnsi="Courier New" w:cs="Courier New"/>
+                          <w:color w:val="000000" w:themeColor="text1"/>
+                          <w:sz w:val="16"/>
+                          <w:szCs w:val="16"/>
+                          <w:lang w:val="en-US"/>
+                        </w:rPr>
+                        <w:t>matrice</w:t>
+                      </w:r>
+                      <w:proofErr w:type="spellEnd"/>
+                      <w:r>
+                        <w:rPr>
+                          <w:rFonts w:ascii="Courier New" w:hAnsi="Courier New" w:cs="Courier New"/>
+                          <w:color w:val="000000" w:themeColor="text1"/>
+                          <w:sz w:val="16"/>
+                          <w:szCs w:val="16"/>
+                          <w:lang w:val="en-US"/>
+                        </w:rPr>
+                        <w:t>[</w:t>
+                      </w:r>
+                      <w:proofErr w:type="spellStart"/>
+                      <w:proofErr w:type="gramStart"/>
+                      <w:r>
+                        <w:rPr>
+                          <w:rFonts w:ascii="Courier New" w:hAnsi="Courier New" w:cs="Courier New"/>
+                          <w:color w:val="000000" w:themeColor="text1"/>
+                          <w:sz w:val="16"/>
+                          <w:szCs w:val="16"/>
+                          <w:lang w:val="en-US"/>
+                        </w:rPr>
+                        <w:t>i,j</w:t>
+                      </w:r>
+                      <w:proofErr w:type="spellEnd"/>
+                      <w:proofErr w:type="gramEnd"/>
+                      <w:r>
+                        <w:rPr>
+                          <w:rFonts w:ascii="Courier New" w:hAnsi="Courier New" w:cs="Courier New"/>
+                          <w:color w:val="000000" w:themeColor="text1"/>
+                          <w:sz w:val="16"/>
+                          <w:szCs w:val="16"/>
+                          <w:lang w:val="en-US"/>
+                        </w:rPr>
+                        <w:t>]*</w:t>
+                      </w:r>
+                      <w:proofErr w:type="spellStart"/>
+                      <w:r>
+                        <w:rPr>
+                          <w:rFonts w:ascii="Courier New" w:hAnsi="Courier New" w:cs="Courier New"/>
+                          <w:color w:val="000000" w:themeColor="text1"/>
+                          <w:sz w:val="16"/>
+                          <w:szCs w:val="16"/>
+                          <w:lang w:val="en-US"/>
+                        </w:rPr>
+                        <w:t>matrice</w:t>
+                      </w:r>
+                      <w:proofErr w:type="spellEnd"/>
+                      <w:r>
+                        <w:rPr>
+                          <w:rFonts w:ascii="Courier New" w:hAnsi="Courier New" w:cs="Courier New"/>
+                          <w:color w:val="000000" w:themeColor="text1"/>
+                          <w:sz w:val="16"/>
+                          <w:szCs w:val="16"/>
+                          <w:lang w:val="en-US"/>
+                        </w:rPr>
+                        <w:t>[</w:t>
+                      </w:r>
+                      <w:proofErr w:type="spellStart"/>
+                      <w:r>
+                        <w:rPr>
+                          <w:rFonts w:ascii="Courier New" w:hAnsi="Courier New" w:cs="Courier New"/>
+                          <w:color w:val="000000" w:themeColor="text1"/>
+                          <w:sz w:val="16"/>
+                          <w:szCs w:val="16"/>
+                          <w:lang w:val="en-US"/>
+                        </w:rPr>
+                        <w:t>k,j</w:t>
+                      </w:r>
+                      <w:proofErr w:type="spellEnd"/>
+                      <w:r>
+                        <w:rPr>
+                          <w:rFonts w:ascii="Courier New" w:hAnsi="Courier New" w:cs="Courier New"/>
+                          <w:color w:val="000000" w:themeColor="text1"/>
+                          <w:sz w:val="16"/>
+                          <w:szCs w:val="16"/>
+                          <w:lang w:val="en-US"/>
+                        </w:rPr>
+                        <w:t>] &gt; 0){</w:t>
+                      </w:r>
+                    </w:p>
+                    <w:p>
+                      <w:pPr>
+                        <w:spacing w:after="0"/>
+                        <w:rPr>
+                          <w:rFonts w:ascii="Courier New" w:hAnsi="Courier New" w:cs="Courier New"/>
+                          <w:color w:val="000000" w:themeColor="text1"/>
+                          <w:sz w:val="16"/>
+                          <w:szCs w:val="16"/>
+                          <w:lang w:val="en-US"/>
+                        </w:rPr>
+                      </w:pPr>
+                      <w:r>
+                        <w:rPr>
+                          <w:rFonts w:ascii="Courier New" w:hAnsi="Courier New" w:cs="Courier New"/>
+                          <w:color w:val="000000" w:themeColor="text1"/>
+                          <w:sz w:val="16"/>
+                          <w:szCs w:val="16"/>
+                          <w:lang w:val="en-US"/>
+                        </w:rPr>
+                        <w:t xml:space="preserve">          S1 = S1 + 1</w:t>
+                      </w:r>
+                    </w:p>
+                    <w:p>
+                      <w:pPr>
+                        <w:spacing w:after="0"/>
+                        <w:rPr>
+                          <w:rFonts w:ascii="Courier New" w:hAnsi="Courier New" w:cs="Courier New"/>
+                          <w:color w:val="000000" w:themeColor="text1"/>
+                          <w:sz w:val="16"/>
+                          <w:szCs w:val="16"/>
+                          <w:lang w:val="en-US"/>
+                        </w:rPr>
+                      </w:pPr>
+                      <w:r>
+                        <w:rPr>
+                          <w:rFonts w:ascii="Courier New" w:hAnsi="Courier New" w:cs="Courier New"/>
+                          <w:color w:val="000000" w:themeColor="text1"/>
+                          <w:sz w:val="16"/>
+                          <w:szCs w:val="16"/>
+                          <w:lang w:val="en-US"/>
+                        </w:rPr>
+                        <w:t xml:space="preserve">          S2 = S2 + 1</w:t>
+                      </w:r>
+                    </w:p>
+                    <w:p>
+                      <w:pPr>
+                        <w:spacing w:after="0"/>
+                        <w:rPr>
+                          <w:rFonts w:ascii="Courier New" w:hAnsi="Courier New" w:cs="Courier New"/>
+                          <w:color w:val="000000" w:themeColor="text1"/>
+                          <w:sz w:val="16"/>
+                          <w:szCs w:val="16"/>
+                          <w:lang w:val="en-US"/>
+                        </w:rPr>
+                      </w:pPr>
+                      <w:r>
+                        <w:rPr>
+                          <w:rFonts w:ascii="Courier New" w:hAnsi="Courier New" w:cs="Courier New"/>
+                          <w:color w:val="000000" w:themeColor="text1"/>
+                          <w:sz w:val="16"/>
+                          <w:szCs w:val="16"/>
+                          <w:lang w:val="en-US"/>
+                        </w:rPr>
+                        <w:t xml:space="preserve">          c = c + 1</w:t>
+                      </w:r>
+                    </w:p>
+                    <w:p>
+                      <w:pPr>
+                        <w:spacing w:after="0"/>
+                        <w:rPr>
+                          <w:rFonts w:ascii="Courier New" w:hAnsi="Courier New" w:cs="Courier New"/>
+                          <w:color w:val="000000" w:themeColor="text1"/>
+                          <w:sz w:val="16"/>
+                          <w:szCs w:val="16"/>
+                          <w:lang w:val="en-US"/>
+                        </w:rPr>
+                      </w:pPr>
+                      <w:r>
+                        <w:rPr>
+                          <w:rFonts w:ascii="Courier New" w:hAnsi="Courier New" w:cs="Courier New"/>
+                          <w:color w:val="000000" w:themeColor="text1"/>
+                          <w:sz w:val="16"/>
+                          <w:szCs w:val="16"/>
+                          <w:lang w:val="en-US"/>
+                        </w:rPr>
+                        <w:t xml:space="preserve">        }</w:t>
+                      </w:r>
+                    </w:p>
+                    <w:p>
+                      <w:pPr>
+                        <w:spacing w:after="0"/>
+                        <w:rPr>
+                          <w:rFonts w:ascii="Courier New" w:hAnsi="Courier New" w:cs="Courier New"/>
+                          <w:color w:val="000000" w:themeColor="text1"/>
+                          <w:sz w:val="16"/>
+                          <w:szCs w:val="16"/>
+                          <w:lang w:val="en-US"/>
+                        </w:rPr>
+                      </w:pPr>
+                      <w:r>
+                        <w:rPr>
+                          <w:rFonts w:ascii="Courier New" w:hAnsi="Courier New" w:cs="Courier New"/>
+                          <w:color w:val="000000" w:themeColor="text1"/>
+                          <w:sz w:val="16"/>
+                          <w:szCs w:val="16"/>
+                          <w:lang w:val="en-US"/>
+                        </w:rPr>
+                        <w:t xml:space="preserve">        else if (</w:t>
+                      </w:r>
+                      <w:proofErr w:type="spellStart"/>
+                      <w:r>
+                        <w:rPr>
+                          <w:rFonts w:ascii="Courier New" w:hAnsi="Courier New" w:cs="Courier New"/>
+                          <w:color w:val="000000" w:themeColor="text1"/>
+                          <w:sz w:val="16"/>
+                          <w:szCs w:val="16"/>
+                          <w:lang w:val="en-US"/>
+                        </w:rPr>
+                        <w:t>matrice</w:t>
+                      </w:r>
+                      <w:proofErr w:type="spellEnd"/>
+                      <w:r>
+                        <w:rPr>
+                          <w:rFonts w:ascii="Courier New" w:hAnsi="Courier New" w:cs="Courier New"/>
+                          <w:color w:val="000000" w:themeColor="text1"/>
+                          <w:sz w:val="16"/>
+                          <w:szCs w:val="16"/>
+                          <w:lang w:val="en-US"/>
+                        </w:rPr>
+                        <w:t>[</w:t>
+                      </w:r>
+                      <w:proofErr w:type="spellStart"/>
+                      <w:proofErr w:type="gramStart"/>
+                      <w:r>
+                        <w:rPr>
+                          <w:rFonts w:ascii="Courier New" w:hAnsi="Courier New" w:cs="Courier New"/>
+                          <w:color w:val="000000" w:themeColor="text1"/>
+                          <w:sz w:val="16"/>
+                          <w:szCs w:val="16"/>
+                          <w:lang w:val="en-US"/>
+                        </w:rPr>
+                        <w:t>i,j</w:t>
+                      </w:r>
+                      <w:proofErr w:type="spellEnd"/>
+                      <w:proofErr w:type="gramEnd"/>
+                      <w:r>
+                        <w:rPr>
+                          <w:rFonts w:ascii="Courier New" w:hAnsi="Courier New" w:cs="Courier New"/>
+                          <w:color w:val="000000" w:themeColor="text1"/>
+                          <w:sz w:val="16"/>
+                          <w:szCs w:val="16"/>
+                          <w:lang w:val="en-US"/>
+                        </w:rPr>
+                        <w:t xml:space="preserve">] &gt; </w:t>
+                      </w:r>
+                      <w:proofErr w:type="spellStart"/>
+                      <w:r>
+                        <w:rPr>
+                          <w:rFonts w:ascii="Courier New" w:hAnsi="Courier New" w:cs="Courier New"/>
+                          <w:color w:val="000000" w:themeColor="text1"/>
+                          <w:sz w:val="16"/>
+                          <w:szCs w:val="16"/>
+                          <w:lang w:val="en-US"/>
+                        </w:rPr>
+                        <w:t>matrice</w:t>
+                      </w:r>
+                      <w:proofErr w:type="spellEnd"/>
+                      <w:r>
+                        <w:rPr>
+                          <w:rFonts w:ascii="Courier New" w:hAnsi="Courier New" w:cs="Courier New"/>
+                          <w:color w:val="000000" w:themeColor="text1"/>
+                          <w:sz w:val="16"/>
+                          <w:szCs w:val="16"/>
+                          <w:lang w:val="en-US"/>
+                        </w:rPr>
+                        <w:t>[</w:t>
+                      </w:r>
+                      <w:proofErr w:type="spellStart"/>
+                      <w:r>
+                        <w:rPr>
+                          <w:rFonts w:ascii="Courier New" w:hAnsi="Courier New" w:cs="Courier New"/>
+                          <w:color w:val="000000" w:themeColor="text1"/>
+                          <w:sz w:val="16"/>
+                          <w:szCs w:val="16"/>
+                          <w:lang w:val="en-US"/>
+                        </w:rPr>
+                        <w:t>k,j</w:t>
+                      </w:r>
+                      <w:proofErr w:type="spellEnd"/>
+                      <w:r>
+                        <w:rPr>
+                          <w:rFonts w:ascii="Courier New" w:hAnsi="Courier New" w:cs="Courier New"/>
+                          <w:color w:val="000000" w:themeColor="text1"/>
+                          <w:sz w:val="16"/>
+                          <w:szCs w:val="16"/>
+                          <w:lang w:val="en-US"/>
+                        </w:rPr>
+                        <w:t>]){</w:t>
+                      </w:r>
+                    </w:p>
+                    <w:p>
+                      <w:pPr>
+                        <w:spacing w:after="0"/>
+                        <w:rPr>
+                          <w:rFonts w:ascii="Courier New" w:hAnsi="Courier New" w:cs="Courier New"/>
+                          <w:color w:val="000000" w:themeColor="text1"/>
+                          <w:sz w:val="16"/>
+                          <w:szCs w:val="16"/>
+                          <w:lang w:val="en-US"/>
+                        </w:rPr>
+                      </w:pPr>
+                      <w:r>
+                        <w:rPr>
+                          <w:rFonts w:ascii="Courier New" w:hAnsi="Courier New" w:cs="Courier New"/>
+                          <w:color w:val="000000" w:themeColor="text1"/>
+                          <w:sz w:val="16"/>
+                          <w:szCs w:val="16"/>
+                          <w:lang w:val="en-US"/>
+                        </w:rPr>
+                        <w:t xml:space="preserve">          S1 = S1 + 1</w:t>
+                      </w:r>
+                    </w:p>
+                    <w:p>
+                      <w:pPr>
+                        <w:spacing w:after="0"/>
+                        <w:rPr>
+                          <w:rFonts w:ascii="Courier New" w:hAnsi="Courier New" w:cs="Courier New"/>
+                          <w:color w:val="000000" w:themeColor="text1"/>
+                          <w:sz w:val="16"/>
+                          <w:szCs w:val="16"/>
+                          <w:lang w:val="en-US"/>
+                        </w:rPr>
+                      </w:pPr>
+                      <w:r>
+                        <w:rPr>
+                          <w:rFonts w:ascii="Courier New" w:hAnsi="Courier New" w:cs="Courier New"/>
+                          <w:color w:val="000000" w:themeColor="text1"/>
+                          <w:sz w:val="16"/>
+                          <w:szCs w:val="16"/>
+                          <w:lang w:val="en-US"/>
+                        </w:rPr>
+                        <w:t xml:space="preserve">          S2 = S2</w:t>
+                      </w:r>
+                    </w:p>
+                    <w:p>
+                      <w:pPr>
+                        <w:spacing w:after="0"/>
+                        <w:rPr>
+                          <w:rFonts w:ascii="Courier New" w:hAnsi="Courier New" w:cs="Courier New"/>
+                          <w:color w:val="000000" w:themeColor="text1"/>
+                          <w:sz w:val="16"/>
+                          <w:szCs w:val="16"/>
+                          <w:lang w:val="en-US"/>
+                        </w:rPr>
+                      </w:pPr>
+                      <w:r>
+                        <w:rPr>
+                          <w:rFonts w:ascii="Courier New" w:hAnsi="Courier New" w:cs="Courier New"/>
+                          <w:color w:val="000000" w:themeColor="text1"/>
+                          <w:sz w:val="16"/>
+                          <w:szCs w:val="16"/>
+                          <w:lang w:val="en-US"/>
+                        </w:rPr>
+                        <w:t xml:space="preserve">          c = c</w:t>
+                      </w:r>
+                    </w:p>
+                    <w:p>
+                      <w:pPr>
+                        <w:spacing w:after="0"/>
+                        <w:rPr>
+                          <w:rFonts w:ascii="Courier New" w:hAnsi="Courier New" w:cs="Courier New"/>
+                          <w:color w:val="000000" w:themeColor="text1"/>
+                          <w:sz w:val="16"/>
+                          <w:szCs w:val="16"/>
+                          <w:lang w:val="en-US"/>
+                        </w:rPr>
+                      </w:pPr>
+                      <w:r>
+                        <w:rPr>
+                          <w:rFonts w:ascii="Courier New" w:hAnsi="Courier New" w:cs="Courier New"/>
+                          <w:color w:val="000000" w:themeColor="text1"/>
+                          <w:sz w:val="16"/>
+                          <w:szCs w:val="16"/>
+                          <w:lang w:val="en-US"/>
+                        </w:rPr>
+                        <w:t xml:space="preserve">        }</w:t>
+                      </w:r>
+                    </w:p>
+                    <w:p>
+                      <w:pPr>
+                        <w:spacing w:after="0"/>
+                        <w:rPr>
+                          <w:rFonts w:ascii="Courier New" w:hAnsi="Courier New" w:cs="Courier New"/>
+                          <w:color w:val="000000" w:themeColor="text1"/>
+                          <w:sz w:val="16"/>
+                          <w:szCs w:val="16"/>
+                          <w:lang w:val="en-US"/>
+                        </w:rPr>
+                      </w:pPr>
+                      <w:r>
+                        <w:rPr>
+                          <w:rFonts w:ascii="Courier New" w:hAnsi="Courier New" w:cs="Courier New"/>
+                          <w:color w:val="000000" w:themeColor="text1"/>
+                          <w:sz w:val="16"/>
+                          <w:szCs w:val="16"/>
+                          <w:lang w:val="en-US"/>
+                        </w:rPr>
+                        <w:t xml:space="preserve">        else if (</w:t>
+                      </w:r>
+                      <w:proofErr w:type="spellStart"/>
+                      <w:r>
+                        <w:rPr>
+                          <w:rFonts w:ascii="Courier New" w:hAnsi="Courier New" w:cs="Courier New"/>
+                          <w:color w:val="000000" w:themeColor="text1"/>
+                          <w:sz w:val="16"/>
+                          <w:szCs w:val="16"/>
+                          <w:lang w:val="en-US"/>
+                        </w:rPr>
+                        <w:t>matrice</w:t>
+                      </w:r>
+                      <w:proofErr w:type="spellEnd"/>
+                      <w:r>
+                        <w:rPr>
+                          <w:rFonts w:ascii="Courier New" w:hAnsi="Courier New" w:cs="Courier New"/>
+                          <w:color w:val="000000" w:themeColor="text1"/>
+                          <w:sz w:val="16"/>
+                          <w:szCs w:val="16"/>
+                          <w:lang w:val="en-US"/>
+                        </w:rPr>
+                        <w:t>[</w:t>
+                      </w:r>
+                      <w:proofErr w:type="spellStart"/>
+                      <w:proofErr w:type="gramStart"/>
+                      <w:r>
+                        <w:rPr>
+                          <w:rFonts w:ascii="Courier New" w:hAnsi="Courier New" w:cs="Courier New"/>
+                          <w:color w:val="000000" w:themeColor="text1"/>
+                          <w:sz w:val="16"/>
+                          <w:szCs w:val="16"/>
+                          <w:lang w:val="en-US"/>
+                        </w:rPr>
+                        <w:t>i,j</w:t>
+                      </w:r>
+                      <w:proofErr w:type="spellEnd"/>
+                      <w:proofErr w:type="gramEnd"/>
+                      <w:r>
+                        <w:rPr>
+                          <w:rFonts w:ascii="Courier New" w:hAnsi="Courier New" w:cs="Courier New"/>
+                          <w:color w:val="000000" w:themeColor="text1"/>
+                          <w:sz w:val="16"/>
+                          <w:szCs w:val="16"/>
+                          <w:lang w:val="en-US"/>
+                        </w:rPr>
+                        <w:t xml:space="preserve">] &lt; </w:t>
+                      </w:r>
+                      <w:proofErr w:type="spellStart"/>
+                      <w:r>
+                        <w:rPr>
+                          <w:rFonts w:ascii="Courier New" w:hAnsi="Courier New" w:cs="Courier New"/>
+                          <w:color w:val="000000" w:themeColor="text1"/>
+                          <w:sz w:val="16"/>
+                          <w:szCs w:val="16"/>
+                          <w:lang w:val="en-US"/>
+                        </w:rPr>
+                        <w:t>matrice</w:t>
+                      </w:r>
+                      <w:proofErr w:type="spellEnd"/>
+                      <w:r>
+                        <w:rPr>
+                          <w:rFonts w:ascii="Courier New" w:hAnsi="Courier New" w:cs="Courier New"/>
+                          <w:color w:val="000000" w:themeColor="text1"/>
+                          <w:sz w:val="16"/>
+                          <w:szCs w:val="16"/>
+                          <w:lang w:val="en-US"/>
+                        </w:rPr>
+                        <w:t>[</w:t>
+                      </w:r>
+                      <w:proofErr w:type="spellStart"/>
+                      <w:r>
+                        <w:rPr>
+                          <w:rFonts w:ascii="Courier New" w:hAnsi="Courier New" w:cs="Courier New"/>
+                          <w:color w:val="000000" w:themeColor="text1"/>
+                          <w:sz w:val="16"/>
+                          <w:szCs w:val="16"/>
+                          <w:lang w:val="en-US"/>
+                        </w:rPr>
+                        <w:t>k,j</w:t>
+                      </w:r>
+                      <w:proofErr w:type="spellEnd"/>
+                      <w:r>
+                        <w:rPr>
+                          <w:rFonts w:ascii="Courier New" w:hAnsi="Courier New" w:cs="Courier New"/>
+                          <w:color w:val="000000" w:themeColor="text1"/>
+                          <w:sz w:val="16"/>
+                          <w:szCs w:val="16"/>
+                          <w:lang w:val="en-US"/>
+                        </w:rPr>
+                        <w:t>]){</w:t>
+                      </w:r>
+                    </w:p>
+                    <w:p>
+                      <w:pPr>
+                        <w:spacing w:after="0"/>
+                        <w:rPr>
+                          <w:rFonts w:ascii="Courier New" w:hAnsi="Courier New" w:cs="Courier New"/>
+                          <w:color w:val="000000" w:themeColor="text1"/>
+                          <w:sz w:val="16"/>
+                          <w:szCs w:val="16"/>
+                          <w:lang w:val="en-US"/>
+                        </w:rPr>
+                      </w:pPr>
+                      <w:r>
+                        <w:rPr>
+                          <w:rFonts w:ascii="Courier New" w:hAnsi="Courier New" w:cs="Courier New"/>
+                          <w:color w:val="000000" w:themeColor="text1"/>
+                          <w:sz w:val="16"/>
+                          <w:szCs w:val="16"/>
+                          <w:lang w:val="en-US"/>
+                        </w:rPr>
+                        <w:t xml:space="preserve">          S1 = S1</w:t>
+                      </w:r>
+                    </w:p>
+                    <w:p>
+                      <w:pPr>
+                        <w:spacing w:after="0"/>
+                        <w:rPr>
+                          <w:rFonts w:ascii="Courier New" w:hAnsi="Courier New" w:cs="Courier New"/>
+                          <w:color w:val="000000" w:themeColor="text1"/>
+                          <w:sz w:val="16"/>
+                          <w:szCs w:val="16"/>
+                          <w:lang w:val="en-US"/>
+                        </w:rPr>
+                      </w:pPr>
+                      <w:r>
+                        <w:rPr>
+                          <w:rFonts w:ascii="Courier New" w:hAnsi="Courier New" w:cs="Courier New"/>
+                          <w:color w:val="000000" w:themeColor="text1"/>
+                          <w:sz w:val="16"/>
+                          <w:szCs w:val="16"/>
+                          <w:lang w:val="en-US"/>
+                        </w:rPr>
+                        <w:t xml:space="preserve">          S2 = S2 + 1</w:t>
+                      </w:r>
+                    </w:p>
+                    <w:p>
+                      <w:pPr>
+                        <w:spacing w:after="0"/>
+                        <w:rPr>
+                          <w:rFonts w:ascii="Courier New" w:hAnsi="Courier New" w:cs="Courier New"/>
+                          <w:color w:val="000000" w:themeColor="text1"/>
+                          <w:sz w:val="16"/>
+                          <w:szCs w:val="16"/>
+                          <w:lang w:val="en-US"/>
+                        </w:rPr>
+                      </w:pPr>
+                      <w:r>
+                        <w:rPr>
+                          <w:rFonts w:ascii="Courier New" w:hAnsi="Courier New" w:cs="Courier New"/>
+                          <w:color w:val="000000" w:themeColor="text1"/>
+                          <w:sz w:val="16"/>
+                          <w:szCs w:val="16"/>
+                          <w:lang w:val="en-US"/>
+                        </w:rPr>
+                        <w:t xml:space="preserve">          c = c</w:t>
+                      </w:r>
+                    </w:p>
+                    <w:p>
+                      <w:pPr>
+                        <w:spacing w:after="0"/>
+                        <w:rPr>
+                          <w:rFonts w:ascii="Courier New" w:hAnsi="Courier New" w:cs="Courier New"/>
+                          <w:color w:val="000000" w:themeColor="text1"/>
+                          <w:sz w:val="16"/>
+                          <w:szCs w:val="16"/>
+                          <w:lang w:val="en-US"/>
+                        </w:rPr>
+                      </w:pPr>
+                      <w:r>
+                        <w:rPr>
+                          <w:rFonts w:ascii="Courier New" w:hAnsi="Courier New" w:cs="Courier New"/>
+                          <w:color w:val="000000" w:themeColor="text1"/>
+                          <w:sz w:val="16"/>
+                          <w:szCs w:val="16"/>
+                          <w:lang w:val="en-US"/>
+                        </w:rPr>
+                        <w:t xml:space="preserve">        }</w:t>
+                      </w:r>
+                    </w:p>
+                    <w:p>
+                      <w:pPr>
+                        <w:spacing w:after="0"/>
+                        <w:rPr>
+                          <w:rFonts w:ascii="Courier New" w:hAnsi="Courier New" w:cs="Courier New"/>
+                          <w:color w:val="000000" w:themeColor="text1"/>
+                          <w:sz w:val="16"/>
+                          <w:szCs w:val="16"/>
+                          <w:lang w:val="en-US"/>
+                        </w:rPr>
+                      </w:pPr>
+                      <w:r>
+                        <w:rPr>
+                          <w:rFonts w:ascii="Courier New" w:hAnsi="Courier New" w:cs="Courier New"/>
+                          <w:color w:val="000000" w:themeColor="text1"/>
+                          <w:sz w:val="16"/>
+                          <w:szCs w:val="16"/>
+                          <w:lang w:val="en-US"/>
+                        </w:rPr>
+                        <w:t xml:space="preserve">        j = j + 1</w:t>
+                      </w:r>
+                    </w:p>
+                    <w:p>
+                      <w:pPr>
+                        <w:spacing w:after="0"/>
+                        <w:rPr>
+                          <w:rFonts w:ascii="Courier New" w:hAnsi="Courier New" w:cs="Courier New"/>
+                          <w:color w:val="000000" w:themeColor="text1"/>
+                          <w:sz w:val="16"/>
+                          <w:szCs w:val="16"/>
+                          <w:lang w:val="en-US"/>
+                        </w:rPr>
+                      </w:pPr>
+                      <w:r>
+                        <w:rPr>
+                          <w:rFonts w:ascii="Courier New" w:hAnsi="Courier New" w:cs="Courier New"/>
+                          <w:color w:val="000000" w:themeColor="text1"/>
+                          <w:sz w:val="16"/>
+                          <w:szCs w:val="16"/>
+                          <w:lang w:val="en-US"/>
+                        </w:rPr>
+                        <w:t xml:space="preserve">      }</w:t>
+                      </w:r>
+                    </w:p>
+                    <w:p>
+                      <w:pPr>
+                        <w:spacing w:after="0"/>
+                        <w:rPr>
+                          <w:rFonts w:ascii="Courier New" w:hAnsi="Courier New" w:cs="Courier New"/>
+                          <w:color w:val="000000" w:themeColor="text1"/>
+                          <w:sz w:val="16"/>
+                          <w:szCs w:val="16"/>
+                          <w:lang w:val="en-US"/>
+                        </w:rPr>
+                      </w:pPr>
+                      <w:r>
+                        <w:rPr>
+                          <w:rFonts w:ascii="Courier New" w:hAnsi="Courier New" w:cs="Courier New"/>
+                          <w:color w:val="000000" w:themeColor="text1"/>
+                          <w:sz w:val="16"/>
+                          <w:szCs w:val="16"/>
+                          <w:lang w:val="en-US"/>
+                        </w:rPr>
+                        <w:t xml:space="preserve">      </w:t>
+                      </w:r>
+                      <w:proofErr w:type="gramStart"/>
+                      <w:r>
+                        <w:rPr>
+                          <w:rFonts w:ascii="Courier New" w:hAnsi="Courier New" w:cs="Courier New"/>
+                          <w:color w:val="000000" w:themeColor="text1"/>
+                          <w:sz w:val="16"/>
+                          <w:szCs w:val="16"/>
+                          <w:lang w:val="en-US"/>
+                        </w:rPr>
+                        <w:t>print(</w:t>
+                      </w:r>
+                      <w:proofErr w:type="gramEnd"/>
+                      <w:r>
+                        <w:rPr>
+                          <w:rFonts w:ascii="Courier New" w:hAnsi="Courier New" w:cs="Courier New"/>
+                          <w:color w:val="000000" w:themeColor="text1"/>
+                          <w:sz w:val="16"/>
+                          <w:szCs w:val="16"/>
+                          <w:lang w:val="en-US"/>
+                        </w:rPr>
+                        <w:t>paste("S1: ", S1, "S2: ", S2, "c: ", c))</w:t>
+                      </w:r>
+                    </w:p>
+                    <w:p>
+                      <w:pPr>
+                        <w:spacing w:after="0"/>
+                        <w:rPr>
+                          <w:rFonts w:ascii="Courier New" w:hAnsi="Courier New" w:cs="Courier New"/>
+                          <w:color w:val="000000" w:themeColor="text1"/>
+                          <w:sz w:val="16"/>
+                          <w:szCs w:val="16"/>
+                          <w:lang w:val="en-US"/>
+                        </w:rPr>
+                      </w:pPr>
+                    </w:p>
+                    <w:p>
+                      <w:pPr>
+                        <w:spacing w:after="0"/>
+                        <w:rPr>
+                          <w:rFonts w:ascii="Courier New" w:hAnsi="Courier New" w:cs="Courier New"/>
+                          <w:color w:val="8EAADB" w:themeColor="accent1" w:themeTint="99"/>
+                          <w:sz w:val="16"/>
+                          <w:szCs w:val="16"/>
+                          <w:lang w:val="en-US"/>
+                        </w:rPr>
+                      </w:pPr>
+                      <w:r>
+                        <w:rPr>
+                          <w:rFonts w:ascii="Courier New" w:hAnsi="Courier New" w:cs="Courier New"/>
+                          <w:color w:val="8EAADB" w:themeColor="accent1" w:themeTint="99"/>
+                          <w:sz w:val="16"/>
+                          <w:szCs w:val="16"/>
+                          <w:lang w:val="en-US"/>
+                        </w:rPr>
+                        <w:t xml:space="preserve">      #</w:t>
+                      </w:r>
+                      <w:proofErr w:type="gramStart"/>
+                      <w:r>
+                        <w:rPr>
+                          <w:rFonts w:ascii="Courier New" w:hAnsi="Courier New" w:cs="Courier New"/>
+                          <w:color w:val="8EAADB" w:themeColor="accent1" w:themeTint="99"/>
+                          <w:sz w:val="16"/>
+                          <w:szCs w:val="16"/>
+                          <w:lang w:val="en-US"/>
+                        </w:rPr>
+                        <w:t>if</w:t>
+                      </w:r>
+                      <w:proofErr w:type="gramEnd"/>
+                      <w:r>
+                        <w:rPr>
+                          <w:rFonts w:ascii="Courier New" w:hAnsi="Courier New" w:cs="Courier New"/>
+                          <w:color w:val="8EAADB" w:themeColor="accent1" w:themeTint="99"/>
+                          <w:sz w:val="16"/>
+                          <w:szCs w:val="16"/>
+                          <w:lang w:val="en-US"/>
+                        </w:rPr>
+                        <w:t xml:space="preserve"> no species in common in community 1 and 2: </w:t>
+                      </w:r>
+                    </w:p>
+                    <w:p>
+                      <w:pPr>
+                        <w:spacing w:after="0"/>
+                        <w:rPr>
+                          <w:rFonts w:ascii="Courier New" w:hAnsi="Courier New" w:cs="Courier New"/>
+                          <w:color w:val="000000" w:themeColor="text1"/>
+                          <w:sz w:val="16"/>
+                          <w:szCs w:val="16"/>
+                          <w:lang w:val="en-US"/>
+                        </w:rPr>
+                      </w:pPr>
+                      <w:r>
+                        <w:rPr>
+                          <w:rFonts w:ascii="Courier New" w:hAnsi="Courier New" w:cs="Courier New"/>
+                          <w:color w:val="000000" w:themeColor="text1"/>
+                          <w:sz w:val="16"/>
+                          <w:szCs w:val="16"/>
+                          <w:lang w:val="en-US"/>
+                        </w:rPr>
+                        <w:t xml:space="preserve">      if (c == 0 | S1+S2 == </w:t>
+                      </w:r>
+                      <w:proofErr w:type="gramStart"/>
+                      <w:r>
+                        <w:rPr>
+                          <w:rFonts w:ascii="Courier New" w:hAnsi="Courier New" w:cs="Courier New"/>
+                          <w:color w:val="000000" w:themeColor="text1"/>
+                          <w:sz w:val="16"/>
+                          <w:szCs w:val="16"/>
+                          <w:lang w:val="en-US"/>
+                        </w:rPr>
+                        <w:t>0){</w:t>
+                      </w:r>
+                      <w:proofErr w:type="gramEnd"/>
+                      <w:r>
+                        <w:rPr>
+                          <w:rFonts w:ascii="Courier New" w:hAnsi="Courier New" w:cs="Courier New"/>
+                          <w:color w:val="000000" w:themeColor="text1"/>
+                          <w:sz w:val="16"/>
+                          <w:szCs w:val="16"/>
+                          <w:lang w:val="en-US"/>
+                        </w:rPr>
+                        <w:t xml:space="preserve">    </w:t>
+                      </w:r>
+                    </w:p>
+                    <w:p>
+                      <w:pPr>
+                        <w:spacing w:after="0"/>
+                        <w:rPr>
+                          <w:rFonts w:ascii="Courier New" w:hAnsi="Courier New" w:cs="Courier New"/>
+                          <w:color w:val="000000" w:themeColor="text1"/>
+                          <w:sz w:val="16"/>
+                          <w:szCs w:val="16"/>
+                          <w:lang w:val="en-US"/>
+                        </w:rPr>
+                      </w:pPr>
+                      <w:r>
+                        <w:rPr>
+                          <w:rFonts w:ascii="Courier New" w:hAnsi="Courier New" w:cs="Courier New"/>
+                          <w:color w:val="000000" w:themeColor="text1"/>
+                          <w:sz w:val="16"/>
+                          <w:szCs w:val="16"/>
+                          <w:lang w:val="en-US"/>
+                        </w:rPr>
+                        <w:t xml:space="preserve">        </w:t>
+                      </w:r>
+                      <w:proofErr w:type="spellStart"/>
+                      <w:r>
+                        <w:rPr>
+                          <w:rFonts w:ascii="Courier New" w:hAnsi="Courier New" w:cs="Courier New"/>
+                          <w:color w:val="000000" w:themeColor="text1"/>
+                          <w:sz w:val="16"/>
+                          <w:szCs w:val="16"/>
+                          <w:lang w:val="en-US"/>
+                        </w:rPr>
+                        <w:t>sorensen</w:t>
+                      </w:r>
+                      <w:proofErr w:type="spellEnd"/>
+                      <w:r>
+                        <w:rPr>
+                          <w:rFonts w:ascii="Courier New" w:hAnsi="Courier New" w:cs="Courier New"/>
+                          <w:color w:val="000000" w:themeColor="text1"/>
+                          <w:sz w:val="16"/>
+                          <w:szCs w:val="16"/>
+                          <w:lang w:val="en-US"/>
+                        </w:rPr>
+                        <w:t>[k,1] &lt;- 0</w:t>
+                      </w:r>
+                    </w:p>
+                    <w:p>
+                      <w:pPr>
+                        <w:spacing w:after="0"/>
+                        <w:rPr>
+                          <w:rFonts w:ascii="Courier New" w:hAnsi="Courier New" w:cs="Courier New"/>
+                          <w:color w:val="000000" w:themeColor="text1"/>
+                          <w:sz w:val="16"/>
+                          <w:szCs w:val="16"/>
+                          <w:lang w:val="en-US"/>
+                        </w:rPr>
+                      </w:pPr>
+                    </w:p>
+                    <w:p>
+                      <w:pPr>
+                        <w:spacing w:after="0"/>
+                        <w:rPr>
+                          <w:rFonts w:ascii="Courier New" w:hAnsi="Courier New" w:cs="Courier New"/>
+                          <w:color w:val="000000" w:themeColor="text1"/>
+                          <w:sz w:val="16"/>
+                          <w:szCs w:val="16"/>
+                          <w:lang w:val="en-US"/>
+                        </w:rPr>
+                      </w:pPr>
+                      <w:r>
+                        <w:rPr>
+                          <w:rFonts w:ascii="Courier New" w:hAnsi="Courier New" w:cs="Courier New"/>
+                          <w:color w:val="000000" w:themeColor="text1"/>
+                          <w:sz w:val="16"/>
+                          <w:szCs w:val="16"/>
+                          <w:lang w:val="en-US"/>
+                        </w:rPr>
+                        <w:t xml:space="preserve">      }</w:t>
+                      </w:r>
+                    </w:p>
+                    <w:p>
+                      <w:pPr>
+                        <w:spacing w:after="0"/>
+                        <w:rPr>
+                          <w:rFonts w:ascii="Courier New" w:hAnsi="Courier New" w:cs="Courier New"/>
+                          <w:color w:val="8EAADB" w:themeColor="accent1" w:themeTint="99"/>
+                          <w:sz w:val="16"/>
+                          <w:szCs w:val="16"/>
+                          <w:lang w:val="en-US"/>
+                        </w:rPr>
+                      </w:pPr>
+                      <w:r>
+                        <w:rPr>
+                          <w:rFonts w:ascii="Courier New" w:hAnsi="Courier New" w:cs="Courier New"/>
+                          <w:color w:val="8EAADB" w:themeColor="accent1" w:themeTint="99"/>
+                          <w:sz w:val="16"/>
+                          <w:szCs w:val="16"/>
+                          <w:lang w:val="en-US"/>
+                        </w:rPr>
+                        <w:t xml:space="preserve">      # </w:t>
+                      </w:r>
+                      <w:proofErr w:type="gramStart"/>
+                      <w:r>
+                        <w:rPr>
+                          <w:rFonts w:ascii="Courier New" w:hAnsi="Courier New" w:cs="Courier New"/>
+                          <w:color w:val="8EAADB" w:themeColor="accent1" w:themeTint="99"/>
+                          <w:sz w:val="16"/>
+                          <w:szCs w:val="16"/>
+                          <w:lang w:val="en-US"/>
+                        </w:rPr>
+                        <w:t>else</w:t>
+                      </w:r>
+                      <w:proofErr w:type="gramEnd"/>
+                      <w:r>
+                        <w:rPr>
+                          <w:rFonts w:ascii="Courier New" w:hAnsi="Courier New" w:cs="Courier New"/>
+                          <w:color w:val="8EAADB" w:themeColor="accent1" w:themeTint="99"/>
+                          <w:sz w:val="16"/>
+                          <w:szCs w:val="16"/>
+                          <w:lang w:val="en-US"/>
+                        </w:rPr>
+                        <w:t xml:space="preserve"> calculation of </w:t>
+                      </w:r>
+                      <w:proofErr w:type="spellStart"/>
+                      <w:r>
+                        <w:rPr>
+                          <w:rFonts w:ascii="Courier New" w:hAnsi="Courier New" w:cs="Courier New"/>
+                          <w:color w:val="8EAADB" w:themeColor="accent1" w:themeTint="99"/>
+                          <w:sz w:val="16"/>
+                          <w:szCs w:val="16"/>
+                          <w:lang w:val="en-US"/>
+                        </w:rPr>
+                        <w:t>sorensen</w:t>
+                      </w:r>
+                      <w:proofErr w:type="spellEnd"/>
+                      <w:r>
+                        <w:rPr>
+                          <w:rFonts w:ascii="Courier New" w:hAnsi="Courier New" w:cs="Courier New"/>
+                          <w:color w:val="8EAADB" w:themeColor="accent1" w:themeTint="99"/>
+                          <w:sz w:val="16"/>
+                          <w:szCs w:val="16"/>
+                          <w:lang w:val="en-US"/>
+                        </w:rPr>
+                        <w:t xml:space="preserve"> index</w:t>
+                      </w:r>
+                    </w:p>
+                    <w:p>
+                      <w:pPr>
+                        <w:spacing w:after="0"/>
+                        <w:rPr>
+                          <w:rFonts w:ascii="Courier New" w:hAnsi="Courier New" w:cs="Courier New"/>
+                          <w:color w:val="000000" w:themeColor="text1"/>
+                          <w:sz w:val="16"/>
+                          <w:szCs w:val="16"/>
+                          <w:lang w:val="en-US"/>
+                        </w:rPr>
+                      </w:pPr>
+                      <w:r>
+                        <w:rPr>
+                          <w:rFonts w:ascii="Courier New" w:hAnsi="Courier New" w:cs="Courier New"/>
+                          <w:color w:val="000000" w:themeColor="text1"/>
+                          <w:sz w:val="16"/>
+                          <w:szCs w:val="16"/>
+                          <w:lang w:val="en-US"/>
+                        </w:rPr>
+                        <w:t xml:space="preserve">      else {</w:t>
+                      </w:r>
+                    </w:p>
+                    <w:p>
+                      <w:pPr>
+                        <w:spacing w:after="0"/>
+                        <w:rPr>
+                          <w:rFonts w:ascii="Courier New" w:hAnsi="Courier New" w:cs="Courier New"/>
+                          <w:color w:val="000000" w:themeColor="text1"/>
+                          <w:sz w:val="16"/>
+                          <w:szCs w:val="16"/>
+                          <w:lang w:val="en-US"/>
+                        </w:rPr>
+                      </w:pPr>
+                      <w:r>
+                        <w:rPr>
+                          <w:rFonts w:ascii="Courier New" w:hAnsi="Courier New" w:cs="Courier New"/>
+                          <w:color w:val="000000" w:themeColor="text1"/>
+                          <w:sz w:val="16"/>
+                          <w:szCs w:val="16"/>
+                          <w:lang w:val="en-US"/>
+                        </w:rPr>
+                        <w:t xml:space="preserve">        </w:t>
+                      </w:r>
+                      <w:proofErr w:type="spellStart"/>
+                      <w:r>
+                        <w:rPr>
+                          <w:rFonts w:ascii="Courier New" w:hAnsi="Courier New" w:cs="Courier New"/>
+                          <w:color w:val="000000" w:themeColor="text1"/>
+                          <w:sz w:val="16"/>
+                          <w:szCs w:val="16"/>
+                          <w:lang w:val="en-US"/>
+                        </w:rPr>
+                        <w:t>sorensen</w:t>
+                      </w:r>
+                      <w:proofErr w:type="spellEnd"/>
+                      <w:r>
+                        <w:rPr>
+                          <w:rFonts w:ascii="Courier New" w:hAnsi="Courier New" w:cs="Courier New"/>
+                          <w:color w:val="000000" w:themeColor="text1"/>
+                          <w:sz w:val="16"/>
+                          <w:szCs w:val="16"/>
+                          <w:lang w:val="en-US"/>
+                        </w:rPr>
+                        <w:t>[k,1] &lt;- ((2*c) / (S1+S2))</w:t>
+                      </w:r>
+                    </w:p>
+                    <w:p>
+                      <w:pPr>
+                        <w:spacing w:after="0"/>
+                        <w:rPr>
+                          <w:rFonts w:ascii="Courier New" w:hAnsi="Courier New" w:cs="Courier New"/>
+                          <w:color w:val="000000" w:themeColor="text1"/>
+                          <w:sz w:val="16"/>
+                          <w:szCs w:val="16"/>
+                          <w:lang w:val="en-US"/>
+                        </w:rPr>
+                      </w:pPr>
+                    </w:p>
+                    <w:p>
+                      <w:pPr>
+                        <w:spacing w:after="0"/>
+                        <w:rPr>
+                          <w:rFonts w:ascii="Courier New" w:hAnsi="Courier New" w:cs="Courier New"/>
+                          <w:color w:val="000000" w:themeColor="text1"/>
+                          <w:sz w:val="16"/>
+                          <w:szCs w:val="16"/>
+                          <w:lang w:val="en-US"/>
+                        </w:rPr>
+                      </w:pPr>
+                      <w:r>
+                        <w:rPr>
+                          <w:rFonts w:ascii="Courier New" w:hAnsi="Courier New" w:cs="Courier New"/>
+                          <w:color w:val="000000" w:themeColor="text1"/>
+                          <w:sz w:val="16"/>
+                          <w:szCs w:val="16"/>
+                          <w:lang w:val="en-US"/>
+                        </w:rPr>
+                        <w:t xml:space="preserve">      }</w:t>
+                      </w:r>
+                    </w:p>
+                    <w:p>
+                      <w:pPr>
+                        <w:spacing w:after="0"/>
+                        <w:rPr>
+                          <w:rFonts w:ascii="Courier New" w:hAnsi="Courier New" w:cs="Courier New"/>
+                          <w:color w:val="000000" w:themeColor="text1"/>
+                          <w:sz w:val="16"/>
+                          <w:szCs w:val="16"/>
+                          <w:lang w:val="en-US"/>
+                        </w:rPr>
+                      </w:pPr>
+                      <w:r>
+                        <w:rPr>
+                          <w:rFonts w:ascii="Courier New" w:hAnsi="Courier New" w:cs="Courier New"/>
+                          <w:color w:val="000000" w:themeColor="text1"/>
+                          <w:sz w:val="16"/>
+                          <w:szCs w:val="16"/>
+                          <w:lang w:val="en-US"/>
+                        </w:rPr>
+                        <w:t xml:space="preserve">#      </w:t>
+                      </w:r>
+                      <w:proofErr w:type="spellStart"/>
+                      <w:proofErr w:type="gramStart"/>
+                      <w:r>
+                        <w:rPr>
+                          <w:rFonts w:ascii="Courier New" w:hAnsi="Courier New" w:cs="Courier New"/>
+                          <w:color w:val="000000" w:themeColor="text1"/>
+                          <w:sz w:val="16"/>
+                          <w:szCs w:val="16"/>
+                          <w:lang w:val="en-US"/>
+                        </w:rPr>
+                        <w:t>rownames</w:t>
+                      </w:r>
+                      <w:proofErr w:type="spellEnd"/>
+                      <w:proofErr w:type="gramEnd"/>
+                      <w:r>
+                        <w:rPr>
+                          <w:rFonts w:ascii="Courier New" w:hAnsi="Courier New" w:cs="Courier New"/>
+                          <w:color w:val="000000" w:themeColor="text1"/>
+                          <w:sz w:val="16"/>
+                          <w:szCs w:val="16"/>
+                          <w:lang w:val="en-US"/>
+                        </w:rPr>
+                        <w:t>(</w:t>
+                      </w:r>
+                      <w:proofErr w:type="spellStart"/>
+                      <w:r>
+                        <w:rPr>
+                          <w:rFonts w:ascii="Courier New" w:hAnsi="Courier New" w:cs="Courier New"/>
+                          <w:color w:val="000000" w:themeColor="text1"/>
+                          <w:sz w:val="16"/>
+                          <w:szCs w:val="16"/>
+                          <w:lang w:val="en-US"/>
+                        </w:rPr>
+                        <w:t>sorensen</w:t>
+                      </w:r>
+                      <w:proofErr w:type="spellEnd"/>
+                      <w:r>
+                        <w:rPr>
+                          <w:rFonts w:ascii="Courier New" w:hAnsi="Courier New" w:cs="Courier New"/>
+                          <w:color w:val="000000" w:themeColor="text1"/>
+                          <w:sz w:val="16"/>
+                          <w:szCs w:val="16"/>
+                          <w:lang w:val="en-US"/>
+                        </w:rPr>
+                        <w:t>)[</w:t>
+                      </w:r>
+                      <w:proofErr w:type="spellStart"/>
+                      <w:r>
+                        <w:rPr>
+                          <w:rFonts w:ascii="Courier New" w:hAnsi="Courier New" w:cs="Courier New"/>
+                          <w:color w:val="000000" w:themeColor="text1"/>
+                          <w:sz w:val="16"/>
+                          <w:szCs w:val="16"/>
+                          <w:lang w:val="en-US"/>
+                        </w:rPr>
+                        <w:t>i</w:t>
+                      </w:r>
+                      <w:proofErr w:type="spellEnd"/>
+                      <w:r>
+                        <w:rPr>
+                          <w:rFonts w:ascii="Courier New" w:hAnsi="Courier New" w:cs="Courier New"/>
+                          <w:color w:val="000000" w:themeColor="text1"/>
+                          <w:sz w:val="16"/>
+                          <w:szCs w:val="16"/>
+                          <w:lang w:val="en-US"/>
+                        </w:rPr>
+                        <w:t>]&lt;-</w:t>
+                      </w:r>
+                      <w:proofErr w:type="spellStart"/>
+                      <w:r>
+                        <w:rPr>
+                          <w:rFonts w:ascii="Courier New" w:hAnsi="Courier New" w:cs="Courier New"/>
+                          <w:color w:val="000000" w:themeColor="text1"/>
+                          <w:sz w:val="16"/>
+                          <w:szCs w:val="16"/>
+                          <w:lang w:val="en-US"/>
+                        </w:rPr>
+                        <w:t>transect_i</w:t>
+                      </w:r>
+                      <w:proofErr w:type="spellEnd"/>
+                    </w:p>
+                    <w:p>
+                      <w:pPr>
+                        <w:spacing w:after="0"/>
+                        <w:rPr>
+                          <w:rFonts w:ascii="Courier New" w:hAnsi="Courier New" w:cs="Courier New"/>
+                          <w:color w:val="000000" w:themeColor="text1"/>
+                          <w:sz w:val="16"/>
+                          <w:szCs w:val="16"/>
+                          <w:lang w:val="en-US"/>
+                        </w:rPr>
+                      </w:pPr>
+                      <w:r>
+                        <w:rPr>
+                          <w:rFonts w:ascii="Courier New" w:hAnsi="Courier New" w:cs="Courier New"/>
+                          <w:color w:val="000000" w:themeColor="text1"/>
+                          <w:sz w:val="16"/>
+                          <w:szCs w:val="16"/>
+                          <w:lang w:val="en-US"/>
+                        </w:rPr>
+                        <w:t xml:space="preserve">#      </w:t>
+                      </w:r>
+                      <w:proofErr w:type="spellStart"/>
+                      <w:proofErr w:type="gramStart"/>
+                      <w:r>
+                        <w:rPr>
+                          <w:rFonts w:ascii="Courier New" w:hAnsi="Courier New" w:cs="Courier New"/>
+                          <w:color w:val="000000" w:themeColor="text1"/>
+                          <w:sz w:val="16"/>
+                          <w:szCs w:val="16"/>
+                          <w:lang w:val="en-US"/>
+                        </w:rPr>
+                        <w:t>rownames</w:t>
+                      </w:r>
+                      <w:proofErr w:type="spellEnd"/>
+                      <w:proofErr w:type="gramEnd"/>
+                      <w:r>
+                        <w:rPr>
+                          <w:rFonts w:ascii="Courier New" w:hAnsi="Courier New" w:cs="Courier New"/>
+                          <w:color w:val="000000" w:themeColor="text1"/>
+                          <w:sz w:val="16"/>
+                          <w:szCs w:val="16"/>
+                          <w:lang w:val="en-US"/>
+                        </w:rPr>
+                        <w:t>(</w:t>
+                      </w:r>
+                      <w:proofErr w:type="spellStart"/>
+                      <w:r>
+                        <w:rPr>
+                          <w:rFonts w:ascii="Courier New" w:hAnsi="Courier New" w:cs="Courier New"/>
+                          <w:color w:val="000000" w:themeColor="text1"/>
+                          <w:sz w:val="16"/>
+                          <w:szCs w:val="16"/>
+                          <w:lang w:val="en-US"/>
+                        </w:rPr>
+                        <w:t>sorensen</w:t>
+                      </w:r>
+                      <w:proofErr w:type="spellEnd"/>
+                      <w:r>
+                        <w:rPr>
+                          <w:rFonts w:ascii="Courier New" w:hAnsi="Courier New" w:cs="Courier New"/>
+                          <w:color w:val="000000" w:themeColor="text1"/>
+                          <w:sz w:val="16"/>
+                          <w:szCs w:val="16"/>
+                          <w:lang w:val="en-US"/>
+                        </w:rPr>
+                        <w:t>)[k]&lt;-</w:t>
+                      </w:r>
+                      <w:proofErr w:type="spellStart"/>
+                      <w:r>
+                        <w:rPr>
+                          <w:rFonts w:ascii="Courier New" w:hAnsi="Courier New" w:cs="Courier New"/>
+                          <w:color w:val="000000" w:themeColor="text1"/>
+                          <w:sz w:val="16"/>
+                          <w:szCs w:val="16"/>
+                          <w:lang w:val="en-US"/>
+                        </w:rPr>
+                        <w:t>transekt</w:t>
+                      </w:r>
+                      <w:proofErr w:type="spellEnd"/>
+                    </w:p>
+                    <w:p>
+                      <w:pPr>
+                        <w:spacing w:after="0"/>
+                        <w:rPr>
+                          <w:rFonts w:ascii="Courier New" w:hAnsi="Courier New" w:cs="Courier New"/>
+                          <w:color w:val="000000" w:themeColor="text1"/>
+                          <w:sz w:val="16"/>
+                          <w:szCs w:val="16"/>
+                          <w:lang w:val="en-US"/>
+                        </w:rPr>
+                      </w:pPr>
+                      <w:r>
+                        <w:rPr>
+                          <w:rFonts w:ascii="Courier New" w:hAnsi="Courier New" w:cs="Courier New"/>
+                          <w:color w:val="000000" w:themeColor="text1"/>
+                          <w:sz w:val="16"/>
+                          <w:szCs w:val="16"/>
+                          <w:lang w:val="en-US"/>
+                        </w:rPr>
+                        <w:t xml:space="preserve">      k=k+1</w:t>
+                      </w:r>
+                    </w:p>
+                    <w:p>
+                      <w:pPr>
+                        <w:spacing w:after="0"/>
+                        <w:rPr>
+                          <w:rFonts w:ascii="Courier New" w:hAnsi="Courier New" w:cs="Courier New"/>
+                          <w:color w:val="000000" w:themeColor="text1"/>
+                          <w:sz w:val="16"/>
+                          <w:szCs w:val="16"/>
+                          <w:lang w:val="en-US"/>
+                        </w:rPr>
+                      </w:pPr>
+                      <w:r>
+                        <w:rPr>
+                          <w:rFonts w:ascii="Courier New" w:hAnsi="Courier New" w:cs="Courier New"/>
+                          <w:color w:val="000000" w:themeColor="text1"/>
+                          <w:sz w:val="16"/>
+                          <w:szCs w:val="16"/>
+                          <w:lang w:val="en-US"/>
+                        </w:rPr>
+                        <w:t xml:space="preserve">    }</w:t>
+                      </w:r>
+                    </w:p>
+                    <w:p>
+                      <w:pPr>
+                        <w:spacing w:after="0"/>
+                        <w:rPr>
+                          <w:rFonts w:ascii="Courier New" w:hAnsi="Courier New" w:cs="Courier New"/>
+                          <w:color w:val="000000" w:themeColor="text1"/>
+                          <w:sz w:val="16"/>
+                          <w:szCs w:val="16"/>
+                          <w:lang w:val="en-US"/>
+                        </w:rPr>
+                      </w:pPr>
+                      <w:r>
+                        <w:rPr>
+                          <w:rFonts w:ascii="Courier New" w:hAnsi="Courier New" w:cs="Courier New"/>
+                          <w:color w:val="000000" w:themeColor="text1"/>
+                          <w:sz w:val="16"/>
+                          <w:szCs w:val="16"/>
+                          <w:lang w:val="en-US"/>
+                        </w:rPr>
+                        <w:t xml:space="preserve">    </w:t>
+                      </w:r>
+                      <w:proofErr w:type="spellStart"/>
+                      <w:r>
+                        <w:rPr>
+                          <w:rFonts w:ascii="Courier New" w:hAnsi="Courier New" w:cs="Courier New"/>
+                          <w:color w:val="000000" w:themeColor="text1"/>
+                          <w:sz w:val="16"/>
+                          <w:szCs w:val="16"/>
+                          <w:lang w:val="en-US"/>
+                        </w:rPr>
+                        <w:t>sormat</w:t>
+                      </w:r>
+                      <w:proofErr w:type="spellEnd"/>
+                      <w:r>
+                        <w:rPr>
+                          <w:rFonts w:ascii="Courier New" w:hAnsi="Courier New" w:cs="Courier New"/>
+                          <w:color w:val="000000" w:themeColor="text1"/>
+                          <w:sz w:val="16"/>
+                          <w:szCs w:val="16"/>
+                          <w:lang w:val="en-US"/>
+                        </w:rPr>
+                        <w:t xml:space="preserve"> &lt;- </w:t>
+                      </w:r>
+                      <w:proofErr w:type="spellStart"/>
+                      <w:proofErr w:type="gramStart"/>
+                      <w:r>
+                        <w:rPr>
+                          <w:rFonts w:ascii="Courier New" w:hAnsi="Courier New" w:cs="Courier New"/>
+                          <w:color w:val="000000" w:themeColor="text1"/>
+                          <w:sz w:val="16"/>
+                          <w:szCs w:val="16"/>
+                          <w:lang w:val="en-US"/>
+                        </w:rPr>
+                        <w:t>cbind</w:t>
+                      </w:r>
+                      <w:proofErr w:type="spellEnd"/>
+                      <w:r>
+                        <w:rPr>
+                          <w:rFonts w:ascii="Courier New" w:hAnsi="Courier New" w:cs="Courier New"/>
+                          <w:color w:val="000000" w:themeColor="text1"/>
+                          <w:sz w:val="16"/>
+                          <w:szCs w:val="16"/>
+                          <w:lang w:val="en-US"/>
+                        </w:rPr>
+                        <w:t>(</w:t>
+                      </w:r>
+                      <w:proofErr w:type="spellStart"/>
+                      <w:proofErr w:type="gramEnd"/>
+                      <w:r>
+                        <w:rPr>
+                          <w:rFonts w:ascii="Courier New" w:hAnsi="Courier New" w:cs="Courier New"/>
+                          <w:color w:val="000000" w:themeColor="text1"/>
+                          <w:sz w:val="16"/>
+                          <w:szCs w:val="16"/>
+                          <w:lang w:val="en-US"/>
+                        </w:rPr>
+                        <w:t>sormat</w:t>
+                      </w:r>
+                      <w:proofErr w:type="spellEnd"/>
+                      <w:r>
+                        <w:rPr>
+                          <w:rFonts w:ascii="Courier New" w:hAnsi="Courier New" w:cs="Courier New"/>
+                          <w:color w:val="000000" w:themeColor="text1"/>
+                          <w:sz w:val="16"/>
+                          <w:szCs w:val="16"/>
+                          <w:lang w:val="en-US"/>
+                        </w:rPr>
+                        <w:t xml:space="preserve">, </w:t>
+                      </w:r>
+                      <w:proofErr w:type="spellStart"/>
+                      <w:r>
+                        <w:rPr>
+                          <w:rFonts w:ascii="Courier New" w:hAnsi="Courier New" w:cs="Courier New"/>
+                          <w:color w:val="000000" w:themeColor="text1"/>
+                          <w:sz w:val="16"/>
+                          <w:szCs w:val="16"/>
+                          <w:lang w:val="en-US"/>
+                        </w:rPr>
+                        <w:t>sorensen</w:t>
+                      </w:r>
+                      <w:proofErr w:type="spellEnd"/>
+                      <w:r>
+                        <w:rPr>
+                          <w:rFonts w:ascii="Courier New" w:hAnsi="Courier New" w:cs="Courier New"/>
+                          <w:color w:val="000000" w:themeColor="text1"/>
+                          <w:sz w:val="16"/>
+                          <w:szCs w:val="16"/>
+                          <w:lang w:val="en-US"/>
+                        </w:rPr>
+                        <w:t>)</w:t>
+                      </w:r>
+                    </w:p>
+                    <w:p>
+                      <w:pPr>
+                        <w:spacing w:after="0"/>
+                        <w:rPr>
+                          <w:rFonts w:ascii="Courier New" w:hAnsi="Courier New" w:cs="Courier New"/>
+                          <w:color w:val="000000" w:themeColor="text1"/>
+                          <w:sz w:val="16"/>
+                          <w:szCs w:val="16"/>
+                          <w:lang w:val="en-US"/>
+                        </w:rPr>
+                      </w:pPr>
+                      <w:r>
+                        <w:rPr>
+                          <w:rFonts w:ascii="Courier New" w:hAnsi="Courier New" w:cs="Courier New"/>
+                          <w:color w:val="000000" w:themeColor="text1"/>
+                          <w:sz w:val="16"/>
+                          <w:szCs w:val="16"/>
+                          <w:lang w:val="en-US"/>
+                        </w:rPr>
+                        <w:t xml:space="preserve">    </w:t>
+                      </w:r>
+                      <w:proofErr w:type="spellStart"/>
+                      <w:r>
+                        <w:rPr>
+                          <w:rFonts w:ascii="Courier New" w:hAnsi="Courier New" w:cs="Courier New"/>
+                          <w:color w:val="000000" w:themeColor="text1"/>
+                          <w:sz w:val="16"/>
+                          <w:szCs w:val="16"/>
+                          <w:lang w:val="en-US"/>
+                        </w:rPr>
+                        <w:t>sormat</w:t>
+                      </w:r>
+                      <w:proofErr w:type="spellEnd"/>
+                      <w:r>
+                        <w:rPr>
+                          <w:rFonts w:ascii="Courier New" w:hAnsi="Courier New" w:cs="Courier New"/>
+                          <w:color w:val="000000" w:themeColor="text1"/>
+                          <w:sz w:val="16"/>
+                          <w:szCs w:val="16"/>
+                          <w:lang w:val="en-US"/>
+                        </w:rPr>
+                        <w:t>[</w:t>
+                      </w:r>
+                      <w:proofErr w:type="spellStart"/>
+                      <w:proofErr w:type="gramStart"/>
+                      <w:r>
+                        <w:rPr>
+                          <w:rFonts w:ascii="Courier New" w:hAnsi="Courier New" w:cs="Courier New"/>
+                          <w:color w:val="000000" w:themeColor="text1"/>
+                          <w:sz w:val="16"/>
+                          <w:szCs w:val="16"/>
+                          <w:lang w:val="en-US"/>
+                        </w:rPr>
+                        <w:t>i,i</w:t>
+                      </w:r>
+                      <w:proofErr w:type="spellEnd"/>
+                      <w:proofErr w:type="gramEnd"/>
+                      <w:r>
+                        <w:rPr>
+                          <w:rFonts w:ascii="Courier New" w:hAnsi="Courier New" w:cs="Courier New"/>
+                          <w:color w:val="000000" w:themeColor="text1"/>
+                          <w:sz w:val="16"/>
+                          <w:szCs w:val="16"/>
+                          <w:lang w:val="en-US"/>
+                        </w:rPr>
+                        <w:t>] &lt;- NA</w:t>
+                      </w:r>
+                    </w:p>
+                    <w:p>
+                      <w:pPr>
+                        <w:spacing w:after="0"/>
+                        <w:rPr>
+                          <w:rFonts w:ascii="Courier New" w:hAnsi="Courier New" w:cs="Courier New"/>
+                          <w:color w:val="000000" w:themeColor="text1"/>
+                          <w:sz w:val="16"/>
+                          <w:szCs w:val="16"/>
+                          <w:lang w:val="en-US"/>
+                        </w:rPr>
+                      </w:pPr>
+                      <w:r>
+                        <w:rPr>
+                          <w:rFonts w:ascii="Courier New" w:hAnsi="Courier New" w:cs="Courier New"/>
+                          <w:color w:val="000000" w:themeColor="text1"/>
+                          <w:sz w:val="16"/>
+                          <w:szCs w:val="16"/>
+                          <w:lang w:val="en-US"/>
+                        </w:rPr>
+                        <w:t xml:space="preserve">    </w:t>
+                      </w:r>
+                      <w:proofErr w:type="spellStart"/>
+                      <w:r>
+                        <w:rPr>
+                          <w:rFonts w:ascii="Courier New" w:hAnsi="Courier New" w:cs="Courier New"/>
+                          <w:color w:val="000000" w:themeColor="text1"/>
+                          <w:sz w:val="16"/>
+                          <w:szCs w:val="16"/>
+                          <w:lang w:val="en-US"/>
+                        </w:rPr>
+                        <w:t>i</w:t>
+                      </w:r>
+                      <w:proofErr w:type="spellEnd"/>
+                      <w:r>
+                        <w:rPr>
+                          <w:rFonts w:ascii="Courier New" w:hAnsi="Courier New" w:cs="Courier New"/>
+                          <w:color w:val="000000" w:themeColor="text1"/>
+                          <w:sz w:val="16"/>
+                          <w:szCs w:val="16"/>
+                          <w:lang w:val="en-US"/>
+                        </w:rPr>
+                        <w:t>=i+1</w:t>
+                      </w:r>
+                    </w:p>
+                    <w:p>
+                      <w:pPr>
+                        <w:spacing w:after="0"/>
+                        <w:rPr>
+                          <w:rFonts w:ascii="Courier New" w:hAnsi="Courier New" w:cs="Courier New"/>
+                          <w:color w:val="000000" w:themeColor="text1"/>
+                          <w:sz w:val="16"/>
+                          <w:szCs w:val="16"/>
+                        </w:rPr>
+                      </w:pPr>
+                      <w:r>
+                        <w:rPr>
+                          <w:rFonts w:ascii="Courier New" w:hAnsi="Courier New" w:cs="Courier New"/>
+                          <w:color w:val="000000" w:themeColor="text1"/>
+                          <w:sz w:val="16"/>
+                          <w:szCs w:val="16"/>
+                          <w:lang w:val="en-US"/>
+                        </w:rPr>
+                        <w:t xml:space="preserve">  </w:t>
+                      </w:r>
+                      <w:r>
+                        <w:rPr>
+                          <w:rFonts w:ascii="Courier New" w:hAnsi="Courier New" w:cs="Courier New"/>
+                          <w:color w:val="000000" w:themeColor="text1"/>
+                          <w:sz w:val="16"/>
+                          <w:szCs w:val="16"/>
+                        </w:rPr>
+                        <w:t xml:space="preserve">}  </w:t>
+                      </w:r>
+                    </w:p>
+                    <w:p>
+                      <w:pPr>
+                        <w:spacing w:after="0"/>
+                        <w:rPr>
+                          <w:rFonts w:ascii="Courier New" w:hAnsi="Courier New" w:cs="Courier New"/>
+                          <w:color w:val="000000" w:themeColor="text1"/>
+                          <w:sz w:val="16"/>
+                          <w:szCs w:val="16"/>
+                        </w:rPr>
+                      </w:pPr>
+                      <w:r>
+                        <w:rPr>
+                          <w:rFonts w:ascii="Courier New" w:hAnsi="Courier New" w:cs="Courier New"/>
+                          <w:color w:val="000000" w:themeColor="text1"/>
+                          <w:sz w:val="16"/>
+                          <w:szCs w:val="16"/>
+                        </w:rPr>
+                        <w:t xml:space="preserve">    </w:t>
+                      </w:r>
+                      <w:proofErr w:type="gramStart"/>
+                      <w:r>
+                        <w:rPr>
+                          <w:rFonts w:ascii="Courier New" w:hAnsi="Courier New" w:cs="Courier New"/>
+                          <w:color w:val="000000" w:themeColor="text1"/>
+                          <w:sz w:val="16"/>
+                          <w:szCs w:val="16"/>
+                        </w:rPr>
+                        <w:t>return</w:t>
+                      </w:r>
+                      <w:proofErr w:type="gramEnd"/>
+                      <w:r>
+                        <w:rPr>
+                          <w:rFonts w:ascii="Courier New" w:hAnsi="Courier New" w:cs="Courier New"/>
+                          <w:color w:val="000000" w:themeColor="text1"/>
+                          <w:sz w:val="16"/>
+                          <w:szCs w:val="16"/>
+                        </w:rPr>
+                        <w:t>(</w:t>
+                      </w:r>
+                      <w:proofErr w:type="spellStart"/>
+                      <w:r>
+                        <w:rPr>
+                          <w:rFonts w:ascii="Courier New" w:hAnsi="Courier New" w:cs="Courier New"/>
+                          <w:color w:val="000000" w:themeColor="text1"/>
+                          <w:sz w:val="16"/>
+                          <w:szCs w:val="16"/>
+                        </w:rPr>
+                        <w:t>sormat</w:t>
+                      </w:r>
+                      <w:proofErr w:type="spellEnd"/>
+                      <w:r>
+                        <w:rPr>
+                          <w:rFonts w:ascii="Courier New" w:hAnsi="Courier New" w:cs="Courier New"/>
+                          <w:color w:val="000000" w:themeColor="text1"/>
+                          <w:sz w:val="16"/>
+                          <w:szCs w:val="16"/>
+                        </w:rPr>
+                        <w:t>)</w:t>
+                      </w:r>
+                    </w:p>
+                    <w:p>
+                      <w:pPr>
+                        <w:spacing w:after="0"/>
+                        <w:rPr>
+                          <w:rFonts w:ascii="Courier New" w:hAnsi="Courier New" w:cs="Courier New"/>
+                          <w:color w:val="000000" w:themeColor="text1"/>
+                          <w:sz w:val="16"/>
+                          <w:szCs w:val="16"/>
+                        </w:rPr>
+                      </w:pPr>
+                    </w:p>
+                    <w:p>
+                      <w:pPr>
+                        <w:spacing w:after="0"/>
+                        <w:rPr>
+                          <w:rFonts w:ascii="Courier New" w:hAnsi="Courier New" w:cs="Courier New"/>
+                          <w:color w:val="000000" w:themeColor="text1"/>
+                          <w:sz w:val="16"/>
+                          <w:szCs w:val="16"/>
+                        </w:rPr>
+                      </w:pPr>
+                      <w:r>
+                        <w:rPr>
+                          <w:rFonts w:ascii="Courier New" w:hAnsi="Courier New" w:cs="Courier New"/>
+                          <w:color w:val="000000" w:themeColor="text1"/>
+                          <w:sz w:val="16"/>
+                          <w:szCs w:val="16"/>
+                        </w:rPr>
+                        <w:t>}</w:t>
+                      </w:r>
+                    </w:p>
+                  </w:txbxContent>
+                </v:textbox>
+                <w10:wrap anchorx="margin"/>
+              </v:rect>
+            </w:pict>
+          </mc:Fallback>
+        </mc:AlternateContent>
+      </w:r>
     </w:p>
     <w:sectPr>
       <w:pgSz w:w="11906" w:h="16838"/>
